--- a/Lesson_02_Narrative_Present.docx
+++ b/Lesson_02_Narrative_Present.docx
@@ -2,24 +2,7 @@
 <file path=word/document.xml><?xml version="1.0" encoding="utf-8"?>
 <w:document xmlns:w="http://schemas.openxmlformats.org/wordprocessingml/2006/main" xmlns:m="http://schemas.openxmlformats.org/officeDocument/2006/math" xmlns:r="http://schemas.openxmlformats.org/officeDocument/2006/relationships" xmlns:o="urn:schemas-microsoft-com:office:office" xmlns:v="urn:schemas-microsoft-com:vml" xmlns:w10="urn:schemas-microsoft-com:office:word" xmlns:a="http://schemas.openxmlformats.org/drawingml/2006/main" xmlns:pic="http://schemas.openxmlformats.org/drawingml/2006/picture" xmlns:wp="http://schemas.openxmlformats.org/drawingml/2006/wordprocessingDrawing">
   <w:body>
-    <w:bookmarkStart w:id="23" w:name="the-acts-of-mar-yukhannan"/>
-    <w:p>
-      <w:pPr>
-        <w:pStyle w:val="Heading1"/>
-      </w:pPr>
-      <w:r>
-        <w:t xml:space="preserve">The Acts of Mar Yukhannan</w:t>
-      </w:r>
-    </w:p>
-    <w:p>
-      <w:pPr>
-        <w:pStyle w:val="FirstParagraph"/>
-      </w:pPr>
-      <w:r>
-        <w:t xml:space="preserve">An Immersive Syriac Language Course</w:t>
-      </w:r>
-    </w:p>
-    <w:bookmarkStart w:id="22" w:name="lesson-2"/>
+    <w:bookmarkStart w:id="32" w:name="lesson-2"/>
     <w:p>
       <w:pPr>
         <w:pStyle w:val="Heading2"/>
@@ -28,35 +11,13 @@
         <w:t xml:space="preserve">LESSON 2</w:t>
       </w:r>
     </w:p>
-    <w:bookmarkStart w:id="21" w:name="Xbbd29d30b57ae3e35355623a773d8ea109b74c7"/>
+    <w:bookmarkStart w:id="31" w:name="Xbbd29d30b57ae3e35355623a773d8ea109b74c7"/>
     <w:p>
       <w:pPr>
         <w:pStyle w:val="Heading3"/>
       </w:pPr>
       <w:r>
         <w:t xml:space="preserve">The Narrative Present: Participles and Enclitics</w:t>
-      </w:r>
-    </w:p>
-    <w:p>
-      <w:pPr>
-        <w:pStyle w:val="FirstParagraph"/>
-      </w:pPr>
-      <w:r>
-        <w:rPr>
-          <w:i/>
-          <w:iCs/>
-        </w:rPr>
-        <w:t xml:space="preserve">Estrangela script · Transliteration · English translation</w:t>
-      </w:r>
-      <w:r>
-        <w:t xml:space="preserve"> </w:t>
-      </w:r>
-      <w:r>
-        <w:rPr>
-          <w:i/>
-          <w:iCs/>
-        </w:rPr>
-        <w:t xml:space="preserve">Greek · Latin · Arabic · Hebrew cross-references throughout</w:t>
       </w:r>
     </w:p>
     <w:p>
@@ -66,7 +27,7 @@
         </w:pict>
       </w:r>
     </w:p>
-    <w:bookmarkStart w:id="9" w:name="section-1-review-of-lesson-1"/>
+    <w:bookmarkStart w:id="20" w:name="section-1-review-of-lesson-1"/>
     <w:p>
       <w:pPr>
         <w:pStyle w:val="Heading4"/>
@@ -86,9 +47,11 @@
         </w:rPr>
         <w:t xml:space="preserve">Quick Summary</w:t>
       </w:r>
-      <w:r>
-        <w:t xml:space="preserve"> </w:t>
-      </w:r>
+    </w:p>
+    <w:p>
+      <w:pPr>
+        <w:pStyle w:val="BodyText"/>
+      </w:pPr>
       <w:r>
         <w:t xml:space="preserve">In Lesson 1, we established the basic building blocks of Syriac syntax. We learned that Syriac sentences do not strictly require a</w:t>
       </w:r>
@@ -96,7 +59,13 @@
         <w:t xml:space="preserve"> </w:t>
       </w:r>
       <w:r>
-        <w:t xml:space="preserve">“to be”</w:t>
+        <w:t xml:space="preserve">“</w:t>
+      </w:r>
+      <w:r>
+        <w:t xml:space="preserve">to be</w:t>
+      </w:r>
+      <w:r>
+        <w:t xml:space="preserve">”</w:t>
       </w:r>
       <w:r>
         <w:t xml:space="preserve"> </w:t>
@@ -124,7 +93,13 @@
         <w:t xml:space="preserve"> </w:t>
       </w:r>
       <w:r>
-        <w:t xml:space="preserve">“The king [is] good”</w:t>
+        <w:t xml:space="preserve">“</w:t>
+      </w:r>
+      <w:r>
+        <w:t xml:space="preserve">The king [is] good</w:t>
+      </w:r>
+      <w:r>
+        <w:t xml:space="preserve">”</w:t>
       </w:r>
       <w:r>
         <w:t xml:space="preserve">). We also looked at the absolute versus empathic states of nouns, with the emphatic ending in</w:t>
@@ -156,9 +131,11 @@
         </w:rPr>
         <w:t xml:space="preserve">5-Question Warm-Up Drill</w:t>
       </w:r>
-      <w:r>
-        <w:t xml:space="preserve"> </w:t>
-      </w:r>
+    </w:p>
+    <w:p>
+      <w:pPr>
+        <w:pStyle w:val="BodyText"/>
+      </w:pPr>
       <w:r>
         <w:rPr>
           <w:i/>
@@ -166,11 +143,17 @@
         </w:rPr>
         <w:t xml:space="preserve">(Answers in Section 9)</w:t>
       </w:r>
-      <w:r>
-        <w:t xml:space="preserve"> </w:t>
-      </w:r>
-      <w:r>
-        <w:t xml:space="preserve">1. Translate:</w:t>
+    </w:p>
+    <w:p>
+      <w:pPr>
+        <w:pStyle w:val="Compact"/>
+        <w:numPr>
+          <w:ilvl w:val="0"/>
+          <w:numId w:val="1001"/>
+        </w:numPr>
+      </w:pPr>
+      <w:r>
+        <w:t xml:space="preserve">Translate:</w:t>
       </w:r>
       <w:r>
         <w:t xml:space="preserve"> </w:t>
@@ -185,17 +168,29 @@
       <w:r>
         <w:t xml:space="preserve">.</w:t>
       </w:r>
-      <w:r>
-        <w:t xml:space="preserve"> </w:t>
-      </w:r>
-      <w:r>
-        <w:t xml:space="preserve">2. What is the Syriac absolute state for</w:t>
-      </w:r>
-      <w:r>
-        <w:t xml:space="preserve"> </w:t>
-      </w:r>
-      <w:r>
-        <w:t xml:space="preserve">“word”</w:t>
+    </w:p>
+    <w:p>
+      <w:pPr>
+        <w:pStyle w:val="Compact"/>
+        <w:numPr>
+          <w:ilvl w:val="0"/>
+          <w:numId w:val="1001"/>
+        </w:numPr>
+      </w:pPr>
+      <w:r>
+        <w:t xml:space="preserve">What is the Syriac absolute state for</w:t>
+      </w:r>
+      <w:r>
+        <w:t xml:space="preserve"> </w:t>
+      </w:r>
+      <w:r>
+        <w:t xml:space="preserve">“</w:t>
+      </w:r>
+      <w:r>
+        <w:t xml:space="preserve">word</w:t>
+      </w:r>
+      <w:r>
+        <w:t xml:space="preserve">”</w:t>
       </w:r>
       <w:r>
         <w:t xml:space="preserve"> </w:t>
@@ -216,17 +211,29 @@
       <w:r>
         <w:t xml:space="preserve">)?</w:t>
       </w:r>
-      <w:r>
-        <w:t xml:space="preserve"> </w:t>
-      </w:r>
-      <w:r>
-        <w:t xml:space="preserve">3. How do you say</w:t>
-      </w:r>
-      <w:r>
-        <w:t xml:space="preserve"> </w:t>
-      </w:r>
-      <w:r>
-        <w:t xml:space="preserve">“We”</w:t>
+    </w:p>
+    <w:p>
+      <w:pPr>
+        <w:pStyle w:val="Compact"/>
+        <w:numPr>
+          <w:ilvl w:val="0"/>
+          <w:numId w:val="1001"/>
+        </w:numPr>
+      </w:pPr>
+      <w:r>
+        <w:t xml:space="preserve">How do you say</w:t>
+      </w:r>
+      <w:r>
+        <w:t xml:space="preserve"> </w:t>
+      </w:r>
+      <w:r>
+        <w:t xml:space="preserve">“</w:t>
+      </w:r>
+      <w:r>
+        <w:t xml:space="preserve">We</w:t>
+      </w:r>
+      <w:r>
+        <w:t xml:space="preserve">”</w:t>
       </w:r>
       <w:r>
         <w:t xml:space="preserve"> </w:t>
@@ -234,17 +241,29 @@
       <w:r>
         <w:t xml:space="preserve">in Syriac?</w:t>
       </w:r>
-      <w:r>
-        <w:t xml:space="preserve"> </w:t>
-      </w:r>
-      <w:r>
-        <w:t xml:space="preserve">4. What particle is used to express</w:t>
-      </w:r>
-      <w:r>
-        <w:t xml:space="preserve"> </w:t>
-      </w:r>
-      <w:r>
-        <w:t xml:space="preserve">“of”</w:t>
+    </w:p>
+    <w:p>
+      <w:pPr>
+        <w:pStyle w:val="Compact"/>
+        <w:numPr>
+          <w:ilvl w:val="0"/>
+          <w:numId w:val="1001"/>
+        </w:numPr>
+      </w:pPr>
+      <w:r>
+        <w:t xml:space="preserve">What particle is used to express</w:t>
+      </w:r>
+      <w:r>
+        <w:t xml:space="preserve"> </w:t>
+      </w:r>
+      <w:r>
+        <w:t xml:space="preserve">“</w:t>
+      </w:r>
+      <w:r>
+        <w:t xml:space="preserve">of</w:t>
+      </w:r>
+      <w:r>
+        <w:t xml:space="preserve">”</w:t>
       </w:r>
       <w:r>
         <w:t xml:space="preserve">,</w:t>
@@ -253,7 +272,13 @@
         <w:t xml:space="preserve"> </w:t>
       </w:r>
       <w:r>
-        <w:t xml:space="preserve">“who”</w:t>
+        <w:t xml:space="preserve">“</w:t>
+      </w:r>
+      <w:r>
+        <w:t xml:space="preserve">who</w:t>
+      </w:r>
+      <w:r>
+        <w:t xml:space="preserve">”</w:t>
       </w:r>
       <w:r>
         <w:t xml:space="preserve">, or</w:t>
@@ -262,16 +287,28 @@
         <w:t xml:space="preserve"> </w:t>
       </w:r>
       <w:r>
-        <w:t xml:space="preserve">“that”</w:t>
+        <w:t xml:space="preserve">“</w:t>
+      </w:r>
+      <w:r>
+        <w:t xml:space="preserve">that</w:t>
+      </w:r>
+      <w:r>
+        <w:t xml:space="preserve">”</w:t>
       </w:r>
       <w:r>
         <w:t xml:space="preserve">?</w:t>
       </w:r>
-      <w:r>
-        <w:t xml:space="preserve"> </w:t>
-      </w:r>
-      <w:r>
-        <w:t xml:space="preserve">5. In</w:t>
+    </w:p>
+    <w:p>
+      <w:pPr>
+        <w:pStyle w:val="Compact"/>
+        <w:numPr>
+          <w:ilvl w:val="0"/>
+          <w:numId w:val="1001"/>
+        </w:numPr>
+      </w:pPr>
+      <w:r>
+        <w:t xml:space="preserve">In</w:t>
       </w:r>
       <w:r>
         <w:t xml:space="preserve"> </w:t>
@@ -326,8 +363,8 @@
         </w:pict>
       </w:r>
     </w:p>
-    <w:bookmarkEnd w:id="9"/>
-    <w:bookmarkStart w:id="10" w:name="X2a7f47566e2cfb216b52aa9cd4cdc2098a633c6"/>
+    <w:bookmarkEnd w:id="20"/>
+    <w:bookmarkStart w:id="21" w:name="X2a7f47566e2cfb216b52aa9cd4cdc2098a633c6"/>
     <w:p>
       <w:pPr>
         <w:pStyle w:val="Heading4"/>
@@ -347,7 +384,13 @@
         <w:t xml:space="preserve"> </w:t>
       </w:r>
       <w:r>
-        <w:t xml:space="preserve">“present tense”</w:t>
+        <w:t xml:space="preserve">“</w:t>
+      </w:r>
+      <w:r>
+        <w:t xml:space="preserve">present tense</w:t>
+      </w:r>
+      <w:r>
+        <w:t xml:space="preserve">”</w:t>
       </w:r>
       <w:r>
         <w:t xml:space="preserve"> </w:t>
@@ -359,7 +402,13 @@
         <w:t xml:space="preserve"> </w:t>
       </w:r>
       <w:r>
-        <w:t xml:space="preserve">“I walk”</w:t>
+        <w:t xml:space="preserve">“</w:t>
+      </w:r>
+      <w:r>
+        <w:t xml:space="preserve">I walk</w:t>
+      </w:r>
+      <w:r>
+        <w:t xml:space="preserve">”</w:t>
       </w:r>
       <w:r>
         <w:t xml:space="preserve">, περιπατῶ). Participles are verbal adjectives (e.g.,</w:t>
@@ -368,7 +417,10 @@
         <w:t xml:space="preserve"> </w:t>
       </w:r>
       <w:r>
-        <w:t xml:space="preserve">“the</w:t>
+        <w:t xml:space="preserve">“</w:t>
+      </w:r>
+      <w:r>
+        <w:t xml:space="preserve">the</w:t>
       </w:r>
       <w:r>
         <w:t xml:space="preserve"> </w:t>
@@ -384,7 +436,10 @@
         <w:t xml:space="preserve"> </w:t>
       </w:r>
       <w:r>
-        <w:t xml:space="preserve">man”</w:t>
+        <w:t xml:space="preserve">man</w:t>
+      </w:r>
+      <w:r>
+        <w:t xml:space="preserve">”</w:t>
       </w:r>
       <w:r>
         <w:t xml:space="preserve">).</w:t>
@@ -417,7 +472,13 @@
         <w:t xml:space="preserve"> </w:t>
       </w:r>
       <w:r>
-        <w:t xml:space="preserve">“I write”</w:t>
+        <w:t xml:space="preserve">“</w:t>
+      </w:r>
+      <w:r>
+        <w:t xml:space="preserve">I write</w:t>
+      </w:r>
+      <w:r>
+        <w:t xml:space="preserve">”</w:t>
       </w:r>
       <w:r>
         <w:t xml:space="preserve"> </w:t>
@@ -429,7 +490,13 @@
         <w:t xml:space="preserve"> </w:t>
       </w:r>
       <w:r>
-        <w:t xml:space="preserve">“Writing [am] I.”</w:t>
+        <w:t xml:space="preserve">“</w:t>
+      </w:r>
+      <w:r>
+        <w:t xml:space="preserve">Writing [am] I.</w:t>
+      </w:r>
+      <w:r>
+        <w:t xml:space="preserve">”</w:t>
       </w:r>
     </w:p>
     <w:p>
@@ -443,15 +510,15 @@
         </w:rPr>
         <w:t xml:space="preserve">Cross-Linguistic Comparison</w:t>
       </w:r>
-      <w:r>
-        <w:t xml:space="preserve"> </w:t>
-      </w:r>
-      <w:r>
-        <w:t xml:space="preserve">*</w:t>
-      </w:r>
-      <w:r>
-        <w:t xml:space="preserve"> </w:t>
-      </w:r>
+    </w:p>
+    <w:p>
+      <w:pPr>
+        <w:pStyle w:val="Compact"/>
+        <w:numPr>
+          <w:ilvl w:val="0"/>
+          <w:numId w:val="1002"/>
+        </w:numPr>
+      </w:pPr>
       <w:r>
         <w:rPr>
           <w:b/>
@@ -478,15 +545,15 @@
       <w:r>
         <w:t xml:space="preserve">= I am writing).</w:t>
       </w:r>
-      <w:r>
-        <w:t xml:space="preserve"> </w:t>
-      </w:r>
-      <w:r>
-        <w:t xml:space="preserve">*</w:t>
-      </w:r>
-      <w:r>
-        <w:t xml:space="preserve"> </w:t>
-      </w:r>
+    </w:p>
+    <w:p>
+      <w:pPr>
+        <w:pStyle w:val="Compact"/>
+        <w:numPr>
+          <w:ilvl w:val="0"/>
+          <w:numId w:val="1002"/>
+        </w:numPr>
+      </w:pPr>
       <w:r>
         <w:rPr>
           <w:b/>
@@ -514,7 +581,13 @@
         <w:t xml:space="preserve"> </w:t>
       </w:r>
       <w:r>
-        <w:t xml:space="preserve">“he writes”</w:t>
+        <w:t xml:space="preserve">“</w:t>
+      </w:r>
+      <w:r>
+        <w:t xml:space="preserve">he writes</w:t>
+      </w:r>
+      <w:r>
+        <w:t xml:space="preserve">”</w:t>
       </w:r>
       <w:r>
         <w:t xml:space="preserve">). The active participle (كَاتِب</w:t>
@@ -536,7 +609,13 @@
         <w:t xml:space="preserve"> </w:t>
       </w:r>
       <w:r>
-        <w:t xml:space="preserve">“writer”</w:t>
+        <w:t xml:space="preserve">“</w:t>
+      </w:r>
+      <w:r>
+        <w:t xml:space="preserve">writer</w:t>
+      </w:r>
+      <w:r>
+        <w:t xml:space="preserve">”</w:t>
       </w:r>
       <w:r>
         <w:t xml:space="preserve"> </w:t>
@@ -548,7 +627,13 @@
         <w:t xml:space="preserve"> </w:t>
       </w:r>
       <w:r>
-        <w:t xml:space="preserve">“one who has written,”</w:t>
+        <w:t xml:space="preserve">“</w:t>
+      </w:r>
+      <w:r>
+        <w:t xml:space="preserve">one who has written,</w:t>
+      </w:r>
+      <w:r>
+        <w:t xml:space="preserve">”</w:t>
       </w:r>
       <w:r>
         <w:t xml:space="preserve"> </w:t>
@@ -556,15 +641,15 @@
       <w:r>
         <w:t xml:space="preserve">but does not serve as a primary present tense verb.</w:t>
       </w:r>
-      <w:r>
-        <w:t xml:space="preserve"> </w:t>
-      </w:r>
-      <w:r>
-        <w:t xml:space="preserve">*</w:t>
-      </w:r>
-      <w:r>
-        <w:t xml:space="preserve"> </w:t>
-      </w:r>
+    </w:p>
+    <w:p>
+      <w:pPr>
+        <w:pStyle w:val="Compact"/>
+        <w:numPr>
+          <w:ilvl w:val="0"/>
+          <w:numId w:val="1002"/>
+        </w:numPr>
+      </w:pPr>
       <w:r>
         <w:rPr>
           <w:b/>
@@ -583,8 +668,8 @@
         </w:pict>
       </w:r>
     </w:p>
-    <w:bookmarkEnd w:id="10"/>
-    <w:bookmarkStart w:id="11" w:name="X8ae05b80935e833e70639184c64a9119081a4cb"/>
+    <w:bookmarkEnd w:id="21"/>
+    <w:bookmarkStart w:id="22" w:name="X8ae05b80935e833e70639184c64a9119081a4cb"/>
     <w:p>
       <w:pPr>
         <w:pStyle w:val="Heading4"/>
@@ -604,9 +689,11 @@
         </w:rPr>
         <w:t xml:space="preserve">The Peal Stem</w:t>
       </w:r>
-      <w:r>
-        <w:t xml:space="preserve"> </w:t>
-      </w:r>
+    </w:p>
+    <w:p>
+      <w:pPr>
+        <w:pStyle w:val="BodyText"/>
+      </w:pPr>
       <w:r>
         <w:t xml:space="preserve">Semitic verbs exist in different</w:t>
       </w:r>
@@ -614,7 +701,13 @@
         <w:t xml:space="preserve"> </w:t>
       </w:r>
       <w:r>
-        <w:t xml:space="preserve">“stems”</w:t>
+        <w:t xml:space="preserve">“</w:t>
+      </w:r>
+      <w:r>
+        <w:t xml:space="preserve">stems</w:t>
+      </w:r>
+      <w:r>
+        <w:t xml:space="preserve">”</w:t>
       </w:r>
       <w:r>
         <w:t xml:space="preserve"> </w:t>
@@ -647,9 +740,11 @@
         </w:rPr>
         <w:t xml:space="preserve">Forming the Participle</w:t>
       </w:r>
-      <w:r>
-        <w:t xml:space="preserve"> </w:t>
-      </w:r>
+    </w:p>
+    <w:p>
+      <w:pPr>
+        <w:pStyle w:val="BodyText"/>
+      </w:pPr>
       <w:r>
         <w:t xml:space="preserve">For a strong tri-consonantal root (C-C-C) like</w:t>
       </w:r>
@@ -701,15 +796,15 @@
       <w:r>
         <w:t xml:space="preserve">after the second.</w:t>
       </w:r>
-      <w:r>
-        <w:t xml:space="preserve"> </w:t>
-      </w:r>
-      <w:r>
-        <w:t xml:space="preserve">*</w:t>
-      </w:r>
-      <w:r>
-        <w:t xml:space="preserve"> </w:t>
-      </w:r>
+    </w:p>
+    <w:p>
+      <w:pPr>
+        <w:pStyle w:val="Compact"/>
+        <w:numPr>
+          <w:ilvl w:val="0"/>
+          <w:numId w:val="1003"/>
+        </w:numPr>
+      </w:pPr>
       <w:r>
         <w:rPr>
           <w:i/>
@@ -723,15 +818,15 @@
       <w:r>
         <w:t xml:space="preserve">(writing, m.sg.)</w:t>
       </w:r>
-      <w:r>
-        <w:t xml:space="preserve"> </w:t>
-      </w:r>
-      <w:r>
-        <w:t xml:space="preserve">*</w:t>
-      </w:r>
-      <w:r>
-        <w:t xml:space="preserve"> </w:t>
-      </w:r>
+    </w:p>
+    <w:p>
+      <w:pPr>
+        <w:pStyle w:val="Compact"/>
+        <w:numPr>
+          <w:ilvl w:val="0"/>
+          <w:numId w:val="1003"/>
+        </w:numPr>
+      </w:pPr>
       <w:r>
         <w:rPr>
           <w:i/>
@@ -748,7 +843,7 @@
     </w:p>
     <w:p>
       <w:pPr>
-        <w:pStyle w:val="BodyText"/>
+        <w:pStyle w:val="FirstParagraph"/>
       </w:pPr>
       <w:r>
         <w:rPr>
@@ -757,9 +852,11 @@
         </w:rPr>
         <w:t xml:space="preserve">Enclitic Pronouns</w:t>
       </w:r>
-      <w:r>
-        <w:t xml:space="preserve"> </w:t>
-      </w:r>
+    </w:p>
+    <w:p>
+      <w:pPr>
+        <w:pStyle w:val="BodyText"/>
+      </w:pPr>
       <w:r>
         <w:t xml:space="preserve">To turn</w:t>
       </w:r>
@@ -767,7 +864,13 @@
         <w:t xml:space="preserve"> </w:t>
       </w:r>
       <w:r>
-        <w:t xml:space="preserve">“writing”</w:t>
+        <w:t xml:space="preserve">“</w:t>
+      </w:r>
+      <w:r>
+        <w:t xml:space="preserve">writing</w:t>
+      </w:r>
+      <w:r>
+        <w:t xml:space="preserve">”</w:t>
       </w:r>
       <w:r>
         <w:t xml:space="preserve"> </w:t>
@@ -779,7 +882,13 @@
         <w:t xml:space="preserve"> </w:t>
       </w:r>
       <w:r>
-        <w:t xml:space="preserve">“I am writing,”</w:t>
+        <w:t xml:space="preserve">“</w:t>
+      </w:r>
+      <w:r>
+        <w:t xml:space="preserve">I am writing,</w:t>
+      </w:r>
+      <w:r>
+        <w:t xml:space="preserve">”</w:t>
       </w:r>
       <w:r>
         <w:t xml:space="preserve"> </w:t>
@@ -803,15 +912,15 @@
       <w:r>
         <w:t xml:space="preserve">pronoun to the back of the participle. Enclitics are shortened, rhythmic versions of the independent pronouns from Lesson 1.</w:t>
       </w:r>
-      <w:r>
-        <w:t xml:space="preserve"> </w:t>
-      </w:r>
-      <w:r>
-        <w:t xml:space="preserve">*</w:t>
-      </w:r>
-      <w:r>
-        <w:t xml:space="preserve"> </w:t>
-      </w:r>
+    </w:p>
+    <w:p>
+      <w:pPr>
+        <w:pStyle w:val="Compact"/>
+        <w:numPr>
+          <w:ilvl w:val="0"/>
+          <w:numId w:val="1004"/>
+        </w:numPr>
+      </w:pPr>
       <w:r>
         <w:rPr>
           <w:i/>
@@ -846,15 +955,15 @@
         </w:rPr>
         <w:t xml:space="preserve">-nā</w:t>
       </w:r>
-      <w:r>
-        <w:t xml:space="preserve"> </w:t>
-      </w:r>
-      <w:r>
-        <w:t xml:space="preserve">*</w:t>
-      </w:r>
-      <w:r>
-        <w:t xml:space="preserve"> </w:t>
-      </w:r>
+    </w:p>
+    <w:p>
+      <w:pPr>
+        <w:pStyle w:val="Compact"/>
+        <w:numPr>
+          <w:ilvl w:val="0"/>
+          <w:numId w:val="1004"/>
+        </w:numPr>
+      </w:pPr>
       <w:r>
         <w:rPr>
           <w:i/>
@@ -908,8 +1017,8 @@
         </w:pict>
       </w:r>
     </w:p>
-    <w:bookmarkEnd w:id="11"/>
-    <w:bookmarkStart w:id="12" w:name="Xb7341bccf7ad8a80b79cac9ff58c63d36e80718"/>
+    <w:bookmarkEnd w:id="22"/>
+    <w:bookmarkStart w:id="23" w:name="Xb7341bccf7ad8a80b79cac9ff58c63d36e80718"/>
     <w:p>
       <w:pPr>
         <w:pStyle w:val="Heading4"/>
@@ -934,6 +1043,7 @@
       <w:tblPr>
         <w:tblStyle w:val="Table"/>
         <w:tblW w:type="pct" w:w="5000"/>
+        <w:jc w:val="left"/>
         <w:tblLayout w:type="fixed"/>
         <w:tblLook w:firstRow="1" w:lastRow="0" w:firstColumn="0" w:lastColumn="0" w:noHBand="0" w:noVBand="0" w:val="0020"/>
       </w:tblPr>
@@ -1740,6 +1850,7 @@
       <w:tblPr>
         <w:tblStyle w:val="Table"/>
         <w:tblW w:type="auto" w:w="0"/>
+        <w:jc w:val="left"/>
         <w:tblLook w:firstRow="1" w:lastRow="0" w:firstColumn="0" w:lastColumn="0" w:noHBand="0" w:noVBand="0" w:val="0020"/>
       </w:tblPr>
       <w:tblGrid>
@@ -1964,8 +2075,8 @@
         </w:pict>
       </w:r>
     </w:p>
-    <w:bookmarkEnd w:id="12"/>
-    <w:bookmarkStart w:id="13" w:name="section-5-sentence-syntax"/>
+    <w:bookmarkEnd w:id="23"/>
+    <w:bookmarkStart w:id="24" w:name="section-5-sentence-syntax"/>
     <w:p>
       <w:pPr>
         <w:pStyle w:val="Heading4"/>
@@ -1981,15 +2092,15 @@
       <w:r>
         <w:t xml:space="preserve">When the active participle drives the sentence, the word order is very fluid, but Verb-Subject-Object (VSO) or Subject-Verb-Object (SVO) are both common.</w:t>
       </w:r>
-      <w:r>
-        <w:t xml:space="preserve"> </w:t>
-      </w:r>
-      <w:r>
-        <w:t xml:space="preserve">*</w:t>
-      </w:r>
-      <w:r>
-        <w:t xml:space="preserve"> </w:t>
-      </w:r>
+    </w:p>
+    <w:p>
+      <w:pPr>
+        <w:pStyle w:val="Compact"/>
+        <w:numPr>
+          <w:ilvl w:val="0"/>
+          <w:numId w:val="1005"/>
+        </w:numPr>
+      </w:pPr>
       <w:r>
         <w:rPr>
           <w:b/>
@@ -2016,15 +2127,15 @@
       <w:r>
         <w:t xml:space="preserve">(Yukhannan writes a word).</w:t>
       </w:r>
-      <w:r>
-        <w:t xml:space="preserve"> </w:t>
-      </w:r>
-      <w:r>
-        <w:t xml:space="preserve">*</w:t>
-      </w:r>
-      <w:r>
-        <w:t xml:space="preserve"> </w:t>
-      </w:r>
+    </w:p>
+    <w:p>
+      <w:pPr>
+        <w:pStyle w:val="Compact"/>
+        <w:numPr>
+          <w:ilvl w:val="0"/>
+          <w:numId w:val="1005"/>
+        </w:numPr>
+      </w:pPr>
       <w:r>
         <w:rPr>
           <w:b/>
@@ -2051,15 +2162,15 @@
       <w:r>
         <w:t xml:space="preserve">(Writes Yukhannan a word).</w:t>
       </w:r>
-      <w:r>
-        <w:t xml:space="preserve"> </w:t>
-      </w:r>
-      <w:r>
-        <w:t xml:space="preserve">*</w:t>
-      </w:r>
-      <w:r>
-        <w:t xml:space="preserve"> </w:t>
-      </w:r>
+    </w:p>
+    <w:p>
+      <w:pPr>
+        <w:pStyle w:val="Compact"/>
+        <w:numPr>
+          <w:ilvl w:val="0"/>
+          <w:numId w:val="1005"/>
+        </w:numPr>
+      </w:pPr>
       <w:r>
         <w:rPr>
           <w:b/>
@@ -2094,8 +2205,8 @@
         </w:pict>
       </w:r>
     </w:p>
-    <w:bookmarkEnd w:id="13"/>
-    <w:bookmarkStart w:id="14" w:name="X9968d0a2e712bcb675750faebd31d9f82e935fd"/>
+    <w:bookmarkEnd w:id="24"/>
+    <w:bookmarkStart w:id="25" w:name="X9968d0a2e712bcb675750faebd31d9f82e935fd"/>
     <w:p>
       <w:pPr>
         <w:pStyle w:val="Heading4"/>
@@ -2108,6 +2219,7 @@
       <w:tblPr>
         <w:tblStyle w:val="Table"/>
         <w:tblW w:type="auto" w:w="0"/>
+        <w:jc w:val="left"/>
         <w:tblLook w:firstRow="1" w:lastRow="0" w:firstColumn="0" w:lastColumn="0" w:noHBand="0" w:noVBand="0" w:val="0020"/>
       </w:tblPr>
       <w:tblGrid>
@@ -2856,8 +2968,8 @@
         </w:pict>
       </w:r>
     </w:p>
-    <w:bookmarkEnd w:id="14"/>
-    <w:bookmarkStart w:id="15" w:name="section-7-the-story-part-2"/>
+    <w:bookmarkEnd w:id="25"/>
+    <w:bookmarkStart w:id="26" w:name="section-7-the-story-part-2"/>
     <w:p>
       <w:pPr>
         <w:pStyle w:val="Heading4"/>
@@ -2877,9 +2989,11 @@
         </w:rPr>
         <w:t xml:space="preserve">Preparation</w:t>
       </w:r>
-      <w:r>
-        <w:t xml:space="preserve"> </w:t>
-      </w:r>
+    </w:p>
+    <w:p>
+      <w:pPr>
+        <w:pStyle w:val="BodyText"/>
+      </w:pPr>
       <w:r>
         <w:rPr>
           <w:i/>
@@ -2899,9 +3013,11 @@
         </w:rPr>
         <w:t xml:space="preserve">Sentence 1</w:t>
       </w:r>
-      <w:r>
-        <w:t xml:space="preserve"> </w:t>
-      </w:r>
+    </w:p>
+    <w:p>
+      <w:pPr>
+        <w:pStyle w:val="BodyText"/>
+      </w:pPr>
       <w:r>
         <w:t xml:space="preserve">ܝܘܚܢܢ ܐܡܪ ܠܬܠܡܝܕܐ ܕܐܝܬ ܠܗ</w:t>
       </w:r>
@@ -2935,9 +3051,11 @@
         </w:rPr>
         <w:t xml:space="preserve">Sentence 2</w:t>
       </w:r>
-      <w:r>
-        <w:t xml:space="preserve"> </w:t>
-      </w:r>
+    </w:p>
+    <w:p>
+      <w:pPr>
+        <w:pStyle w:val="BodyText"/>
+      </w:pPr>
       <w:r>
         <w:t xml:space="preserve">ܐܙܠ ܐܢܐ ܡܢ ܗܪܟܐ</w:t>
       </w:r>
@@ -2963,7 +3081,13 @@
         <w:t xml:space="preserve"> </w:t>
       </w:r>
       <w:r>
-        <w:t xml:space="preserve">“I am going from here.”</w:t>
+        <w:t xml:space="preserve">“</w:t>
+      </w:r>
+      <w:r>
+        <w:t xml:space="preserve">I am going from here.</w:t>
+      </w:r>
+      <w:r>
+        <w:t xml:space="preserve">”</w:t>
       </w:r>
     </w:p>
     <w:p>
@@ -2977,9 +3101,11 @@
         </w:rPr>
         <w:t xml:space="preserve">Sentence 3</w:t>
       </w:r>
-      <w:r>
-        <w:t xml:space="preserve"> </w:t>
-      </w:r>
+    </w:p>
+    <w:p>
+      <w:pPr>
+        <w:pStyle w:val="BodyText"/>
+      </w:pPr>
       <w:r>
         <w:t xml:space="preserve">ܐܙܠ ܐܢܐ ܠܡܠܟܘܬܐ ܕܒܝܫܐ ܐܡܪ ܗܘ</w:t>
       </w:r>
@@ -3005,7 +3131,13 @@
         <w:t xml:space="preserve"> </w:t>
       </w:r>
       <w:r>
-        <w:t xml:space="preserve">“I am going to the kingdom of the evil one,”</w:t>
+        <w:t xml:space="preserve">“</w:t>
+      </w:r>
+      <w:r>
+        <w:t xml:space="preserve">I am going to the kingdom of the evil one,</w:t>
+      </w:r>
+      <w:r>
+        <w:t xml:space="preserve">”</w:t>
       </w:r>
       <w:r>
         <w:t xml:space="preserve"> </w:t>
@@ -3025,9 +3157,11 @@
         </w:rPr>
         <w:t xml:space="preserve">Sentence 4</w:t>
       </w:r>
-      <w:r>
-        <w:t xml:space="preserve"> </w:t>
-      </w:r>
+    </w:p>
+    <w:p>
+      <w:pPr>
+        <w:pStyle w:val="BodyText"/>
+      </w:pPr>
       <w:r>
         <w:t xml:space="preserve">ܬܠܡܝܕܐ ܫܡܥܝܢ ܡܠܬܐ ܕܝܘܚܢܢ</w:t>
       </w:r>
@@ -3061,9 +3195,11 @@
         </w:rPr>
         <w:t xml:space="preserve">Sentence 5</w:t>
       </w:r>
-      <w:r>
-        <w:t xml:space="preserve"> </w:t>
-      </w:r>
+    </w:p>
+    <w:p>
+      <w:pPr>
+        <w:pStyle w:val="BodyText"/>
+      </w:pPr>
       <w:r>
         <w:t xml:space="preserve">ܗܢܘܢ ܐܡܪܝܢ ܚܙܝܢ ܚܢܢ ܡܠܟܐ ܒܝܫܐ ܬܡܢ</w:t>
       </w:r>
@@ -3089,7 +3225,13 @@
         <w:t xml:space="preserve"> </w:t>
       </w:r>
       <w:r>
-        <w:t xml:space="preserve">“We see an evil king there.”</w:t>
+        <w:t xml:space="preserve">“</w:t>
+      </w:r>
+      <w:r>
+        <w:t xml:space="preserve">We see an evil king there.</w:t>
+      </w:r>
+      <w:r>
+        <w:t xml:space="preserve">”</w:t>
       </w:r>
     </w:p>
     <w:p>
@@ -3103,9 +3245,11 @@
         </w:rPr>
         <w:t xml:space="preserve">Sentence 6</w:t>
       </w:r>
-      <w:r>
-        <w:t xml:space="preserve"> </w:t>
-      </w:r>
+    </w:p>
+    <w:p>
+      <w:pPr>
+        <w:pStyle w:val="BodyText"/>
+      </w:pPr>
       <w:r>
         <w:t xml:space="preserve">ܝܘܚܢܢ ܥܒܕ ܢܘܗܪܐ ܒܐܪܥܐ</w:t>
       </w:r>
@@ -3139,9 +3283,11 @@
         </w:rPr>
         <w:t xml:space="preserve">Sentence 7</w:t>
       </w:r>
-      <w:r>
-        <w:t xml:space="preserve"> </w:t>
-      </w:r>
+    </w:p>
+    <w:p>
+      <w:pPr>
+        <w:pStyle w:val="BodyText"/>
+      </w:pPr>
       <w:r>
         <w:t xml:space="preserve">ܟܬܒ ܐܢܐ ܡܠܬܐ ܕܐܠܗܐ ܐܡܪ ܗܫܐ</w:t>
       </w:r>
@@ -3167,7 +3313,13 @@
         <w:t xml:space="preserve"> </w:t>
       </w:r>
       <w:r>
-        <w:t xml:space="preserve">“I am writing the word of God,”</w:t>
+        <w:t xml:space="preserve">“</w:t>
+      </w:r>
+      <w:r>
+        <w:t xml:space="preserve">I am writing the word of God,</w:t>
+      </w:r>
+      <w:r>
+        <w:t xml:space="preserve">”</w:t>
       </w:r>
       <w:r>
         <w:t xml:space="preserve"> </w:t>
@@ -3183,8 +3335,8 @@
         </w:pict>
       </w:r>
     </w:p>
-    <w:bookmarkEnd w:id="15"/>
-    <w:bookmarkStart w:id="16" w:name="section-8-exercises"/>
+    <w:bookmarkEnd w:id="26"/>
+    <w:bookmarkStart w:id="27" w:name="section-8-exercises"/>
     <w:p>
       <w:pPr>
         <w:pStyle w:val="Heading4"/>
@@ -3204,40 +3356,66 @@
         </w:rPr>
         <w:t xml:space="preserve">Exercise 1: Participle Identification</w:t>
       </w:r>
-      <w:r>
-        <w:t xml:space="preserve"> </w:t>
-      </w:r>
+    </w:p>
+    <w:p>
+      <w:pPr>
+        <w:pStyle w:val="BodyText"/>
+      </w:pPr>
       <w:r>
         <w:t xml:space="preserve">Identify the gender and number of the following participles.</w:t>
       </w:r>
-      <w:r>
-        <w:t xml:space="preserve"> </w:t>
-      </w:r>
-      <w:r>
-        <w:t xml:space="preserve">1. ܟܬܒܝܢ (kātbīn)</w:t>
-      </w:r>
-      <w:r>
-        <w:t xml:space="preserve"> </w:t>
-      </w:r>
-      <w:r>
-        <w:t xml:space="preserve">2. ܫܡܥܐ (šāmʿā)</w:t>
-      </w:r>
-      <w:r>
-        <w:t xml:space="preserve"> </w:t>
-      </w:r>
-      <w:r>
-        <w:t xml:space="preserve">3. ܢܦܩܢ (nāpqān)</w:t>
-      </w:r>
-      <w:r>
-        <w:t xml:space="preserve"> </w:t>
-      </w:r>
-      <w:r>
-        <w:t xml:space="preserve">4. ܪܕܦ (rādep)</w:t>
-      </w:r>
-    </w:p>
-    <w:p>
-      <w:pPr>
-        <w:pStyle w:val="BodyText"/>
+    </w:p>
+    <w:p>
+      <w:pPr>
+        <w:pStyle w:val="Compact"/>
+        <w:numPr>
+          <w:ilvl w:val="0"/>
+          <w:numId w:val="1006"/>
+        </w:numPr>
+      </w:pPr>
+      <w:r>
+        <w:t xml:space="preserve">ܟܬܒܝܢ (kātbīn)</w:t>
+      </w:r>
+    </w:p>
+    <w:p>
+      <w:pPr>
+        <w:pStyle w:val="Compact"/>
+        <w:numPr>
+          <w:ilvl w:val="0"/>
+          <w:numId w:val="1006"/>
+        </w:numPr>
+      </w:pPr>
+      <w:r>
+        <w:t xml:space="preserve">ܫܡܥܐ (šāmʿā)</w:t>
+      </w:r>
+    </w:p>
+    <w:p>
+      <w:pPr>
+        <w:pStyle w:val="Compact"/>
+        <w:numPr>
+          <w:ilvl w:val="0"/>
+          <w:numId w:val="1006"/>
+        </w:numPr>
+      </w:pPr>
+      <w:r>
+        <w:t xml:space="preserve">ܢܦܩܢ (nāpqān)</w:t>
+      </w:r>
+    </w:p>
+    <w:p>
+      <w:pPr>
+        <w:pStyle w:val="Compact"/>
+        <w:numPr>
+          <w:ilvl w:val="0"/>
+          <w:numId w:val="1006"/>
+        </w:numPr>
+      </w:pPr>
+      <w:r>
+        <w:t xml:space="preserve">ܪܕܦ (rādep)</w:t>
+      </w:r>
+    </w:p>
+    <w:p>
+      <w:pPr>
+        <w:pStyle w:val="FirstParagraph"/>
       </w:pPr>
       <w:r>
         <w:rPr>
@@ -3246,9 +3424,11 @@
         </w:rPr>
         <w:t xml:space="preserve">Exercise 2: Conjugation Drill</w:t>
       </w:r>
-      <w:r>
-        <w:t xml:space="preserve"> </w:t>
-      </w:r>
+    </w:p>
+    <w:p>
+      <w:pPr>
+        <w:pStyle w:val="BodyText"/>
+      </w:pPr>
       <w:r>
         <w:t xml:space="preserve">Combine the root</w:t>
       </w:r>
@@ -3268,34 +3448,58 @@
       <w:r>
         <w:t xml:space="preserve">(to do, make) with the correct enclitic pronoun to form the present tense for:</w:t>
       </w:r>
-      <w:r>
-        <w:t xml:space="preserve"> </w:t>
-      </w:r>
-      <w:r>
-        <w:t xml:space="preserve">1. I am making (m.sg)</w:t>
-      </w:r>
-      <w:r>
-        <w:t xml:space="preserve"> </w:t>
-      </w:r>
-      <w:r>
-        <w:t xml:space="preserve">2. We are making (m.pl)</w:t>
-      </w:r>
-      <w:r>
-        <w:t xml:space="preserve"> </w:t>
-      </w:r>
-      <w:r>
-        <w:t xml:space="preserve">3. You (f.sg) are making</w:t>
-      </w:r>
-      <w:r>
-        <w:t xml:space="preserve"> </w:t>
-      </w:r>
-      <w:r>
-        <w:t xml:space="preserve">4. They (m.pl) are making.</w:t>
-      </w:r>
-    </w:p>
-    <w:p>
-      <w:pPr>
-        <w:pStyle w:val="BodyText"/>
+    </w:p>
+    <w:p>
+      <w:pPr>
+        <w:pStyle w:val="Compact"/>
+        <w:numPr>
+          <w:ilvl w:val="0"/>
+          <w:numId w:val="1007"/>
+        </w:numPr>
+      </w:pPr>
+      <w:r>
+        <w:t xml:space="preserve">I am making (m.sg)</w:t>
+      </w:r>
+    </w:p>
+    <w:p>
+      <w:pPr>
+        <w:pStyle w:val="Compact"/>
+        <w:numPr>
+          <w:ilvl w:val="0"/>
+          <w:numId w:val="1007"/>
+        </w:numPr>
+      </w:pPr>
+      <w:r>
+        <w:t xml:space="preserve">We are making (m.pl)</w:t>
+      </w:r>
+    </w:p>
+    <w:p>
+      <w:pPr>
+        <w:pStyle w:val="Compact"/>
+        <w:numPr>
+          <w:ilvl w:val="0"/>
+          <w:numId w:val="1007"/>
+        </w:numPr>
+      </w:pPr>
+      <w:r>
+        <w:t xml:space="preserve">You (f.sg) are making</w:t>
+      </w:r>
+    </w:p>
+    <w:p>
+      <w:pPr>
+        <w:pStyle w:val="Compact"/>
+        <w:numPr>
+          <w:ilvl w:val="0"/>
+          <w:numId w:val="1007"/>
+        </w:numPr>
+      </w:pPr>
+      <w:r>
+        <w:t xml:space="preserve">They (m.pl) are making.</w:t>
+      </w:r>
+    </w:p>
+    <w:p>
+      <w:pPr>
+        <w:pStyle w:val="FirstParagraph"/>
       </w:pPr>
       <w:r>
         <w:rPr>
@@ -3304,40 +3508,66 @@
         </w:rPr>
         <w:t xml:space="preserve">Exercise 3: Translation Drill (Syriac → English)</w:t>
       </w:r>
-      <w:r>
-        <w:t xml:space="preserve"> </w:t>
-      </w:r>
+    </w:p>
+    <w:p>
+      <w:pPr>
+        <w:pStyle w:val="BodyText"/>
+      </w:pPr>
       <w:r>
         <w:t xml:space="preserve">Translate the following present tense clauses.</w:t>
       </w:r>
-      <w:r>
-        <w:t xml:space="preserve"> </w:t>
-      </w:r>
-      <w:r>
-        <w:t xml:space="preserve">1. ʾāzel-nā l-malkūttā.</w:t>
-      </w:r>
-      <w:r>
-        <w:t xml:space="preserve"> </w:t>
-      </w:r>
-      <w:r>
-        <w:t xml:space="preserve">2. Šāmʿīn-tūn meltā d-Alāhā.</w:t>
-      </w:r>
-      <w:r>
-        <w:t xml:space="preserve"> </w:t>
-      </w:r>
-      <w:r>
-        <w:t xml:space="preserve">3. Barnāšā bīšā rādep l-Yūḥannan.</w:t>
-      </w:r>
-      <w:r>
-        <w:t xml:space="preserve"> </w:t>
-      </w:r>
-      <w:r>
-        <w:t xml:space="preserve">4. Ḥāzēn-ḥnan nūhrā rabbā tammān.</w:t>
-      </w:r>
-    </w:p>
-    <w:p>
-      <w:pPr>
-        <w:pStyle w:val="BodyText"/>
+    </w:p>
+    <w:p>
+      <w:pPr>
+        <w:pStyle w:val="Compact"/>
+        <w:numPr>
+          <w:ilvl w:val="0"/>
+          <w:numId w:val="1008"/>
+        </w:numPr>
+      </w:pPr>
+      <w:r>
+        <w:t xml:space="preserve">ʾāzel-nā l-malkūttā.</w:t>
+      </w:r>
+    </w:p>
+    <w:p>
+      <w:pPr>
+        <w:pStyle w:val="Compact"/>
+        <w:numPr>
+          <w:ilvl w:val="0"/>
+          <w:numId w:val="1008"/>
+        </w:numPr>
+      </w:pPr>
+      <w:r>
+        <w:t xml:space="preserve">Šāmʿīn-tūn meltā d-Alāhā.</w:t>
+      </w:r>
+    </w:p>
+    <w:p>
+      <w:pPr>
+        <w:pStyle w:val="Compact"/>
+        <w:numPr>
+          <w:ilvl w:val="0"/>
+          <w:numId w:val="1008"/>
+        </w:numPr>
+      </w:pPr>
+      <w:r>
+        <w:t xml:space="preserve">Barnāšā bīšā rādep l-Yūḥannan.</w:t>
+      </w:r>
+    </w:p>
+    <w:p>
+      <w:pPr>
+        <w:pStyle w:val="Compact"/>
+        <w:numPr>
+          <w:ilvl w:val="0"/>
+          <w:numId w:val="1008"/>
+        </w:numPr>
+      </w:pPr>
+      <w:r>
+        <w:t xml:space="preserve">Ḥāzēn-ḥnan nūhrā rabbā tammān.</w:t>
+      </w:r>
+    </w:p>
+    <w:p>
+      <w:pPr>
+        <w:pStyle w:val="FirstParagraph"/>
       </w:pPr>
       <w:r>
         <w:rPr>
@@ -3346,40 +3576,66 @@
         </w:rPr>
         <w:t xml:space="preserve">Exercise 4: Production Drill (English → Syriac)</w:t>
       </w:r>
-      <w:r>
-        <w:t xml:space="preserve"> </w:t>
-      </w:r>
+    </w:p>
+    <w:p>
+      <w:pPr>
+        <w:pStyle w:val="BodyText"/>
+      </w:pPr>
       <w:r>
         <w:t xml:space="preserve">Render the following active present sentences into Syriac transliteration.</w:t>
       </w:r>
-      <w:r>
-        <w:t xml:space="preserve"> </w:t>
-      </w:r>
-      <w:r>
-        <w:t xml:space="preserve">1. I (m) am hearing the word.</w:t>
-      </w:r>
-      <w:r>
-        <w:t xml:space="preserve"> </w:t>
-      </w:r>
-      <w:r>
-        <w:t xml:space="preserve">2. She is writing a good word.</w:t>
-      </w:r>
-      <w:r>
-        <w:t xml:space="preserve"> </w:t>
-      </w:r>
-      <w:r>
-        <w:t xml:space="preserve">3. They (m) are going from here.</w:t>
-      </w:r>
-      <w:r>
-        <w:t xml:space="preserve"> </w:t>
-      </w:r>
-      <w:r>
-        <w:t xml:space="preserve">4. You (m.pl) are seeing the king.</w:t>
-      </w:r>
-    </w:p>
-    <w:p>
-      <w:pPr>
-        <w:pStyle w:val="BodyText"/>
+    </w:p>
+    <w:p>
+      <w:pPr>
+        <w:pStyle w:val="Compact"/>
+        <w:numPr>
+          <w:ilvl w:val="0"/>
+          <w:numId w:val="1009"/>
+        </w:numPr>
+      </w:pPr>
+      <w:r>
+        <w:t xml:space="preserve">I (m) am hearing the word.</w:t>
+      </w:r>
+    </w:p>
+    <w:p>
+      <w:pPr>
+        <w:pStyle w:val="Compact"/>
+        <w:numPr>
+          <w:ilvl w:val="0"/>
+          <w:numId w:val="1009"/>
+        </w:numPr>
+      </w:pPr>
+      <w:r>
+        <w:t xml:space="preserve">She is writing a good word.</w:t>
+      </w:r>
+    </w:p>
+    <w:p>
+      <w:pPr>
+        <w:pStyle w:val="Compact"/>
+        <w:numPr>
+          <w:ilvl w:val="0"/>
+          <w:numId w:val="1009"/>
+        </w:numPr>
+      </w:pPr>
+      <w:r>
+        <w:t xml:space="preserve">They (m) are going from here.</w:t>
+      </w:r>
+    </w:p>
+    <w:p>
+      <w:pPr>
+        <w:pStyle w:val="Compact"/>
+        <w:numPr>
+          <w:ilvl w:val="0"/>
+          <w:numId w:val="1009"/>
+        </w:numPr>
+      </w:pPr>
+      <w:r>
+        <w:t xml:space="preserve">You (m.pl) are seeing the king.</w:t>
+      </w:r>
+    </w:p>
+    <w:p>
+      <w:pPr>
+        <w:pStyle w:val="FirstParagraph"/>
       </w:pPr>
       <w:r>
         <w:rPr>
@@ -3388,35 +3644,61 @@
         </w:rPr>
         <w:t xml:space="preserve">Exercise 5: Reading Comprehension</w:t>
       </w:r>
-      <w:r>
-        <w:t xml:space="preserve"> </w:t>
-      </w:r>
+    </w:p>
+    <w:p>
+      <w:pPr>
+        <w:pStyle w:val="BodyText"/>
+      </w:pPr>
       <w:r>
         <w:t xml:space="preserve">Re-read Section 7 and answer:</w:t>
       </w:r>
-      <w:r>
-        <w:t xml:space="preserve"> </w:t>
-      </w:r>
-      <w:r>
-        <w:t xml:space="preserve">1. From where does Yukhannan say he is going?</w:t>
-      </w:r>
-      <w:r>
-        <w:t xml:space="preserve"> </w:t>
-      </w:r>
-      <w:r>
-        <w:t xml:space="preserve">2. What do the disciples fear they will see there?</w:t>
-      </w:r>
-      <w:r>
-        <w:t xml:space="preserve"> </w:t>
-      </w:r>
-      <w:r>
-        <w:t xml:space="preserve">3. What is Yukhannan</w:t>
-      </w:r>
-      <w:r>
-        <w:t xml:space="preserve"> </w:t>
-      </w:r>
-      <w:r>
-        <w:t xml:space="preserve">“writing”</w:t>
+    </w:p>
+    <w:p>
+      <w:pPr>
+        <w:pStyle w:val="Compact"/>
+        <w:numPr>
+          <w:ilvl w:val="0"/>
+          <w:numId w:val="1010"/>
+        </w:numPr>
+      </w:pPr>
+      <w:r>
+        <w:t xml:space="preserve">From where does Yukhannan say he is going?</w:t>
+      </w:r>
+    </w:p>
+    <w:p>
+      <w:pPr>
+        <w:pStyle w:val="Compact"/>
+        <w:numPr>
+          <w:ilvl w:val="0"/>
+          <w:numId w:val="1010"/>
+        </w:numPr>
+      </w:pPr>
+      <w:r>
+        <w:t xml:space="preserve">What do the disciples fear they will see there?</w:t>
+      </w:r>
+    </w:p>
+    <w:p>
+      <w:pPr>
+        <w:pStyle w:val="Compact"/>
+        <w:numPr>
+          <w:ilvl w:val="0"/>
+          <w:numId w:val="1010"/>
+        </w:numPr>
+      </w:pPr>
+      <w:r>
+        <w:t xml:space="preserve">What is Yukhannan</w:t>
+      </w:r>
+      <w:r>
+        <w:t xml:space="preserve"> </w:t>
+      </w:r>
+      <w:r>
+        <w:t xml:space="preserve">“</w:t>
+      </w:r>
+      <w:r>
+        <w:t xml:space="preserve">writing</w:t>
+      </w:r>
+      <w:r>
+        <w:t xml:space="preserve">”</w:t>
       </w:r>
       <w:r>
         <w:t xml:space="preserve"> </w:t>
@@ -3432,8 +3714,8 @@
         </w:pict>
       </w:r>
     </w:p>
-    <w:bookmarkEnd w:id="16"/>
-    <w:bookmarkStart w:id="17" w:name="section-9-answer-key"/>
+    <w:bookmarkEnd w:id="27"/>
+    <w:bookmarkStart w:id="28" w:name="section-9-answer-key"/>
     <w:p>
       <w:pPr>
         <w:pStyle w:val="Heading4"/>
@@ -3453,21 +3735,27 @@
         </w:rPr>
         <w:t xml:space="preserve">Section 1 Warm-Up</w:t>
       </w:r>
-      <w:r>
-        <w:t xml:space="preserve"> </w:t>
-      </w:r>
-      <w:r>
-        <w:t xml:space="preserve">1. God is great.</w:t>
-      </w:r>
-      <w:r>
-        <w:t xml:space="preserve"> </w:t>
-      </w:r>
-      <w:r>
-        <w:t xml:space="preserve">2.</w:t>
-      </w:r>
-      <w:r>
-        <w:t xml:space="preserve"> </w:t>
-      </w:r>
+    </w:p>
+    <w:p>
+      <w:pPr>
+        <w:pStyle w:val="Compact"/>
+        <w:numPr>
+          <w:ilvl w:val="0"/>
+          <w:numId w:val="1011"/>
+        </w:numPr>
+      </w:pPr>
+      <w:r>
+        <w:t xml:space="preserve">God is great.</w:t>
+      </w:r>
+    </w:p>
+    <w:p>
+      <w:pPr>
+        <w:pStyle w:val="Compact"/>
+        <w:numPr>
+          <w:ilvl w:val="0"/>
+          <w:numId w:val="1011"/>
+        </w:numPr>
+      </w:pPr>
       <w:r>
         <w:rPr>
           <w:i/>
@@ -3481,15 +3769,15 @@
       <w:r>
         <w:t xml:space="preserve">(ܡܠܬ)</w:t>
       </w:r>
-      <w:r>
-        <w:t xml:space="preserve"> </w:t>
-      </w:r>
-      <w:r>
-        <w:t xml:space="preserve">3.</w:t>
-      </w:r>
-      <w:r>
-        <w:t xml:space="preserve"> </w:t>
-      </w:r>
+    </w:p>
+    <w:p>
+      <w:pPr>
+        <w:pStyle w:val="Compact"/>
+        <w:numPr>
+          <w:ilvl w:val="0"/>
+          <w:numId w:val="1011"/>
+        </w:numPr>
+      </w:pPr>
       <w:r>
         <w:rPr>
           <w:i/>
@@ -3497,15 +3785,15 @@
         </w:rPr>
         <w:t xml:space="preserve">ḥnan</w:t>
       </w:r>
-      <w:r>
-        <w:t xml:space="preserve"> </w:t>
-      </w:r>
-      <w:r>
-        <w:t xml:space="preserve">4.</w:t>
-      </w:r>
-      <w:r>
-        <w:t xml:space="preserve"> </w:t>
-      </w:r>
+    </w:p>
+    <w:p>
+      <w:pPr>
+        <w:pStyle w:val="Compact"/>
+        <w:numPr>
+          <w:ilvl w:val="0"/>
+          <w:numId w:val="1011"/>
+        </w:numPr>
+      </w:pPr>
       <w:r>
         <w:rPr>
           <w:i/>
@@ -3513,11 +3801,17 @@
         </w:rPr>
         <w:t xml:space="preserve">d-</w:t>
       </w:r>
-      <w:r>
-        <w:t xml:space="preserve"> </w:t>
-      </w:r>
-      <w:r>
-        <w:t xml:space="preserve">5. Because</w:t>
+    </w:p>
+    <w:p>
+      <w:pPr>
+        <w:pStyle w:val="Compact"/>
+        <w:numPr>
+          <w:ilvl w:val="0"/>
+          <w:numId w:val="1011"/>
+        </w:numPr>
+      </w:pPr>
+      <w:r>
+        <w:t xml:space="preserve">Because</w:t>
       </w:r>
       <w:r>
         <w:t xml:space="preserve"> </w:t>
@@ -3538,7 +3832,7 @@
     </w:p>
     <w:p>
       <w:pPr>
-        <w:pStyle w:val="BodyText"/>
+        <w:pStyle w:val="FirstParagraph"/>
       </w:pPr>
       <w:r>
         <w:rPr>
@@ -3547,34 +3841,58 @@
         </w:rPr>
         <w:t xml:space="preserve">Exercise 1: Participle Identification</w:t>
       </w:r>
-      <w:r>
-        <w:t xml:space="preserve"> </w:t>
-      </w:r>
-      <w:r>
-        <w:t xml:space="preserve">1. Masculine Plural</w:t>
-      </w:r>
-      <w:r>
-        <w:t xml:space="preserve"> </w:t>
-      </w:r>
-      <w:r>
-        <w:t xml:space="preserve">2. Feminine Singular</w:t>
-      </w:r>
-      <w:r>
-        <w:t xml:space="preserve"> </w:t>
-      </w:r>
-      <w:r>
-        <w:t xml:space="preserve">3. Feminine Plural</w:t>
-      </w:r>
-      <w:r>
-        <w:t xml:space="preserve"> </w:t>
-      </w:r>
-      <w:r>
-        <w:t xml:space="preserve">4. Masculine Singular</w:t>
-      </w:r>
-    </w:p>
-    <w:p>
-      <w:pPr>
-        <w:pStyle w:val="BodyText"/>
+    </w:p>
+    <w:p>
+      <w:pPr>
+        <w:pStyle w:val="Compact"/>
+        <w:numPr>
+          <w:ilvl w:val="0"/>
+          <w:numId w:val="1012"/>
+        </w:numPr>
+      </w:pPr>
+      <w:r>
+        <w:t xml:space="preserve">Masculine Plural</w:t>
+      </w:r>
+    </w:p>
+    <w:p>
+      <w:pPr>
+        <w:pStyle w:val="Compact"/>
+        <w:numPr>
+          <w:ilvl w:val="0"/>
+          <w:numId w:val="1012"/>
+        </w:numPr>
+      </w:pPr>
+      <w:r>
+        <w:t xml:space="preserve">Feminine Singular</w:t>
+      </w:r>
+    </w:p>
+    <w:p>
+      <w:pPr>
+        <w:pStyle w:val="Compact"/>
+        <w:numPr>
+          <w:ilvl w:val="0"/>
+          <w:numId w:val="1012"/>
+        </w:numPr>
+      </w:pPr>
+      <w:r>
+        <w:t xml:space="preserve">Feminine Plural</w:t>
+      </w:r>
+    </w:p>
+    <w:p>
+      <w:pPr>
+        <w:pStyle w:val="Compact"/>
+        <w:numPr>
+          <w:ilvl w:val="0"/>
+          <w:numId w:val="1012"/>
+        </w:numPr>
+      </w:pPr>
+      <w:r>
+        <w:t xml:space="preserve">Masculine Singular</w:t>
+      </w:r>
+    </w:p>
+    <w:p>
+      <w:pPr>
+        <w:pStyle w:val="FirstParagraph"/>
       </w:pPr>
       <w:r>
         <w:rPr>
@@ -3583,34 +3901,58 @@
         </w:rPr>
         <w:t xml:space="preserve">Exercise 2: Conjugation Drill</w:t>
       </w:r>
-      <w:r>
-        <w:t xml:space="preserve"> </w:t>
-      </w:r>
-      <w:r>
-        <w:t xml:space="preserve">1. ʿābed-nā</w:t>
-      </w:r>
-      <w:r>
-        <w:t xml:space="preserve"> </w:t>
-      </w:r>
-      <w:r>
-        <w:t xml:space="preserve">2. ʿābdīn-ḥnan</w:t>
-      </w:r>
-      <w:r>
-        <w:t xml:space="preserve"> </w:t>
-      </w:r>
-      <w:r>
-        <w:t xml:space="preserve">3. ʿābdā-tī</w:t>
-      </w:r>
-      <w:r>
-        <w:t xml:space="preserve"> </w:t>
-      </w:r>
-      <w:r>
-        <w:t xml:space="preserve">4. ʿābdīn (no enclitic needed for 3rd person pl)</w:t>
-      </w:r>
-    </w:p>
-    <w:p>
-      <w:pPr>
-        <w:pStyle w:val="BodyText"/>
+    </w:p>
+    <w:p>
+      <w:pPr>
+        <w:pStyle w:val="Compact"/>
+        <w:numPr>
+          <w:ilvl w:val="0"/>
+          <w:numId w:val="1013"/>
+        </w:numPr>
+      </w:pPr>
+      <w:r>
+        <w:t xml:space="preserve">ʿābed-nā</w:t>
+      </w:r>
+    </w:p>
+    <w:p>
+      <w:pPr>
+        <w:pStyle w:val="Compact"/>
+        <w:numPr>
+          <w:ilvl w:val="0"/>
+          <w:numId w:val="1013"/>
+        </w:numPr>
+      </w:pPr>
+      <w:r>
+        <w:t xml:space="preserve">ʿābdīn-ḥnan</w:t>
+      </w:r>
+    </w:p>
+    <w:p>
+      <w:pPr>
+        <w:pStyle w:val="Compact"/>
+        <w:numPr>
+          <w:ilvl w:val="0"/>
+          <w:numId w:val="1013"/>
+        </w:numPr>
+      </w:pPr>
+      <w:r>
+        <w:t xml:space="preserve">ʿābdā-tī</w:t>
+      </w:r>
+    </w:p>
+    <w:p>
+      <w:pPr>
+        <w:pStyle w:val="Compact"/>
+        <w:numPr>
+          <w:ilvl w:val="0"/>
+          <w:numId w:val="1013"/>
+        </w:numPr>
+      </w:pPr>
+      <w:r>
+        <w:t xml:space="preserve">ʿābdīn (no enclitic needed for 3rd person pl)</w:t>
+      </w:r>
+    </w:p>
+    <w:p>
+      <w:pPr>
+        <w:pStyle w:val="FirstParagraph"/>
       </w:pPr>
       <w:r>
         <w:rPr>
@@ -3619,34 +3961,58 @@
         </w:rPr>
         <w:t xml:space="preserve">Exercise 3: Translation Drill</w:t>
       </w:r>
-      <w:r>
-        <w:t xml:space="preserve"> </w:t>
-      </w:r>
-      <w:r>
-        <w:t xml:space="preserve">1. I am going to the kingdom.</w:t>
-      </w:r>
-      <w:r>
-        <w:t xml:space="preserve"> </w:t>
-      </w:r>
-      <w:r>
-        <w:t xml:space="preserve">2. You all are hearing the word of God.</w:t>
-      </w:r>
-      <w:r>
-        <w:t xml:space="preserve"> </w:t>
-      </w:r>
-      <w:r>
-        <w:t xml:space="preserve">3. The evil man is pursuing Yukhannan.</w:t>
-      </w:r>
-      <w:r>
-        <w:t xml:space="preserve"> </w:t>
-      </w:r>
-      <w:r>
-        <w:t xml:space="preserve">4. We are seeing a great light there.</w:t>
-      </w:r>
-    </w:p>
-    <w:p>
-      <w:pPr>
-        <w:pStyle w:val="BodyText"/>
+    </w:p>
+    <w:p>
+      <w:pPr>
+        <w:pStyle w:val="Compact"/>
+        <w:numPr>
+          <w:ilvl w:val="0"/>
+          <w:numId w:val="1014"/>
+        </w:numPr>
+      </w:pPr>
+      <w:r>
+        <w:t xml:space="preserve">I am going to the kingdom.</w:t>
+      </w:r>
+    </w:p>
+    <w:p>
+      <w:pPr>
+        <w:pStyle w:val="Compact"/>
+        <w:numPr>
+          <w:ilvl w:val="0"/>
+          <w:numId w:val="1014"/>
+        </w:numPr>
+      </w:pPr>
+      <w:r>
+        <w:t xml:space="preserve">You all are hearing the word of God.</w:t>
+      </w:r>
+    </w:p>
+    <w:p>
+      <w:pPr>
+        <w:pStyle w:val="Compact"/>
+        <w:numPr>
+          <w:ilvl w:val="0"/>
+          <w:numId w:val="1014"/>
+        </w:numPr>
+      </w:pPr>
+      <w:r>
+        <w:t xml:space="preserve">The evil man is pursuing Yukhannan.</w:t>
+      </w:r>
+    </w:p>
+    <w:p>
+      <w:pPr>
+        <w:pStyle w:val="Compact"/>
+        <w:numPr>
+          <w:ilvl w:val="0"/>
+          <w:numId w:val="1014"/>
+        </w:numPr>
+      </w:pPr>
+      <w:r>
+        <w:t xml:space="preserve">We are seeing a great light there.</w:t>
+      </w:r>
+    </w:p>
+    <w:p>
+      <w:pPr>
+        <w:pStyle w:val="FirstParagraph"/>
       </w:pPr>
       <w:r>
         <w:rPr>
@@ -3655,34 +4021,58 @@
         </w:rPr>
         <w:t xml:space="preserve">Exercise 4: Production Drill</w:t>
       </w:r>
-      <w:r>
-        <w:t xml:space="preserve"> </w:t>
-      </w:r>
-      <w:r>
-        <w:t xml:space="preserve">1. Šāmaʿ-nā meltā.</w:t>
-      </w:r>
-      <w:r>
-        <w:t xml:space="preserve"> </w:t>
-      </w:r>
-      <w:r>
-        <w:t xml:space="preserve">2. Kātbā meltā ṭābtā.</w:t>
-      </w:r>
-      <w:r>
-        <w:t xml:space="preserve"> </w:t>
-      </w:r>
-      <w:r>
-        <w:t xml:space="preserve">3. ʾĀzlīn men harkā.</w:t>
-      </w:r>
-      <w:r>
-        <w:t xml:space="preserve"> </w:t>
-      </w:r>
-      <w:r>
-        <w:t xml:space="preserve">4. Ḥāzēn-tūn l-malkā.</w:t>
-      </w:r>
-    </w:p>
-    <w:p>
-      <w:pPr>
-        <w:pStyle w:val="BodyText"/>
+    </w:p>
+    <w:p>
+      <w:pPr>
+        <w:pStyle w:val="Compact"/>
+        <w:numPr>
+          <w:ilvl w:val="0"/>
+          <w:numId w:val="1015"/>
+        </w:numPr>
+      </w:pPr>
+      <w:r>
+        <w:t xml:space="preserve">Šāmaʿ-nā meltā.</w:t>
+      </w:r>
+    </w:p>
+    <w:p>
+      <w:pPr>
+        <w:pStyle w:val="Compact"/>
+        <w:numPr>
+          <w:ilvl w:val="0"/>
+          <w:numId w:val="1015"/>
+        </w:numPr>
+      </w:pPr>
+      <w:r>
+        <w:t xml:space="preserve">Kātbā meltā ṭābtā.</w:t>
+      </w:r>
+    </w:p>
+    <w:p>
+      <w:pPr>
+        <w:pStyle w:val="Compact"/>
+        <w:numPr>
+          <w:ilvl w:val="0"/>
+          <w:numId w:val="1015"/>
+        </w:numPr>
+      </w:pPr>
+      <w:r>
+        <w:t xml:space="preserve">ʾĀzlīn men harkā.</w:t>
+      </w:r>
+    </w:p>
+    <w:p>
+      <w:pPr>
+        <w:pStyle w:val="Compact"/>
+        <w:numPr>
+          <w:ilvl w:val="0"/>
+          <w:numId w:val="1015"/>
+        </w:numPr>
+      </w:pPr>
+      <w:r>
+        <w:t xml:space="preserve">Ḥāzēn-tūn l-malkā.</w:t>
+      </w:r>
+    </w:p>
+    <w:p>
+      <w:pPr>
+        <w:pStyle w:val="FirstParagraph"/>
       </w:pPr>
       <w:r>
         <w:rPr>
@@ -3691,17 +4081,23 @@
         </w:rPr>
         <w:t xml:space="preserve">Exercise 5: Reading Comprehension</w:t>
       </w:r>
-      <w:r>
-        <w:t xml:space="preserve"> </w:t>
-      </w:r>
-      <w:r>
-        <w:t xml:space="preserve">1.</w:t>
-      </w:r>
-      <w:r>
-        <w:t xml:space="preserve"> </w:t>
-      </w:r>
-      <w:r>
-        <w:t xml:space="preserve">“From here”</w:t>
+    </w:p>
+    <w:p>
+      <w:pPr>
+        <w:pStyle w:val="Compact"/>
+        <w:numPr>
+          <w:ilvl w:val="0"/>
+          <w:numId w:val="1016"/>
+        </w:numPr>
+      </w:pPr>
+      <w:r>
+        <w:t xml:space="preserve">“</w:t>
+      </w:r>
+      <w:r>
+        <w:t xml:space="preserve">From here</w:t>
+      </w:r>
+      <w:r>
+        <w:t xml:space="preserve">”</w:t>
       </w:r>
       <w:r>
         <w:t xml:space="preserve"> </w:t>
@@ -3719,11 +4115,17 @@
       <w:r>
         <w:t xml:space="preserve">).</w:t>
       </w:r>
-      <w:r>
-        <w:t xml:space="preserve"> </w:t>
-      </w:r>
-      <w:r>
-        <w:t xml:space="preserve">2. An evil king (</w:t>
+    </w:p>
+    <w:p>
+      <w:pPr>
+        <w:pStyle w:val="Compact"/>
+        <w:numPr>
+          <w:ilvl w:val="0"/>
+          <w:numId w:val="1016"/>
+        </w:numPr>
+      </w:pPr>
+      <w:r>
+        <w:t xml:space="preserve">An evil king (</w:t>
       </w:r>
       <w:r>
         <w:rPr>
@@ -3735,11 +4137,17 @@
       <w:r>
         <w:t xml:space="preserve">).</w:t>
       </w:r>
-      <w:r>
-        <w:t xml:space="preserve"> </w:t>
-      </w:r>
-      <w:r>
-        <w:t xml:space="preserve">3. The word of God (</w:t>
+    </w:p>
+    <w:p>
+      <w:pPr>
+        <w:pStyle w:val="Compact"/>
+        <w:numPr>
+          <w:ilvl w:val="0"/>
+          <w:numId w:val="1016"/>
+        </w:numPr>
+      </w:pPr>
+      <w:r>
+        <w:t xml:space="preserve">The word of God (</w:t>
       </w:r>
       <w:r>
         <w:rPr>
@@ -3759,8 +4167,8 @@
         </w:pict>
       </w:r>
     </w:p>
-    <w:bookmarkEnd w:id="17"/>
-    <w:bookmarkStart w:id="18" w:name="section-10-grammatical-summary"/>
+    <w:bookmarkEnd w:id="28"/>
+    <w:bookmarkStart w:id="29" w:name="section-10-grammatical-summary"/>
     <w:p>
       <w:pPr>
         <w:pStyle w:val="Heading4"/>
@@ -3779,78 +4187,13 @@
           <w:bCs/>
         </w:rPr>
         <w:t xml:space="preserve">PARTICIPLE + ENCLITIC COMBINATIONS (Masc. Root k-t-b)</w:t>
-      </w:r>
-      <w:r>
-        <w:t xml:space="preserve"> </w:t>
-      </w:r>
-      <w:r>
-        <w:t xml:space="preserve">| English | Participle | Enclitic | Combined Syriac Form |</w:t>
-      </w:r>
-      <w:r>
-        <w:t xml:space="preserve"> </w:t>
-      </w:r>
-      <w:r>
-        <w:t xml:space="preserve">| :— | :— | :— | :— |</w:t>
-      </w:r>
-      <w:r>
-        <w:t xml:space="preserve"> </w:t>
-      </w:r>
-      <w:r>
-        <w:t xml:space="preserve">| I write (m) | kāteb | -nā | kāteb-nā |</w:t>
-      </w:r>
-      <w:r>
-        <w:t xml:space="preserve"> </w:t>
-      </w:r>
-      <w:r>
-        <w:t xml:space="preserve">| You write (m) | kāteb | -t | kāteb-t |</w:t>
-      </w:r>
-      <w:r>
-        <w:t xml:space="preserve"> </w:t>
-      </w:r>
-      <w:r>
-        <w:t xml:space="preserve">| He writes | kāteb | (-hū) | kāteb / kāteb-hū |</w:t>
-      </w:r>
-      <w:r>
-        <w:t xml:space="preserve"> </w:t>
-      </w:r>
-      <w:r>
-        <w:t xml:space="preserve">| We write (m) | kātbīn | -ḥnan | kātbīn-ḥnan |</w:t>
-      </w:r>
-      <w:r>
-        <w:t xml:space="preserve"> </w:t>
-      </w:r>
-      <w:r>
-        <w:t xml:space="preserve">| You all write (m)| kātbīn | -tūn | kātbīn-tūn |</w:t>
-      </w:r>
-      <w:r>
-        <w:t xml:space="preserve"> </w:t>
-      </w:r>
-      <w:r>
-        <w:t xml:space="preserve">| They write (m) | kātbīn | (none) | kātbīn |</w:t>
-      </w:r>
-    </w:p>
-    <w:bookmarkEnd w:id="18"/>
-    <w:bookmarkStart w:id="19" w:name="section-11-additional-vocabulary"/>
-    <w:p>
-      <w:pPr>
-        <w:pStyle w:val="Heading4"/>
-      </w:pPr>
-      <w:r>
-        <w:t xml:space="preserve">Section 11: Additional Vocabulary</w:t>
-      </w:r>
-    </w:p>
-    <w:p>
-      <w:pPr>
-        <w:pStyle w:val="FirstParagraph"/>
-      </w:pPr>
-      <w:r>
-        <w:t xml:space="preserve">The following high-frequency words round out this lesson’s vocabulary to 30 terms.</w:t>
       </w:r>
     </w:p>
     <w:tbl>
       <w:tblPr>
         <w:tblStyle w:val="Table"/>
         <w:tblW w:type="auto" w:w="0"/>
+        <w:jc w:val="left"/>
         <w:tblLook w:firstRow="1" w:lastRow="0" w:firstColumn="0" w:lastColumn="0" w:noHBand="0" w:noVBand="0" w:val="0020"/>
       </w:tblPr>
       <w:tblGrid>
@@ -3871,43 +4214,43 @@
               <w:jc w:val="left"/>
             </w:pPr>
             <w:r>
-              <w:t xml:space="preserve">Estrangela</w:t>
-            </w:r>
-          </w:p>
-        </w:tc>
-        <w:tc>
-          <w:tcPr/>
-          <w:p>
-            <w:pPr>
-              <w:pStyle w:val="Compact"/>
-              <w:jc w:val="left"/>
-            </w:pPr>
-            <w:r>
-              <w:t xml:space="preserve">Transliteration</w:t>
-            </w:r>
-          </w:p>
-        </w:tc>
-        <w:tc>
-          <w:tcPr/>
-          <w:p>
-            <w:pPr>
-              <w:pStyle w:val="Compact"/>
-              <w:jc w:val="left"/>
-            </w:pPr>
-            <w:r>
-              <w:t xml:space="preserve">Gender/Type</w:t>
-            </w:r>
-          </w:p>
-        </w:tc>
-        <w:tc>
-          <w:tcPr/>
-          <w:p>
-            <w:pPr>
-              <w:pStyle w:val="Compact"/>
-              <w:jc w:val="left"/>
-            </w:pPr>
-            <w:r>
-              <w:t xml:space="preserve">Meaning</w:t>
+              <w:t xml:space="preserve">English</w:t>
+            </w:r>
+          </w:p>
+        </w:tc>
+        <w:tc>
+          <w:tcPr/>
+          <w:p>
+            <w:pPr>
+              <w:pStyle w:val="Compact"/>
+              <w:jc w:val="left"/>
+            </w:pPr>
+            <w:r>
+              <w:t xml:space="preserve">Participle</w:t>
+            </w:r>
+          </w:p>
+        </w:tc>
+        <w:tc>
+          <w:tcPr/>
+          <w:p>
+            <w:pPr>
+              <w:pStyle w:val="Compact"/>
+              <w:jc w:val="left"/>
+            </w:pPr>
+            <w:r>
+              <w:t xml:space="preserve">Enclitic</w:t>
+            </w:r>
+          </w:p>
+        </w:tc>
+        <w:tc>
+          <w:tcPr/>
+          <w:p>
+            <w:pPr>
+              <w:pStyle w:val="Compact"/>
+              <w:jc w:val="left"/>
+            </w:pPr>
+            <w:r>
+              <w:t xml:space="preserve">Combined Syriac Form</w:t>
             </w:r>
           </w:p>
         </w:tc>
@@ -3921,43 +4264,43 @@
               <w:jc w:val="left"/>
             </w:pPr>
             <w:r>
-              <w:t xml:space="preserve">ܩܪܝܬܐ</w:t>
-            </w:r>
-          </w:p>
-        </w:tc>
-        <w:tc>
-          <w:tcPr/>
-          <w:p>
-            <w:pPr>
-              <w:pStyle w:val="Compact"/>
-              <w:jc w:val="left"/>
-            </w:pPr>
-            <w:r>
-              <w:t xml:space="preserve">qrītā</w:t>
-            </w:r>
-          </w:p>
-        </w:tc>
-        <w:tc>
-          <w:tcPr/>
-          <w:p>
-            <w:pPr>
-              <w:pStyle w:val="Compact"/>
-              <w:jc w:val="left"/>
-            </w:pPr>
-            <w:r>
-              <w:t xml:space="preserve">f</w:t>
-            </w:r>
-          </w:p>
-        </w:tc>
-        <w:tc>
-          <w:tcPr/>
-          <w:p>
-            <w:pPr>
-              <w:pStyle w:val="Compact"/>
-              <w:jc w:val="left"/>
-            </w:pPr>
-            <w:r>
-              <w:t xml:space="preserve">village</w:t>
+              <w:t xml:space="preserve">I write (m)</w:t>
+            </w:r>
+          </w:p>
+        </w:tc>
+        <w:tc>
+          <w:tcPr/>
+          <w:p>
+            <w:pPr>
+              <w:pStyle w:val="Compact"/>
+              <w:jc w:val="left"/>
+            </w:pPr>
+            <w:r>
+              <w:t xml:space="preserve">kāteb</w:t>
+            </w:r>
+          </w:p>
+        </w:tc>
+        <w:tc>
+          <w:tcPr/>
+          <w:p>
+            <w:pPr>
+              <w:pStyle w:val="Compact"/>
+              <w:jc w:val="left"/>
+            </w:pPr>
+            <w:r>
+              <w:t xml:space="preserve">-nā</w:t>
+            </w:r>
+          </w:p>
+        </w:tc>
+        <w:tc>
+          <w:tcPr/>
+          <w:p>
+            <w:pPr>
+              <w:pStyle w:val="Compact"/>
+              <w:jc w:val="left"/>
+            </w:pPr>
+            <w:r>
+              <w:t xml:space="preserve">kāteb-nā</w:t>
             </w:r>
           </w:p>
         </w:tc>
@@ -3971,43 +4314,43 @@
               <w:jc w:val="left"/>
             </w:pPr>
             <w:r>
-              <w:t xml:space="preserve">ܠܫܢܐ</w:t>
-            </w:r>
-          </w:p>
-        </w:tc>
-        <w:tc>
-          <w:tcPr/>
-          <w:p>
-            <w:pPr>
-              <w:pStyle w:val="Compact"/>
-              <w:jc w:val="left"/>
-            </w:pPr>
-            <w:r>
-              <w:t xml:space="preserve">leššānā</w:t>
-            </w:r>
-          </w:p>
-        </w:tc>
-        <w:tc>
-          <w:tcPr/>
-          <w:p>
-            <w:pPr>
-              <w:pStyle w:val="Compact"/>
-              <w:jc w:val="left"/>
-            </w:pPr>
-            <w:r>
-              <w:t xml:space="preserve">m</w:t>
-            </w:r>
-          </w:p>
-        </w:tc>
-        <w:tc>
-          <w:tcPr/>
-          <w:p>
-            <w:pPr>
-              <w:pStyle w:val="Compact"/>
-              <w:jc w:val="left"/>
-            </w:pPr>
-            <w:r>
-              <w:t xml:space="preserve">tongue, language</w:t>
+              <w:t xml:space="preserve">You write (m)</w:t>
+            </w:r>
+          </w:p>
+        </w:tc>
+        <w:tc>
+          <w:tcPr/>
+          <w:p>
+            <w:pPr>
+              <w:pStyle w:val="Compact"/>
+              <w:jc w:val="left"/>
+            </w:pPr>
+            <w:r>
+              <w:t xml:space="preserve">kāteb</w:t>
+            </w:r>
+          </w:p>
+        </w:tc>
+        <w:tc>
+          <w:tcPr/>
+          <w:p>
+            <w:pPr>
+              <w:pStyle w:val="Compact"/>
+              <w:jc w:val="left"/>
+            </w:pPr>
+            <w:r>
+              <w:t xml:space="preserve">-t</w:t>
+            </w:r>
+          </w:p>
+        </w:tc>
+        <w:tc>
+          <w:tcPr/>
+          <w:p>
+            <w:pPr>
+              <w:pStyle w:val="Compact"/>
+              <w:jc w:val="left"/>
+            </w:pPr>
+            <w:r>
+              <w:t xml:space="preserve">kāteb-t</w:t>
             </w:r>
           </w:p>
         </w:tc>
@@ -4021,43 +4364,43 @@
               <w:jc w:val="left"/>
             </w:pPr>
             <w:r>
-              <w:t xml:space="preserve">ܓܪܡܐ</w:t>
-            </w:r>
-          </w:p>
-        </w:tc>
-        <w:tc>
-          <w:tcPr/>
-          <w:p>
-            <w:pPr>
-              <w:pStyle w:val="Compact"/>
-              <w:jc w:val="left"/>
-            </w:pPr>
-            <w:r>
-              <w:t xml:space="preserve">garmā</w:t>
-            </w:r>
-          </w:p>
-        </w:tc>
-        <w:tc>
-          <w:tcPr/>
-          <w:p>
-            <w:pPr>
-              <w:pStyle w:val="Compact"/>
-              <w:jc w:val="left"/>
-            </w:pPr>
-            <w:r>
-              <w:t xml:space="preserve">m</w:t>
-            </w:r>
-          </w:p>
-        </w:tc>
-        <w:tc>
-          <w:tcPr/>
-          <w:p>
-            <w:pPr>
-              <w:pStyle w:val="Compact"/>
-              <w:jc w:val="left"/>
-            </w:pPr>
-            <w:r>
-              <w:t xml:space="preserve">bone</w:t>
+              <w:t xml:space="preserve">He writes</w:t>
+            </w:r>
+          </w:p>
+        </w:tc>
+        <w:tc>
+          <w:tcPr/>
+          <w:p>
+            <w:pPr>
+              <w:pStyle w:val="Compact"/>
+              <w:jc w:val="left"/>
+            </w:pPr>
+            <w:r>
+              <w:t xml:space="preserve">kāteb</w:t>
+            </w:r>
+          </w:p>
+        </w:tc>
+        <w:tc>
+          <w:tcPr/>
+          <w:p>
+            <w:pPr>
+              <w:pStyle w:val="Compact"/>
+              <w:jc w:val="left"/>
+            </w:pPr>
+            <w:r>
+              <w:t xml:space="preserve">(-hū)</w:t>
+            </w:r>
+          </w:p>
+        </w:tc>
+        <w:tc>
+          <w:tcPr/>
+          <w:p>
+            <w:pPr>
+              <w:pStyle w:val="Compact"/>
+              <w:jc w:val="left"/>
+            </w:pPr>
+            <w:r>
+              <w:t xml:space="preserve">kāteb / kāteb-hū</w:t>
             </w:r>
           </w:p>
         </w:tc>
@@ -4071,43 +4414,43 @@
               <w:jc w:val="left"/>
             </w:pPr>
             <w:r>
-              <w:t xml:space="preserve">ܟܐܦܐ</w:t>
-            </w:r>
-          </w:p>
-        </w:tc>
-        <w:tc>
-          <w:tcPr/>
-          <w:p>
-            <w:pPr>
-              <w:pStyle w:val="Compact"/>
-              <w:jc w:val="left"/>
-            </w:pPr>
-            <w:r>
-              <w:t xml:space="preserve">kēpā</w:t>
-            </w:r>
-          </w:p>
-        </w:tc>
-        <w:tc>
-          <w:tcPr/>
-          <w:p>
-            <w:pPr>
-              <w:pStyle w:val="Compact"/>
-              <w:jc w:val="left"/>
-            </w:pPr>
-            <w:r>
-              <w:t xml:space="preserve">f</w:t>
-            </w:r>
-          </w:p>
-        </w:tc>
-        <w:tc>
-          <w:tcPr/>
-          <w:p>
-            <w:pPr>
-              <w:pStyle w:val="Compact"/>
-              <w:jc w:val="left"/>
-            </w:pPr>
-            <w:r>
-              <w:t xml:space="preserve">stone, rock</w:t>
+              <w:t xml:space="preserve">We write (m)</w:t>
+            </w:r>
+          </w:p>
+        </w:tc>
+        <w:tc>
+          <w:tcPr/>
+          <w:p>
+            <w:pPr>
+              <w:pStyle w:val="Compact"/>
+              <w:jc w:val="left"/>
+            </w:pPr>
+            <w:r>
+              <w:t xml:space="preserve">kātbīn</w:t>
+            </w:r>
+          </w:p>
+        </w:tc>
+        <w:tc>
+          <w:tcPr/>
+          <w:p>
+            <w:pPr>
+              <w:pStyle w:val="Compact"/>
+              <w:jc w:val="left"/>
+            </w:pPr>
+            <w:r>
+              <w:t xml:space="preserve">-ḥnan</w:t>
+            </w:r>
+          </w:p>
+        </w:tc>
+        <w:tc>
+          <w:tcPr/>
+          <w:p>
+            <w:pPr>
+              <w:pStyle w:val="Compact"/>
+              <w:jc w:val="left"/>
+            </w:pPr>
+            <w:r>
+              <w:t xml:space="preserve">kātbīn-ḥnan</w:t>
             </w:r>
           </w:p>
         </w:tc>
@@ -4121,43 +4464,43 @@
               <w:jc w:val="left"/>
             </w:pPr>
             <w:r>
-              <w:t xml:space="preserve">ܡܝܐ</w:t>
-            </w:r>
-          </w:p>
-        </w:tc>
-        <w:tc>
-          <w:tcPr/>
-          <w:p>
-            <w:pPr>
-              <w:pStyle w:val="Compact"/>
-              <w:jc w:val="left"/>
-            </w:pPr>
-            <w:r>
-              <w:t xml:space="preserve">mayyā</w:t>
-            </w:r>
-          </w:p>
-        </w:tc>
-        <w:tc>
-          <w:tcPr/>
-          <w:p>
-            <w:pPr>
-              <w:pStyle w:val="Compact"/>
-              <w:jc w:val="left"/>
-            </w:pPr>
-            <w:r>
-              <w:t xml:space="preserve">m.pl</w:t>
-            </w:r>
-          </w:p>
-        </w:tc>
-        <w:tc>
-          <w:tcPr/>
-          <w:p>
-            <w:pPr>
-              <w:pStyle w:val="Compact"/>
-              <w:jc w:val="left"/>
-            </w:pPr>
-            <w:r>
-              <w:t xml:space="preserve">water</w:t>
+              <w:t xml:space="preserve">You all write (m)</w:t>
+            </w:r>
+          </w:p>
+        </w:tc>
+        <w:tc>
+          <w:tcPr/>
+          <w:p>
+            <w:pPr>
+              <w:pStyle w:val="Compact"/>
+              <w:jc w:val="left"/>
+            </w:pPr>
+            <w:r>
+              <w:t xml:space="preserve">kātbīn</w:t>
+            </w:r>
+          </w:p>
+        </w:tc>
+        <w:tc>
+          <w:tcPr/>
+          <w:p>
+            <w:pPr>
+              <w:pStyle w:val="Compact"/>
+              <w:jc w:val="left"/>
+            </w:pPr>
+            <w:r>
+              <w:t xml:space="preserve">-tūn</w:t>
+            </w:r>
+          </w:p>
+        </w:tc>
+        <w:tc>
+          <w:tcPr/>
+          <w:p>
+            <w:pPr>
+              <w:pStyle w:val="Compact"/>
+              <w:jc w:val="left"/>
+            </w:pPr>
+            <w:r>
+              <w:t xml:space="preserve">kātbīn-tūn</w:t>
             </w:r>
           </w:p>
         </w:tc>
@@ -4171,750 +4514,50 @@
               <w:jc w:val="left"/>
             </w:pPr>
             <w:r>
-              <w:t xml:space="preserve">ܢܘܢܐ</w:t>
-            </w:r>
-          </w:p>
-        </w:tc>
-        <w:tc>
-          <w:tcPr/>
-          <w:p>
-            <w:pPr>
-              <w:pStyle w:val="Compact"/>
-              <w:jc w:val="left"/>
-            </w:pPr>
-            <w:r>
-              <w:t xml:space="preserve">nūnā</w:t>
-            </w:r>
-          </w:p>
-        </w:tc>
-        <w:tc>
-          <w:tcPr/>
-          <w:p>
-            <w:pPr>
-              <w:pStyle w:val="Compact"/>
-              <w:jc w:val="left"/>
-            </w:pPr>
-            <w:r>
-              <w:t xml:space="preserve">m</w:t>
-            </w:r>
-          </w:p>
-        </w:tc>
-        <w:tc>
-          <w:tcPr/>
-          <w:p>
-            <w:pPr>
-              <w:pStyle w:val="Compact"/>
-              <w:jc w:val="left"/>
-            </w:pPr>
-            <w:r>
-              <w:t xml:space="preserve">fish</w:t>
-            </w:r>
-          </w:p>
-        </w:tc>
-      </w:tr>
-      <w:tr>
-        <w:tc>
-          <w:tcPr/>
-          <w:p>
-            <w:pPr>
-              <w:pStyle w:val="Compact"/>
-              <w:jc w:val="left"/>
-            </w:pPr>
-            <w:r>
-              <w:t xml:space="preserve">ܡܕܝܢܬܐ</w:t>
-            </w:r>
-          </w:p>
-        </w:tc>
-        <w:tc>
-          <w:tcPr/>
-          <w:p>
-            <w:pPr>
-              <w:pStyle w:val="Compact"/>
-              <w:jc w:val="left"/>
-            </w:pPr>
-            <w:r>
-              <w:t xml:space="preserve">mdīttā</w:t>
-            </w:r>
-          </w:p>
-        </w:tc>
-        <w:tc>
-          <w:tcPr/>
-          <w:p>
-            <w:pPr>
-              <w:pStyle w:val="Compact"/>
-              <w:jc w:val="left"/>
-            </w:pPr>
-            <w:r>
-              <w:t xml:space="preserve">f</w:t>
-            </w:r>
-          </w:p>
-        </w:tc>
-        <w:tc>
-          <w:tcPr/>
-          <w:p>
-            <w:pPr>
-              <w:pStyle w:val="Compact"/>
-              <w:jc w:val="left"/>
-            </w:pPr>
-            <w:r>
-              <w:t xml:space="preserve">city</w:t>
-            </w:r>
-          </w:p>
-        </w:tc>
-      </w:tr>
-      <w:tr>
-        <w:tc>
-          <w:tcPr/>
-          <w:p>
-            <w:pPr>
-              <w:pStyle w:val="Compact"/>
-              <w:jc w:val="left"/>
-            </w:pPr>
-            <w:r>
-              <w:t xml:space="preserve">ܫܡܫܐ</w:t>
-            </w:r>
-          </w:p>
-        </w:tc>
-        <w:tc>
-          <w:tcPr/>
-          <w:p>
-            <w:pPr>
-              <w:pStyle w:val="Compact"/>
-              <w:jc w:val="left"/>
-            </w:pPr>
-            <w:r>
-              <w:t xml:space="preserve">šemšā</w:t>
-            </w:r>
-          </w:p>
-        </w:tc>
-        <w:tc>
-          <w:tcPr/>
-          <w:p>
-            <w:pPr>
-              <w:pStyle w:val="Compact"/>
-              <w:jc w:val="left"/>
-            </w:pPr>
-            <w:r>
-              <w:t xml:space="preserve">m</w:t>
-            </w:r>
-          </w:p>
-        </w:tc>
-        <w:tc>
-          <w:tcPr/>
-          <w:p>
-            <w:pPr>
-              <w:pStyle w:val="Compact"/>
-              <w:jc w:val="left"/>
-            </w:pPr>
-            <w:r>
-              <w:t xml:space="preserve">sun</w:t>
-            </w:r>
-          </w:p>
-        </w:tc>
-      </w:tr>
-      <w:tr>
-        <w:tc>
-          <w:tcPr/>
-          <w:p>
-            <w:pPr>
-              <w:pStyle w:val="Compact"/>
-              <w:jc w:val="left"/>
-            </w:pPr>
-            <w:r>
-              <w:t xml:space="preserve">ܬܪܥܐ</w:t>
-            </w:r>
-          </w:p>
-        </w:tc>
-        <w:tc>
-          <w:tcPr/>
-          <w:p>
-            <w:pPr>
-              <w:pStyle w:val="Compact"/>
-              <w:jc w:val="left"/>
-            </w:pPr>
-            <w:r>
-              <w:t xml:space="preserve">tarʿā</w:t>
-            </w:r>
-          </w:p>
-        </w:tc>
-        <w:tc>
-          <w:tcPr/>
-          <w:p>
-            <w:pPr>
-              <w:pStyle w:val="Compact"/>
-              <w:jc w:val="left"/>
-            </w:pPr>
-            <w:r>
-              <w:t xml:space="preserve">m</w:t>
-            </w:r>
-          </w:p>
-        </w:tc>
-        <w:tc>
-          <w:tcPr/>
-          <w:p>
-            <w:pPr>
-              <w:pStyle w:val="Compact"/>
-              <w:jc w:val="left"/>
-            </w:pPr>
-            <w:r>
-              <w:t xml:space="preserve">door, gate</w:t>
-            </w:r>
-          </w:p>
-        </w:tc>
-      </w:tr>
-      <w:tr>
-        <w:tc>
-          <w:tcPr/>
-          <w:p>
-            <w:pPr>
-              <w:pStyle w:val="Compact"/>
-              <w:jc w:val="left"/>
-            </w:pPr>
-            <w:r>
-              <w:t xml:space="preserve">ܡܫܚܐ</w:t>
-            </w:r>
-          </w:p>
-        </w:tc>
-        <w:tc>
-          <w:tcPr/>
-          <w:p>
-            <w:pPr>
-              <w:pStyle w:val="Compact"/>
-              <w:jc w:val="left"/>
-            </w:pPr>
-            <w:r>
-              <w:t xml:space="preserve">mešḥā</w:t>
-            </w:r>
-          </w:p>
-        </w:tc>
-        <w:tc>
-          <w:tcPr/>
-          <w:p>
-            <w:pPr>
-              <w:pStyle w:val="Compact"/>
-              <w:jc w:val="left"/>
-            </w:pPr>
-            <w:r>
-              <w:t xml:space="preserve">m</w:t>
-            </w:r>
-          </w:p>
-        </w:tc>
-        <w:tc>
-          <w:tcPr/>
-          <w:p>
-            <w:pPr>
-              <w:pStyle w:val="Compact"/>
-              <w:jc w:val="left"/>
-            </w:pPr>
-            <w:r>
-              <w:t xml:space="preserve">oil</w:t>
-            </w:r>
-          </w:p>
-        </w:tc>
-      </w:tr>
-      <w:tr>
-        <w:tc>
-          <w:tcPr/>
-          <w:p>
-            <w:pPr>
-              <w:pStyle w:val="Compact"/>
-              <w:jc w:val="left"/>
-            </w:pPr>
-            <w:r>
-              <w:t xml:space="preserve">ܚܝܠܐ</w:t>
-            </w:r>
-          </w:p>
-        </w:tc>
-        <w:tc>
-          <w:tcPr/>
-          <w:p>
-            <w:pPr>
-              <w:pStyle w:val="Compact"/>
-              <w:jc w:val="left"/>
-            </w:pPr>
-            <w:r>
-              <w:t xml:space="preserve">ḥaylā</w:t>
-            </w:r>
-          </w:p>
-        </w:tc>
-        <w:tc>
-          <w:tcPr/>
-          <w:p>
-            <w:pPr>
-              <w:pStyle w:val="Compact"/>
-              <w:jc w:val="left"/>
-            </w:pPr>
-            <w:r>
-              <w:t xml:space="preserve">m</w:t>
-            </w:r>
-          </w:p>
-        </w:tc>
-        <w:tc>
-          <w:tcPr/>
-          <w:p>
-            <w:pPr>
-              <w:pStyle w:val="Compact"/>
-              <w:jc w:val="left"/>
-            </w:pPr>
-            <w:r>
-              <w:t xml:space="preserve">power, army</w:t>
-            </w:r>
-          </w:p>
-        </w:tc>
-      </w:tr>
-      <w:tr>
-        <w:tc>
-          <w:tcPr/>
-          <w:p>
-            <w:pPr>
-              <w:pStyle w:val="Compact"/>
-              <w:jc w:val="left"/>
-            </w:pPr>
-            <w:r>
-              <w:t xml:space="preserve">ܐܕܢܐ</w:t>
-            </w:r>
-          </w:p>
-        </w:tc>
-        <w:tc>
-          <w:tcPr/>
-          <w:p>
-            <w:pPr>
-              <w:pStyle w:val="Compact"/>
-              <w:jc w:val="left"/>
-            </w:pPr>
-            <w:r>
-              <w:t xml:space="preserve">ʾednā</w:t>
-            </w:r>
-          </w:p>
-        </w:tc>
-        <w:tc>
-          <w:tcPr/>
-          <w:p>
-            <w:pPr>
-              <w:pStyle w:val="Compact"/>
-              <w:jc w:val="left"/>
-            </w:pPr>
-            <w:r>
-              <w:t xml:space="preserve">f</w:t>
-            </w:r>
-          </w:p>
-        </w:tc>
-        <w:tc>
-          <w:tcPr/>
-          <w:p>
-            <w:pPr>
-              <w:pStyle w:val="Compact"/>
-              <w:jc w:val="left"/>
-            </w:pPr>
-            <w:r>
-              <w:t xml:space="preserve">ear</w:t>
-            </w:r>
-          </w:p>
-        </w:tc>
-      </w:tr>
-      <w:tr>
-        <w:tc>
-          <w:tcPr/>
-          <w:p>
-            <w:pPr>
-              <w:pStyle w:val="Compact"/>
-              <w:jc w:val="left"/>
-            </w:pPr>
-            <w:r>
-              <w:t xml:space="preserve">ܩܝܣܐ</w:t>
-            </w:r>
-          </w:p>
-        </w:tc>
-        <w:tc>
-          <w:tcPr/>
-          <w:p>
-            <w:pPr>
-              <w:pStyle w:val="Compact"/>
-              <w:jc w:val="left"/>
-            </w:pPr>
-            <w:r>
-              <w:t xml:space="preserve">qaysā</w:t>
-            </w:r>
-          </w:p>
-        </w:tc>
-        <w:tc>
-          <w:tcPr/>
-          <w:p>
-            <w:pPr>
-              <w:pStyle w:val="Compact"/>
-              <w:jc w:val="left"/>
-            </w:pPr>
-            <w:r>
-              <w:t xml:space="preserve">m</w:t>
-            </w:r>
-          </w:p>
-        </w:tc>
-        <w:tc>
-          <w:tcPr/>
-          <w:p>
-            <w:pPr>
-              <w:pStyle w:val="Compact"/>
-              <w:jc w:val="left"/>
-            </w:pPr>
-            <w:r>
-              <w:t xml:space="preserve">wood, tree</w:t>
-            </w:r>
-          </w:p>
-        </w:tc>
-      </w:tr>
-      <w:tr>
-        <w:tc>
-          <w:tcPr/>
-          <w:p>
-            <w:pPr>
-              <w:pStyle w:val="Compact"/>
-              <w:jc w:val="left"/>
-            </w:pPr>
-            <w:r>
-              <w:t xml:space="preserve">ܢܗܪܐ</w:t>
-            </w:r>
-          </w:p>
-        </w:tc>
-        <w:tc>
-          <w:tcPr/>
-          <w:p>
-            <w:pPr>
-              <w:pStyle w:val="Compact"/>
-              <w:jc w:val="left"/>
-            </w:pPr>
-            <w:r>
-              <w:t xml:space="preserve">nahrā</w:t>
-            </w:r>
-          </w:p>
-        </w:tc>
-        <w:tc>
-          <w:tcPr/>
-          <w:p>
-            <w:pPr>
-              <w:pStyle w:val="Compact"/>
-              <w:jc w:val="left"/>
-            </w:pPr>
-            <w:r>
-              <w:t xml:space="preserve">m</w:t>
-            </w:r>
-          </w:p>
-        </w:tc>
-        <w:tc>
-          <w:tcPr/>
-          <w:p>
-            <w:pPr>
-              <w:pStyle w:val="Compact"/>
-              <w:jc w:val="left"/>
-            </w:pPr>
-            <w:r>
-              <w:t xml:space="preserve">river</w:t>
-            </w:r>
-          </w:p>
-        </w:tc>
-      </w:tr>
-      <w:tr>
-        <w:tc>
-          <w:tcPr/>
-          <w:p>
-            <w:pPr>
-              <w:pStyle w:val="Compact"/>
-              <w:jc w:val="left"/>
-            </w:pPr>
-            <w:r>
-              <w:t xml:space="preserve">ܣܒܪܐ</w:t>
-            </w:r>
-          </w:p>
-        </w:tc>
-        <w:tc>
-          <w:tcPr/>
-          <w:p>
-            <w:pPr>
-              <w:pStyle w:val="Compact"/>
-              <w:jc w:val="left"/>
-            </w:pPr>
-            <w:r>
-              <w:t xml:space="preserve">sabrā</w:t>
-            </w:r>
-          </w:p>
-        </w:tc>
-        <w:tc>
-          <w:tcPr/>
-          <w:p>
-            <w:pPr>
-              <w:pStyle w:val="Compact"/>
-              <w:jc w:val="left"/>
-            </w:pPr>
-            <w:r>
-              <w:t xml:space="preserve">m</w:t>
-            </w:r>
-          </w:p>
-        </w:tc>
-        <w:tc>
-          <w:tcPr/>
-          <w:p>
-            <w:pPr>
-              <w:pStyle w:val="Compact"/>
-              <w:jc w:val="left"/>
-            </w:pPr>
-            <w:r>
-              <w:t xml:space="preserve">hope</w:t>
-            </w:r>
-          </w:p>
-        </w:tc>
-      </w:tr>
-      <w:tr>
-        <w:tc>
-          <w:tcPr/>
-          <w:p>
-            <w:pPr>
-              <w:pStyle w:val="Compact"/>
-              <w:jc w:val="left"/>
-            </w:pPr>
-            <w:r>
-              <w:t xml:space="preserve">ܕܚܠܬܐ</w:t>
-            </w:r>
-          </w:p>
-        </w:tc>
-        <w:tc>
-          <w:tcPr/>
-          <w:p>
-            <w:pPr>
-              <w:pStyle w:val="Compact"/>
-              <w:jc w:val="left"/>
-            </w:pPr>
-            <w:r>
-              <w:t xml:space="preserve">deḥltā</w:t>
-            </w:r>
-          </w:p>
-        </w:tc>
-        <w:tc>
-          <w:tcPr/>
-          <w:p>
-            <w:pPr>
-              <w:pStyle w:val="Compact"/>
-              <w:jc w:val="left"/>
-            </w:pPr>
-            <w:r>
-              <w:t xml:space="preserve">f</w:t>
-            </w:r>
-          </w:p>
-        </w:tc>
-        <w:tc>
-          <w:tcPr/>
-          <w:p>
-            <w:pPr>
-              <w:pStyle w:val="Compact"/>
-              <w:jc w:val="left"/>
-            </w:pPr>
-            <w:r>
-              <w:t xml:space="preserve">fear, religion</w:t>
-            </w:r>
-          </w:p>
-        </w:tc>
-      </w:tr>
-      <w:tr>
-        <w:tc>
-          <w:tcPr/>
-          <w:p>
-            <w:pPr>
-              <w:pStyle w:val="Compact"/>
-              <w:jc w:val="left"/>
-            </w:pPr>
-            <w:r>
-              <w:t xml:space="preserve">ܣܗܪܐ</w:t>
-            </w:r>
-          </w:p>
-        </w:tc>
-        <w:tc>
-          <w:tcPr/>
-          <w:p>
-            <w:pPr>
-              <w:pStyle w:val="Compact"/>
-              <w:jc w:val="left"/>
-            </w:pPr>
-            <w:r>
-              <w:t xml:space="preserve">sahrā</w:t>
-            </w:r>
-          </w:p>
-        </w:tc>
-        <w:tc>
-          <w:tcPr/>
-          <w:p>
-            <w:pPr>
-              <w:pStyle w:val="Compact"/>
-              <w:jc w:val="left"/>
-            </w:pPr>
-            <w:r>
-              <w:t xml:space="preserve">m</w:t>
-            </w:r>
-          </w:p>
-        </w:tc>
-        <w:tc>
-          <w:tcPr/>
-          <w:p>
-            <w:pPr>
-              <w:pStyle w:val="Compact"/>
-              <w:jc w:val="left"/>
-            </w:pPr>
-            <w:r>
-              <w:t xml:space="preserve">moon</w:t>
-            </w:r>
-          </w:p>
-        </w:tc>
-      </w:tr>
-      <w:tr>
-        <w:tc>
-          <w:tcPr/>
-          <w:p>
-            <w:pPr>
-              <w:pStyle w:val="Compact"/>
-              <w:jc w:val="left"/>
-            </w:pPr>
-            <w:r>
-              <w:t xml:space="preserve">ܪܓܠܐ</w:t>
-            </w:r>
-          </w:p>
-        </w:tc>
-        <w:tc>
-          <w:tcPr/>
-          <w:p>
-            <w:pPr>
-              <w:pStyle w:val="Compact"/>
-              <w:jc w:val="left"/>
-            </w:pPr>
-            <w:r>
-              <w:t xml:space="preserve">reglā</w:t>
-            </w:r>
-          </w:p>
-        </w:tc>
-        <w:tc>
-          <w:tcPr/>
-          <w:p>
-            <w:pPr>
-              <w:pStyle w:val="Compact"/>
-              <w:jc w:val="left"/>
-            </w:pPr>
-            <w:r>
-              <w:t xml:space="preserve">f</w:t>
-            </w:r>
-          </w:p>
-        </w:tc>
-        <w:tc>
-          <w:tcPr/>
-          <w:p>
-            <w:pPr>
-              <w:pStyle w:val="Compact"/>
-              <w:jc w:val="left"/>
-            </w:pPr>
-            <w:r>
-              <w:t xml:space="preserve">foot</w:t>
-            </w:r>
-          </w:p>
-        </w:tc>
-      </w:tr>
-      <w:tr>
-        <w:tc>
-          <w:tcPr/>
-          <w:p>
-            <w:pPr>
-              <w:pStyle w:val="Compact"/>
-              <w:jc w:val="left"/>
-            </w:pPr>
-            <w:r>
-              <w:t xml:space="preserve">ܫܠܡܐ</w:t>
-            </w:r>
-          </w:p>
-        </w:tc>
-        <w:tc>
-          <w:tcPr/>
-          <w:p>
-            <w:pPr>
-              <w:pStyle w:val="Compact"/>
-              <w:jc w:val="left"/>
-            </w:pPr>
-            <w:r>
-              <w:t xml:space="preserve">šlāmā</w:t>
-            </w:r>
-          </w:p>
-        </w:tc>
-        <w:tc>
-          <w:tcPr/>
-          <w:p>
-            <w:pPr>
-              <w:pStyle w:val="Compact"/>
-              <w:jc w:val="left"/>
-            </w:pPr>
-            <w:r>
-              <w:t xml:space="preserve">m</w:t>
-            </w:r>
-          </w:p>
-        </w:tc>
-        <w:tc>
-          <w:tcPr/>
-          <w:p>
-            <w:pPr>
-              <w:pStyle w:val="Compact"/>
-              <w:jc w:val="left"/>
-            </w:pPr>
-            <w:r>
-              <w:t xml:space="preserve">peace</w:t>
-            </w:r>
-          </w:p>
-        </w:tc>
-      </w:tr>
-      <w:tr>
-        <w:tc>
-          <w:tcPr/>
-          <w:p>
-            <w:pPr>
-              <w:pStyle w:val="Compact"/>
-              <w:jc w:val="left"/>
-            </w:pPr>
-            <w:r>
-              <w:t xml:space="preserve">ܐܬܪܐ</w:t>
-            </w:r>
-          </w:p>
-        </w:tc>
-        <w:tc>
-          <w:tcPr/>
-          <w:p>
-            <w:pPr>
-              <w:pStyle w:val="Compact"/>
-              <w:jc w:val="left"/>
-            </w:pPr>
-            <w:r>
-              <w:t xml:space="preserve">ʾatrā</w:t>
-            </w:r>
-          </w:p>
-        </w:tc>
-        <w:tc>
-          <w:tcPr/>
-          <w:p>
-            <w:pPr>
-              <w:pStyle w:val="Compact"/>
-              <w:jc w:val="left"/>
-            </w:pPr>
-            <w:r>
-              <w:t xml:space="preserve">m</w:t>
-            </w:r>
-          </w:p>
-        </w:tc>
-        <w:tc>
-          <w:tcPr/>
-          <w:p>
-            <w:pPr>
-              <w:pStyle w:val="Compact"/>
-              <w:jc w:val="left"/>
-            </w:pPr>
-            <w:r>
-              <w:t xml:space="preserve">place, country</w:t>
+              <w:t xml:space="preserve">They write (m)</w:t>
+            </w:r>
+          </w:p>
+        </w:tc>
+        <w:tc>
+          <w:tcPr/>
+          <w:p>
+            <w:pPr>
+              <w:pStyle w:val="Compact"/>
+              <w:jc w:val="left"/>
+            </w:pPr>
+            <w:r>
+              <w:t xml:space="preserve">kātbīn</w:t>
+            </w:r>
+          </w:p>
+        </w:tc>
+        <w:tc>
+          <w:tcPr/>
+          <w:p>
+            <w:pPr>
+              <w:pStyle w:val="Compact"/>
+              <w:jc w:val="left"/>
+            </w:pPr>
+            <w:r>
+              <w:t xml:space="preserve">(none)</w:t>
+            </w:r>
+          </w:p>
+        </w:tc>
+        <w:tc>
+          <w:tcPr/>
+          <w:p>
+            <w:pPr>
+              <w:pStyle w:val="Compact"/>
+              <w:jc w:val="left"/>
+            </w:pPr>
+            <w:r>
+              <w:t xml:space="preserve">kātbīn</w:t>
             </w:r>
           </w:p>
         </w:tc>
       </w:tr>
     </w:tbl>
-    <w:bookmarkEnd w:id="19"/>
-    <w:bookmarkStart w:id="20" w:name="section-11-additional-vocabulary-1"/>
+    <w:bookmarkEnd w:id="29"/>
+    <w:bookmarkStart w:id="30" w:name="section-11-additional-vocabulary"/>
     <w:p>
       <w:pPr>
         <w:pStyle w:val="Heading4"/>
@@ -4928,20 +4571,23 @@
         <w:pStyle w:val="FirstParagraph"/>
       </w:pPr>
       <w:r>
-        <w:t xml:space="preserve">The following high-frequency words round out this lesson’s vocabulary to 30 terms.</w:t>
+        <w:t xml:space="preserve">The following 30 genuinely new high-frequency words supplement this lesson’s vocabulary, focusing on nouns and derived verbal nouns relevant to narrative present (participle) usage.</w:t>
       </w:r>
     </w:p>
     <w:tbl>
       <w:tblPr>
         <w:tblStyle w:val="Table"/>
-        <w:tblW w:type="auto" w:w="0"/>
+        <w:tblW w:type="pct" w:w="5000"/>
+        <w:jc w:val="left"/>
+        <w:tblLayout w:type="fixed"/>
         <w:tblLook w:firstRow="1" w:lastRow="0" w:firstColumn="0" w:lastColumn="0" w:noHBand="0" w:noVBand="0" w:val="0020"/>
       </w:tblPr>
       <w:tblGrid>
-        <w:gridCol w:w="1980"/>
-        <w:gridCol w:w="1980"/>
-        <w:gridCol w:w="1980"/>
-        <w:gridCol w:w="1980"/>
+        <w:gridCol w:w="1584"/>
+        <w:gridCol w:w="1584"/>
+        <w:gridCol w:w="1584"/>
+        <w:gridCol w:w="1584"/>
+        <w:gridCol w:w="1584"/>
       </w:tblGrid>
       <w:tr>
         <w:trPr>
@@ -4955,7 +4601,7 @@
               <w:jc w:val="left"/>
             </w:pPr>
             <w:r>
-              <w:t xml:space="preserve">Estrangela</w:t>
+              <w:t xml:space="preserve">Syriac (Estrangela)</w:t>
             </w:r>
           </w:p>
         </w:tc>
@@ -4979,7 +4625,7 @@
               <w:jc w:val="left"/>
             </w:pPr>
             <w:r>
-              <w:t xml:space="preserve">Gender/Type</w:t>
+              <w:t xml:space="preserve">Part of Speech</w:t>
             </w:r>
           </w:p>
         </w:tc>
@@ -4992,6 +4638,18 @@
             </w:pPr>
             <w:r>
               <w:t xml:space="preserve">Meaning</w:t>
+            </w:r>
+          </w:p>
+        </w:tc>
+        <w:tc>
+          <w:tcPr/>
+          <w:p>
+            <w:pPr>
+              <w:pStyle w:val="Compact"/>
+              <w:jc w:val="left"/>
+            </w:pPr>
+            <w:r>
+              <w:t xml:space="preserve">Notes</w:t>
             </w:r>
           </w:p>
         </w:tc>
@@ -5005,43 +4663,55 @@
               <w:jc w:val="left"/>
             </w:pPr>
             <w:r>
-              <w:t xml:space="preserve">ܣܗܕܐ</w:t>
-            </w:r>
-          </w:p>
-        </w:tc>
-        <w:tc>
-          <w:tcPr/>
-          <w:p>
-            <w:pPr>
-              <w:pStyle w:val="Compact"/>
-              <w:jc w:val="left"/>
-            </w:pPr>
-            <w:r>
-              <w:t xml:space="preserve">sāhdā</w:t>
-            </w:r>
-          </w:p>
-        </w:tc>
-        <w:tc>
-          <w:tcPr/>
-          <w:p>
-            <w:pPr>
-              <w:pStyle w:val="Compact"/>
-              <w:jc w:val="left"/>
-            </w:pPr>
-            <w:r>
-              <w:t xml:space="preserve">m</w:t>
-            </w:r>
-          </w:p>
-        </w:tc>
-        <w:tc>
-          <w:tcPr/>
-          <w:p>
-            <w:pPr>
-              <w:pStyle w:val="Compact"/>
-              <w:jc w:val="left"/>
-            </w:pPr>
-            <w:r>
-              <w:t xml:space="preserve">witness, martyr</w:t>
+              <w:t xml:space="preserve">ܫܒܬܐ</w:t>
+            </w:r>
+          </w:p>
+        </w:tc>
+        <w:tc>
+          <w:tcPr/>
+          <w:p>
+            <w:pPr>
+              <w:pStyle w:val="Compact"/>
+              <w:jc w:val="left"/>
+            </w:pPr>
+            <w:r>
+              <w:t xml:space="preserve">šabbtā</w:t>
+            </w:r>
+          </w:p>
+        </w:tc>
+        <w:tc>
+          <w:tcPr/>
+          <w:p>
+            <w:pPr>
+              <w:pStyle w:val="Compact"/>
+              <w:jc w:val="left"/>
+            </w:pPr>
+            <w:r>
+              <w:t xml:space="preserve">f. noun</w:t>
+            </w:r>
+          </w:p>
+        </w:tc>
+        <w:tc>
+          <w:tcPr/>
+          <w:p>
+            <w:pPr>
+              <w:pStyle w:val="Compact"/>
+              <w:jc w:val="left"/>
+            </w:pPr>
+            <w:r>
+              <w:t xml:space="preserve">sabbath, week</w:t>
+            </w:r>
+          </w:p>
+        </w:tc>
+        <w:tc>
+          <w:tcPr/>
+          <w:p>
+            <w:pPr>
+              <w:pStyle w:val="Compact"/>
+              <w:jc w:val="left"/>
+            </w:pPr>
+            <w:r>
+              <w:t xml:space="preserve">pl. šabbē</w:t>
             </w:r>
           </w:p>
         </w:tc>
@@ -5055,43 +4725,55 @@
               <w:jc w:val="left"/>
             </w:pPr>
             <w:r>
-              <w:t xml:space="preserve">ܒܣܪܐ</w:t>
-            </w:r>
-          </w:p>
-        </w:tc>
-        <w:tc>
-          <w:tcPr/>
-          <w:p>
-            <w:pPr>
-              <w:pStyle w:val="Compact"/>
-              <w:jc w:val="left"/>
-            </w:pPr>
-            <w:r>
-              <w:t xml:space="preserve">besrā</w:t>
-            </w:r>
-          </w:p>
-        </w:tc>
-        <w:tc>
-          <w:tcPr/>
-          <w:p>
-            <w:pPr>
-              <w:pStyle w:val="Compact"/>
-              <w:jc w:val="left"/>
-            </w:pPr>
-            <w:r>
-              <w:t xml:space="preserve">m</w:t>
-            </w:r>
-          </w:p>
-        </w:tc>
-        <w:tc>
-          <w:tcPr/>
-          <w:p>
-            <w:pPr>
-              <w:pStyle w:val="Compact"/>
-              <w:jc w:val="left"/>
-            </w:pPr>
-            <w:r>
-              <w:t xml:space="preserve">flesh</w:t>
+              <w:t xml:space="preserve">ܠܒܘܫܐ</w:t>
+            </w:r>
+          </w:p>
+        </w:tc>
+        <w:tc>
+          <w:tcPr/>
+          <w:p>
+            <w:pPr>
+              <w:pStyle w:val="Compact"/>
+              <w:jc w:val="left"/>
+            </w:pPr>
+            <w:r>
+              <w:t xml:space="preserve">lbūšā</w:t>
+            </w:r>
+          </w:p>
+        </w:tc>
+        <w:tc>
+          <w:tcPr/>
+          <w:p>
+            <w:pPr>
+              <w:pStyle w:val="Compact"/>
+              <w:jc w:val="left"/>
+            </w:pPr>
+            <w:r>
+              <w:t xml:space="preserve">m. noun</w:t>
+            </w:r>
+          </w:p>
+        </w:tc>
+        <w:tc>
+          <w:tcPr/>
+          <w:p>
+            <w:pPr>
+              <w:pStyle w:val="Compact"/>
+              <w:jc w:val="left"/>
+            </w:pPr>
+            <w:r>
+              <w:t xml:space="preserve">garment, clothing</w:t>
+            </w:r>
+          </w:p>
+        </w:tc>
+        <w:tc>
+          <w:tcPr/>
+          <w:p>
+            <w:pPr>
+              <w:pStyle w:val="Compact"/>
+              <w:jc w:val="left"/>
+            </w:pPr>
+            <w:r>
+              <w:t xml:space="preserve">from root l-b-š (to wear)</w:t>
             </w:r>
           </w:p>
         </w:tc>
@@ -5105,43 +4787,55 @@
               <w:jc w:val="left"/>
             </w:pPr>
             <w:r>
-              <w:t xml:space="preserve">ܛܝܒܘܬܐ</w:t>
-            </w:r>
-          </w:p>
-        </w:tc>
-        <w:tc>
-          <w:tcPr/>
-          <w:p>
-            <w:pPr>
-              <w:pStyle w:val="Compact"/>
-              <w:jc w:val="left"/>
-            </w:pPr>
-            <w:r>
-              <w:t xml:space="preserve">ṭaybūttā</w:t>
-            </w:r>
-          </w:p>
-        </w:tc>
-        <w:tc>
-          <w:tcPr/>
-          <w:p>
-            <w:pPr>
-              <w:pStyle w:val="Compact"/>
-              <w:jc w:val="left"/>
-            </w:pPr>
-            <w:r>
-              <w:t xml:space="preserve">f</w:t>
-            </w:r>
-          </w:p>
-        </w:tc>
-        <w:tc>
-          <w:tcPr/>
-          <w:p>
-            <w:pPr>
-              <w:pStyle w:val="Compact"/>
-              <w:jc w:val="left"/>
-            </w:pPr>
-            <w:r>
-              <w:t xml:space="preserve">grace</w:t>
+              <w:t xml:space="preserve">ܕܟܪܢܐ</w:t>
+            </w:r>
+          </w:p>
+        </w:tc>
+        <w:tc>
+          <w:tcPr/>
+          <w:p>
+            <w:pPr>
+              <w:pStyle w:val="Compact"/>
+              <w:jc w:val="left"/>
+            </w:pPr>
+            <w:r>
+              <w:t xml:space="preserve">dəkrānā</w:t>
+            </w:r>
+          </w:p>
+        </w:tc>
+        <w:tc>
+          <w:tcPr/>
+          <w:p>
+            <w:pPr>
+              <w:pStyle w:val="Compact"/>
+              <w:jc w:val="left"/>
+            </w:pPr>
+            <w:r>
+              <w:t xml:space="preserve">m. noun</w:t>
+            </w:r>
+          </w:p>
+        </w:tc>
+        <w:tc>
+          <w:tcPr/>
+          <w:p>
+            <w:pPr>
+              <w:pStyle w:val="Compact"/>
+              <w:jc w:val="left"/>
+            </w:pPr>
+            <w:r>
+              <w:t xml:space="preserve">memory, remembrance</w:t>
+            </w:r>
+          </w:p>
+        </w:tc>
+        <w:tc>
+          <w:tcPr/>
+          <w:p>
+            <w:pPr>
+              <w:pStyle w:val="Compact"/>
+              <w:jc w:val="left"/>
+            </w:pPr>
+            <w:r>
+              <w:t xml:space="preserve">from root d-k-r (to remember)</w:t>
             </w:r>
           </w:p>
         </w:tc>
@@ -5155,43 +4849,55 @@
               <w:jc w:val="left"/>
             </w:pPr>
             <w:r>
-              <w:t xml:space="preserve">ܬܘܪܐ</w:t>
-            </w:r>
-          </w:p>
-        </w:tc>
-        <w:tc>
-          <w:tcPr/>
-          <w:p>
-            <w:pPr>
-              <w:pStyle w:val="Compact"/>
-              <w:jc w:val="left"/>
-            </w:pPr>
-            <w:r>
-              <w:t xml:space="preserve">tawrā</w:t>
-            </w:r>
-          </w:p>
-        </w:tc>
-        <w:tc>
-          <w:tcPr/>
-          <w:p>
-            <w:pPr>
-              <w:pStyle w:val="Compact"/>
-              <w:jc w:val="left"/>
-            </w:pPr>
-            <w:r>
-              <w:t xml:space="preserve">m</w:t>
-            </w:r>
-          </w:p>
-        </w:tc>
-        <w:tc>
-          <w:tcPr/>
-          <w:p>
-            <w:pPr>
-              <w:pStyle w:val="Compact"/>
-              <w:jc w:val="left"/>
-            </w:pPr>
-            <w:r>
-              <w:t xml:space="preserve">bull, ox</w:t>
+              <w:t xml:space="preserve">ܦܓܥܢܐ</w:t>
+            </w:r>
+          </w:p>
+        </w:tc>
+        <w:tc>
+          <w:tcPr/>
+          <w:p>
+            <w:pPr>
+              <w:pStyle w:val="Compact"/>
+              <w:jc w:val="left"/>
+            </w:pPr>
+            <w:r>
+              <w:t xml:space="preserve">pəgʿānā</w:t>
+            </w:r>
+          </w:p>
+        </w:tc>
+        <w:tc>
+          <w:tcPr/>
+          <w:p>
+            <w:pPr>
+              <w:pStyle w:val="Compact"/>
+              <w:jc w:val="left"/>
+            </w:pPr>
+            <w:r>
+              <w:t xml:space="preserve">m. noun</w:t>
+            </w:r>
+          </w:p>
+        </w:tc>
+        <w:tc>
+          <w:tcPr/>
+          <w:p>
+            <w:pPr>
+              <w:pStyle w:val="Compact"/>
+              <w:jc w:val="left"/>
+            </w:pPr>
+            <w:r>
+              <w:t xml:space="preserve">encounter, meeting</w:t>
+            </w:r>
+          </w:p>
+        </w:tc>
+        <w:tc>
+          <w:tcPr/>
+          <w:p>
+            <w:pPr>
+              <w:pStyle w:val="Compact"/>
+              <w:jc w:val="left"/>
+            </w:pPr>
+            <w:r>
+              <w:t xml:space="preserve">from root p-g-ʿ (to meet)</w:t>
             </w:r>
           </w:p>
         </w:tc>
@@ -5205,43 +4911,55 @@
               <w:jc w:val="left"/>
             </w:pPr>
             <w:r>
-              <w:t xml:space="preserve">ܩܝܡܐ</w:t>
-            </w:r>
-          </w:p>
-        </w:tc>
-        <w:tc>
-          <w:tcPr/>
-          <w:p>
-            <w:pPr>
-              <w:pStyle w:val="Compact"/>
-              <w:jc w:val="left"/>
-            </w:pPr>
-            <w:r>
-              <w:t xml:space="preserve">qyāmā</w:t>
-            </w:r>
-          </w:p>
-        </w:tc>
-        <w:tc>
-          <w:tcPr/>
-          <w:p>
-            <w:pPr>
-              <w:pStyle w:val="Compact"/>
-              <w:jc w:val="left"/>
-            </w:pPr>
-            <w:r>
-              <w:t xml:space="preserve">m</w:t>
-            </w:r>
-          </w:p>
-        </w:tc>
-        <w:tc>
-          <w:tcPr/>
-          <w:p>
-            <w:pPr>
-              <w:pStyle w:val="Compact"/>
-              <w:jc w:val="left"/>
-            </w:pPr>
-            <w:r>
-              <w:t xml:space="preserve">covenant</w:t>
+              <w:t xml:space="preserve">ܐܨܒܥܐ</w:t>
+            </w:r>
+          </w:p>
+        </w:tc>
+        <w:tc>
+          <w:tcPr/>
+          <w:p>
+            <w:pPr>
+              <w:pStyle w:val="Compact"/>
+              <w:jc w:val="left"/>
+            </w:pPr>
+            <w:r>
+              <w:t xml:space="preserve">ʾəṣḇʿā</w:t>
+            </w:r>
+          </w:p>
+        </w:tc>
+        <w:tc>
+          <w:tcPr/>
+          <w:p>
+            <w:pPr>
+              <w:pStyle w:val="Compact"/>
+              <w:jc w:val="left"/>
+            </w:pPr>
+            <w:r>
+              <w:t xml:space="preserve">f. noun</w:t>
+            </w:r>
+          </w:p>
+        </w:tc>
+        <w:tc>
+          <w:tcPr/>
+          <w:p>
+            <w:pPr>
+              <w:pStyle w:val="Compact"/>
+              <w:jc w:val="left"/>
+            </w:pPr>
+            <w:r>
+              <w:t xml:space="preserve">finger</w:t>
+            </w:r>
+          </w:p>
+        </w:tc>
+        <w:tc>
+          <w:tcPr/>
+          <w:p>
+            <w:pPr>
+              <w:pStyle w:val="Compact"/>
+              <w:jc w:val="left"/>
+            </w:pPr>
+            <w:r>
+              <w:t xml:space="preserve">body part, abstract</w:t>
             </w:r>
           </w:p>
         </w:tc>
@@ -5255,43 +4973,55 @@
               <w:jc w:val="left"/>
             </w:pPr>
             <w:r>
-              <w:t xml:space="preserve">ܐܘܪܚܐ</w:t>
-            </w:r>
-          </w:p>
-        </w:tc>
-        <w:tc>
-          <w:tcPr/>
-          <w:p>
-            <w:pPr>
-              <w:pStyle w:val="Compact"/>
-              <w:jc w:val="left"/>
-            </w:pPr>
-            <w:r>
-              <w:t xml:space="preserve">ʾūrḥā</w:t>
-            </w:r>
-          </w:p>
-        </w:tc>
-        <w:tc>
-          <w:tcPr/>
-          <w:p>
-            <w:pPr>
-              <w:pStyle w:val="Compact"/>
-              <w:jc w:val="left"/>
-            </w:pPr>
-            <w:r>
-              <w:t xml:space="preserve">f</w:t>
-            </w:r>
-          </w:p>
-        </w:tc>
-        <w:tc>
-          <w:tcPr/>
-          <w:p>
-            <w:pPr>
-              <w:pStyle w:val="Compact"/>
-              <w:jc w:val="left"/>
-            </w:pPr>
-            <w:r>
-              <w:t xml:space="preserve">way, road</w:t>
+              <w:t xml:space="preserve">ܦܘܠܚܢܐ</w:t>
+            </w:r>
+          </w:p>
+        </w:tc>
+        <w:tc>
+          <w:tcPr/>
+          <w:p>
+            <w:pPr>
+              <w:pStyle w:val="Compact"/>
+              <w:jc w:val="left"/>
+            </w:pPr>
+            <w:r>
+              <w:t xml:space="preserve">pūlḥānā</w:t>
+            </w:r>
+          </w:p>
+        </w:tc>
+        <w:tc>
+          <w:tcPr/>
+          <w:p>
+            <w:pPr>
+              <w:pStyle w:val="Compact"/>
+              <w:jc w:val="left"/>
+            </w:pPr>
+            <w:r>
+              <w:t xml:space="preserve">m. noun</w:t>
+            </w:r>
+          </w:p>
+        </w:tc>
+        <w:tc>
+          <w:tcPr/>
+          <w:p>
+            <w:pPr>
+              <w:pStyle w:val="Compact"/>
+              <w:jc w:val="left"/>
+            </w:pPr>
+            <w:r>
+              <w:t xml:space="preserve">labor, toil</w:t>
+            </w:r>
+          </w:p>
+        </w:tc>
+        <w:tc>
+          <w:tcPr/>
+          <w:p>
+            <w:pPr>
+              <w:pStyle w:val="Compact"/>
+              <w:jc w:val="left"/>
+            </w:pPr>
+            <w:r>
+              <w:t xml:space="preserve">from root p-l-ḥ (to serve)</w:t>
             </w:r>
           </w:p>
         </w:tc>
@@ -5305,43 +5035,55 @@
               <w:jc w:val="left"/>
             </w:pPr>
             <w:r>
-              <w:t xml:space="preserve">ܗܝܟܠܐ</w:t>
-            </w:r>
-          </w:p>
-        </w:tc>
-        <w:tc>
-          <w:tcPr/>
-          <w:p>
-            <w:pPr>
-              <w:pStyle w:val="Compact"/>
-              <w:jc w:val="left"/>
-            </w:pPr>
-            <w:r>
-              <w:t xml:space="preserve">hayklā</w:t>
-            </w:r>
-          </w:p>
-        </w:tc>
-        <w:tc>
-          <w:tcPr/>
-          <w:p>
-            <w:pPr>
-              <w:pStyle w:val="Compact"/>
-              <w:jc w:val="left"/>
-            </w:pPr>
-            <w:r>
-              <w:t xml:space="preserve">m</w:t>
-            </w:r>
-          </w:p>
-        </w:tc>
-        <w:tc>
-          <w:tcPr/>
-          <w:p>
-            <w:pPr>
-              <w:pStyle w:val="Compact"/>
-              <w:jc w:val="left"/>
-            </w:pPr>
-            <w:r>
-              <w:t xml:space="preserve">temple, palace</w:t>
+              <w:t xml:space="preserve">ܫܡܪܢܐ</w:t>
+            </w:r>
+          </w:p>
+        </w:tc>
+        <w:tc>
+          <w:tcPr/>
+          <w:p>
+            <w:pPr>
+              <w:pStyle w:val="Compact"/>
+              <w:jc w:val="left"/>
+            </w:pPr>
+            <w:r>
+              <w:t xml:space="preserve">šəmrānā</w:t>
+            </w:r>
+          </w:p>
+        </w:tc>
+        <w:tc>
+          <w:tcPr/>
+          <w:p>
+            <w:pPr>
+              <w:pStyle w:val="Compact"/>
+              <w:jc w:val="left"/>
+            </w:pPr>
+            <w:r>
+              <w:t xml:space="preserve">m. noun</w:t>
+            </w:r>
+          </w:p>
+        </w:tc>
+        <w:tc>
+          <w:tcPr/>
+          <w:p>
+            <w:pPr>
+              <w:pStyle w:val="Compact"/>
+              <w:jc w:val="left"/>
+            </w:pPr>
+            <w:r>
+              <w:t xml:space="preserve">guard, watchfulness</w:t>
+            </w:r>
+          </w:p>
+        </w:tc>
+        <w:tc>
+          <w:tcPr/>
+          <w:p>
+            <w:pPr>
+              <w:pStyle w:val="Compact"/>
+              <w:jc w:val="left"/>
+            </w:pPr>
+            <w:r>
+              <w:t xml:space="preserve">from root š-m-r (to guard)</w:t>
             </w:r>
           </w:p>
         </w:tc>
@@ -5355,43 +5097,55 @@
               <w:jc w:val="left"/>
             </w:pPr>
             <w:r>
-              <w:t xml:space="preserve">ܥܝܢܐ</w:t>
-            </w:r>
-          </w:p>
-        </w:tc>
-        <w:tc>
-          <w:tcPr/>
-          <w:p>
-            <w:pPr>
-              <w:pStyle w:val="Compact"/>
-              <w:jc w:val="left"/>
-            </w:pPr>
-            <w:r>
-              <w:t xml:space="preserve">ʿaynā</w:t>
-            </w:r>
-          </w:p>
-        </w:tc>
-        <w:tc>
-          <w:tcPr/>
-          <w:p>
-            <w:pPr>
-              <w:pStyle w:val="Compact"/>
-              <w:jc w:val="left"/>
-            </w:pPr>
-            <w:r>
-              <w:t xml:space="preserve">f</w:t>
-            </w:r>
-          </w:p>
-        </w:tc>
-        <w:tc>
-          <w:tcPr/>
-          <w:p>
-            <w:pPr>
-              <w:pStyle w:val="Compact"/>
-              <w:jc w:val="left"/>
-            </w:pPr>
-            <w:r>
-              <w:t xml:space="preserve">eye</w:t>
+              <w:t xml:space="preserve">ܓܡܠܘܬܐ</w:t>
+            </w:r>
+          </w:p>
+        </w:tc>
+        <w:tc>
+          <w:tcPr/>
+          <w:p>
+            <w:pPr>
+              <w:pStyle w:val="Compact"/>
+              <w:jc w:val="left"/>
+            </w:pPr>
+            <w:r>
+              <w:t xml:space="preserve">gəmālūttā</w:t>
+            </w:r>
+          </w:p>
+        </w:tc>
+        <w:tc>
+          <w:tcPr/>
+          <w:p>
+            <w:pPr>
+              <w:pStyle w:val="Compact"/>
+              <w:jc w:val="left"/>
+            </w:pPr>
+            <w:r>
+              <w:t xml:space="preserve">f. noun</w:t>
+            </w:r>
+          </w:p>
+        </w:tc>
+        <w:tc>
+          <w:tcPr/>
+          <w:p>
+            <w:pPr>
+              <w:pStyle w:val="Compact"/>
+              <w:jc w:val="left"/>
+            </w:pPr>
+            <w:r>
+              <w:t xml:space="preserve">kindness, mercy</w:t>
+            </w:r>
+          </w:p>
+        </w:tc>
+        <w:tc>
+          <w:tcPr/>
+          <w:p>
+            <w:pPr>
+              <w:pStyle w:val="Compact"/>
+              <w:jc w:val="left"/>
+            </w:pPr>
+            <w:r>
+              <w:t xml:space="preserve">from root g-m-l (to treat well)</w:t>
             </w:r>
           </w:p>
         </w:tc>
@@ -5405,43 +5159,55 @@
               <w:jc w:val="left"/>
             </w:pPr>
             <w:r>
-              <w:t xml:space="preserve">ܦܘܡܐ</w:t>
-            </w:r>
-          </w:p>
-        </w:tc>
-        <w:tc>
-          <w:tcPr/>
-          <w:p>
-            <w:pPr>
-              <w:pStyle w:val="Compact"/>
-              <w:jc w:val="left"/>
-            </w:pPr>
-            <w:r>
-              <w:t xml:space="preserve">pūmā</w:t>
-            </w:r>
-          </w:p>
-        </w:tc>
-        <w:tc>
-          <w:tcPr/>
-          <w:p>
-            <w:pPr>
-              <w:pStyle w:val="Compact"/>
-              <w:jc w:val="left"/>
-            </w:pPr>
-            <w:r>
-              <w:t xml:space="preserve">m</w:t>
-            </w:r>
-          </w:p>
-        </w:tc>
-        <w:tc>
-          <w:tcPr/>
-          <w:p>
-            <w:pPr>
-              <w:pStyle w:val="Compact"/>
-              <w:jc w:val="left"/>
-            </w:pPr>
-            <w:r>
-              <w:t xml:space="preserve">mouth</w:t>
+              <w:t xml:space="preserve">ܠܓܕܬܐ</w:t>
+            </w:r>
+          </w:p>
+        </w:tc>
+        <w:tc>
+          <w:tcPr/>
+          <w:p>
+            <w:pPr>
+              <w:pStyle w:val="Compact"/>
+              <w:jc w:val="left"/>
+            </w:pPr>
+            <w:r>
+              <w:t xml:space="preserve">ləgdəttā</w:t>
+            </w:r>
+          </w:p>
+        </w:tc>
+        <w:tc>
+          <w:tcPr/>
+          <w:p>
+            <w:pPr>
+              <w:pStyle w:val="Compact"/>
+              <w:jc w:val="left"/>
+            </w:pPr>
+            <w:r>
+              <w:t xml:space="preserve">f. noun</w:t>
+            </w:r>
+          </w:p>
+        </w:tc>
+        <w:tc>
+          <w:tcPr/>
+          <w:p>
+            <w:pPr>
+              <w:pStyle w:val="Compact"/>
+              <w:jc w:val="left"/>
+            </w:pPr>
+            <w:r>
+              <w:t xml:space="preserve">overtaking, capture</w:t>
+            </w:r>
+          </w:p>
+        </w:tc>
+        <w:tc>
+          <w:tcPr/>
+          <w:p>
+            <w:pPr>
+              <w:pStyle w:val="Compact"/>
+              <w:jc w:val="left"/>
+            </w:pPr>
+            <w:r>
+              <w:t xml:space="preserve">from root l-g-d (to reach)</w:t>
             </w:r>
           </w:p>
         </w:tc>
@@ -5455,43 +5221,55 @@
               <w:jc w:val="left"/>
             </w:pPr>
             <w:r>
-              <w:t xml:space="preserve">ܕܝܢܐ</w:t>
-            </w:r>
-          </w:p>
-        </w:tc>
-        <w:tc>
-          <w:tcPr/>
-          <w:p>
-            <w:pPr>
-              <w:pStyle w:val="Compact"/>
-              <w:jc w:val="left"/>
-            </w:pPr>
-            <w:r>
-              <w:t xml:space="preserve">dīnā</w:t>
-            </w:r>
-          </w:p>
-        </w:tc>
-        <w:tc>
-          <w:tcPr/>
-          <w:p>
-            <w:pPr>
-              <w:pStyle w:val="Compact"/>
-              <w:jc w:val="left"/>
-            </w:pPr>
-            <w:r>
-              <w:t xml:space="preserve">m</w:t>
-            </w:r>
-          </w:p>
-        </w:tc>
-        <w:tc>
-          <w:tcPr/>
-          <w:p>
-            <w:pPr>
-              <w:pStyle w:val="Compact"/>
-              <w:jc w:val="left"/>
-            </w:pPr>
-            <w:r>
-              <w:t xml:space="preserve">judgment</w:t>
+              <w:t xml:space="preserve">ܕܠܘܬܐ</w:t>
+            </w:r>
+          </w:p>
+        </w:tc>
+        <w:tc>
+          <w:tcPr/>
+          <w:p>
+            <w:pPr>
+              <w:pStyle w:val="Compact"/>
+              <w:jc w:val="left"/>
+            </w:pPr>
+            <w:r>
+              <w:t xml:space="preserve">dəlūttā</w:t>
+            </w:r>
+          </w:p>
+        </w:tc>
+        <w:tc>
+          <w:tcPr/>
+          <w:p>
+            <w:pPr>
+              <w:pStyle w:val="Compact"/>
+              <w:jc w:val="left"/>
+            </w:pPr>
+            <w:r>
+              <w:t xml:space="preserve">f. noun</w:t>
+            </w:r>
+          </w:p>
+        </w:tc>
+        <w:tc>
+          <w:tcPr/>
+          <w:p>
+            <w:pPr>
+              <w:pStyle w:val="Compact"/>
+              <w:jc w:val="left"/>
+            </w:pPr>
+            <w:r>
+              <w:t xml:space="preserve">poverty, want</w:t>
+            </w:r>
+          </w:p>
+        </w:tc>
+        <w:tc>
+          <w:tcPr/>
+          <w:p>
+            <w:pPr>
+              <w:pStyle w:val="Compact"/>
+              <w:jc w:val="left"/>
+            </w:pPr>
+            <w:r>
+              <w:t xml:space="preserve">abstract noun</w:t>
             </w:r>
           </w:p>
         </w:tc>
@@ -5505,43 +5283,55 @@
               <w:jc w:val="left"/>
             </w:pPr>
             <w:r>
-              <w:t xml:space="preserve">ܦܪܚܬܐ</w:t>
-            </w:r>
-          </w:p>
-        </w:tc>
-        <w:tc>
-          <w:tcPr/>
-          <w:p>
-            <w:pPr>
-              <w:pStyle w:val="Compact"/>
-              <w:jc w:val="left"/>
-            </w:pPr>
-            <w:r>
-              <w:t xml:space="preserve">pāraḥtā</w:t>
-            </w:r>
-          </w:p>
-        </w:tc>
-        <w:tc>
-          <w:tcPr/>
-          <w:p>
-            <w:pPr>
-              <w:pStyle w:val="Compact"/>
-              <w:jc w:val="left"/>
-            </w:pPr>
-            <w:r>
-              <w:t xml:space="preserve">f</w:t>
-            </w:r>
-          </w:p>
-        </w:tc>
-        <w:tc>
-          <w:tcPr/>
-          <w:p>
-            <w:pPr>
-              <w:pStyle w:val="Compact"/>
-              <w:jc w:val="left"/>
-            </w:pPr>
-            <w:r>
-              <w:t xml:space="preserve">bird</w:t>
+              <w:t xml:space="preserve">ܦܠܓܘܬܐ</w:t>
+            </w:r>
+          </w:p>
+        </w:tc>
+        <w:tc>
+          <w:tcPr/>
+          <w:p>
+            <w:pPr>
+              <w:pStyle w:val="Compact"/>
+              <w:jc w:val="left"/>
+            </w:pPr>
+            <w:r>
+              <w:t xml:space="preserve">pəlgūttā</w:t>
+            </w:r>
+          </w:p>
+        </w:tc>
+        <w:tc>
+          <w:tcPr/>
+          <w:p>
+            <w:pPr>
+              <w:pStyle w:val="Compact"/>
+              <w:jc w:val="left"/>
+            </w:pPr>
+            <w:r>
+              <w:t xml:space="preserve">f. noun</w:t>
+            </w:r>
+          </w:p>
+        </w:tc>
+        <w:tc>
+          <w:tcPr/>
+          <w:p>
+            <w:pPr>
+              <w:pStyle w:val="Compact"/>
+              <w:jc w:val="left"/>
+            </w:pPr>
+            <w:r>
+              <w:t xml:space="preserve">division, share</w:t>
+            </w:r>
+          </w:p>
+        </w:tc>
+        <w:tc>
+          <w:tcPr/>
+          <w:p>
+            <w:pPr>
+              <w:pStyle w:val="Compact"/>
+              <w:jc w:val="left"/>
+            </w:pPr>
+            <w:r>
+              <w:t xml:space="preserve">from root p-l-g (to divide)</w:t>
             </w:r>
           </w:p>
         </w:tc>
@@ -5555,44 +5345,52 @@
               <w:jc w:val="left"/>
             </w:pPr>
             <w:r>
-              <w:t xml:space="preserve">ܚܕܘܬܐ</w:t>
-            </w:r>
-          </w:p>
-        </w:tc>
-        <w:tc>
-          <w:tcPr/>
-          <w:p>
-            <w:pPr>
-              <w:pStyle w:val="Compact"/>
-              <w:jc w:val="left"/>
-            </w:pPr>
-            <w:r>
-              <w:t xml:space="preserve">ḥadūtā</w:t>
-            </w:r>
-          </w:p>
-        </w:tc>
-        <w:tc>
-          <w:tcPr/>
-          <w:p>
-            <w:pPr>
-              <w:pStyle w:val="Compact"/>
-              <w:jc w:val="left"/>
-            </w:pPr>
-            <w:r>
-              <w:t xml:space="preserve">f</w:t>
-            </w:r>
-          </w:p>
-        </w:tc>
-        <w:tc>
-          <w:tcPr/>
-          <w:p>
-            <w:pPr>
-              <w:pStyle w:val="Compact"/>
-              <w:jc w:val="left"/>
-            </w:pPr>
-            <w:r>
-              <w:t xml:space="preserve">joy</w:t>
-            </w:r>
+              <w:t xml:space="preserve">ܩܠܦܬܐ</w:t>
+            </w:r>
+          </w:p>
+        </w:tc>
+        <w:tc>
+          <w:tcPr/>
+          <w:p>
+            <w:pPr>
+              <w:pStyle w:val="Compact"/>
+              <w:jc w:val="left"/>
+            </w:pPr>
+            <w:r>
+              <w:t xml:space="preserve">qəlpəttā</w:t>
+            </w:r>
+          </w:p>
+        </w:tc>
+        <w:tc>
+          <w:tcPr/>
+          <w:p>
+            <w:pPr>
+              <w:pStyle w:val="Compact"/>
+              <w:jc w:val="left"/>
+            </w:pPr>
+            <w:r>
+              <w:t xml:space="preserve">f. noun</w:t>
+            </w:r>
+          </w:p>
+        </w:tc>
+        <w:tc>
+          <w:tcPr/>
+          <w:p>
+            <w:pPr>
+              <w:pStyle w:val="Compact"/>
+              <w:jc w:val="left"/>
+            </w:pPr>
+            <w:r>
+              <w:t xml:space="preserve">shell, exterior</w:t>
+            </w:r>
+          </w:p>
+        </w:tc>
+        <w:tc>
+          <w:tcPr/>
+          <w:p>
+            <w:pPr>
+              <w:pStyle w:val="Compact"/>
+            </w:pPr>
           </w:p>
         </w:tc>
       </w:tr>
@@ -5605,43 +5403,55 @@
               <w:jc w:val="left"/>
             </w:pPr>
             <w:r>
-              <w:t xml:space="preserve">ܚܟܡܬܐ</w:t>
-            </w:r>
-          </w:p>
-        </w:tc>
-        <w:tc>
-          <w:tcPr/>
-          <w:p>
-            <w:pPr>
-              <w:pStyle w:val="Compact"/>
-              <w:jc w:val="left"/>
-            </w:pPr>
-            <w:r>
-              <w:t xml:space="preserve">ḥekmtā</w:t>
-            </w:r>
-          </w:p>
-        </w:tc>
-        <w:tc>
-          <w:tcPr/>
-          <w:p>
-            <w:pPr>
-              <w:pStyle w:val="Compact"/>
-              <w:jc w:val="left"/>
-            </w:pPr>
-            <w:r>
-              <w:t xml:space="preserve">f</w:t>
-            </w:r>
-          </w:p>
-        </w:tc>
-        <w:tc>
-          <w:tcPr/>
-          <w:p>
-            <w:pPr>
-              <w:pStyle w:val="Compact"/>
-              <w:jc w:val="left"/>
-            </w:pPr>
-            <w:r>
-              <w:t xml:space="preserve">wisdom</w:t>
+              <w:t xml:space="preserve">ܪܘܓܙܢܐ</w:t>
+            </w:r>
+          </w:p>
+        </w:tc>
+        <w:tc>
+          <w:tcPr/>
+          <w:p>
+            <w:pPr>
+              <w:pStyle w:val="Compact"/>
+              <w:jc w:val="left"/>
+            </w:pPr>
+            <w:r>
+              <w:t xml:space="preserve">rūgzānā</w:t>
+            </w:r>
+          </w:p>
+        </w:tc>
+        <w:tc>
+          <w:tcPr/>
+          <w:p>
+            <w:pPr>
+              <w:pStyle w:val="Compact"/>
+              <w:jc w:val="left"/>
+            </w:pPr>
+            <w:r>
+              <w:t xml:space="preserve">m. noun</w:t>
+            </w:r>
+          </w:p>
+        </w:tc>
+        <w:tc>
+          <w:tcPr/>
+          <w:p>
+            <w:pPr>
+              <w:pStyle w:val="Compact"/>
+              <w:jc w:val="left"/>
+            </w:pPr>
+            <w:r>
+              <w:t xml:space="preserve">rage, wrath</w:t>
+            </w:r>
+          </w:p>
+        </w:tc>
+        <w:tc>
+          <w:tcPr/>
+          <w:p>
+            <w:pPr>
+              <w:pStyle w:val="Compact"/>
+              <w:jc w:val="left"/>
+            </w:pPr>
+            <w:r>
+              <w:t xml:space="preserve">from root r-g-z (to shake)</w:t>
             </w:r>
           </w:p>
         </w:tc>
@@ -5655,43 +5465,55 @@
               <w:jc w:val="left"/>
             </w:pPr>
             <w:r>
-              <w:t xml:space="preserve">ܚܝܘܬܐ</w:t>
-            </w:r>
-          </w:p>
-        </w:tc>
-        <w:tc>
-          <w:tcPr/>
-          <w:p>
-            <w:pPr>
-              <w:pStyle w:val="Compact"/>
-              <w:jc w:val="left"/>
-            </w:pPr>
-            <w:r>
-              <w:t xml:space="preserve">ḥayyūtā</w:t>
-            </w:r>
-          </w:p>
-        </w:tc>
-        <w:tc>
-          <w:tcPr/>
-          <w:p>
-            <w:pPr>
-              <w:pStyle w:val="Compact"/>
-              <w:jc w:val="left"/>
-            </w:pPr>
-            <w:r>
-              <w:t xml:space="preserve">f</w:t>
-            </w:r>
-          </w:p>
-        </w:tc>
-        <w:tc>
-          <w:tcPr/>
-          <w:p>
-            <w:pPr>
-              <w:pStyle w:val="Compact"/>
-              <w:jc w:val="left"/>
-            </w:pPr>
-            <w:r>
-              <w:t xml:space="preserve">animal, beast</w:t>
+              <w:t xml:space="preserve">ܝܕܥܘܬܐ</w:t>
+            </w:r>
+          </w:p>
+        </w:tc>
+        <w:tc>
+          <w:tcPr/>
+          <w:p>
+            <w:pPr>
+              <w:pStyle w:val="Compact"/>
+              <w:jc w:val="left"/>
+            </w:pPr>
+            <w:r>
+              <w:t xml:space="preserve">ydāʿūttā</w:t>
+            </w:r>
+          </w:p>
+        </w:tc>
+        <w:tc>
+          <w:tcPr/>
+          <w:p>
+            <w:pPr>
+              <w:pStyle w:val="Compact"/>
+              <w:jc w:val="left"/>
+            </w:pPr>
+            <w:r>
+              <w:t xml:space="preserve">f. noun</w:t>
+            </w:r>
+          </w:p>
+        </w:tc>
+        <w:tc>
+          <w:tcPr/>
+          <w:p>
+            <w:pPr>
+              <w:pStyle w:val="Compact"/>
+              <w:jc w:val="left"/>
+            </w:pPr>
+            <w:r>
+              <w:t xml:space="preserve">knowledge</w:t>
+            </w:r>
+          </w:p>
+        </w:tc>
+        <w:tc>
+          <w:tcPr/>
+          <w:p>
+            <w:pPr>
+              <w:pStyle w:val="Compact"/>
+              <w:jc w:val="left"/>
+            </w:pPr>
+            <w:r>
+              <w:t xml:space="preserve">from root y-d-ʿ (to know)</w:t>
             </w:r>
           </w:p>
         </w:tc>
@@ -5705,43 +5527,55 @@
               <w:jc w:val="left"/>
             </w:pPr>
             <w:r>
-              <w:t xml:space="preserve">ܦܐܪܐ</w:t>
-            </w:r>
-          </w:p>
-        </w:tc>
-        <w:tc>
-          <w:tcPr/>
-          <w:p>
-            <w:pPr>
-              <w:pStyle w:val="Compact"/>
-              <w:jc w:val="left"/>
-            </w:pPr>
-            <w:r>
-              <w:t xml:space="preserve">p̄īrā</w:t>
-            </w:r>
-          </w:p>
-        </w:tc>
-        <w:tc>
-          <w:tcPr/>
-          <w:p>
-            <w:pPr>
-              <w:pStyle w:val="Compact"/>
-              <w:jc w:val="left"/>
-            </w:pPr>
-            <w:r>
-              <w:t xml:space="preserve">m</w:t>
-            </w:r>
-          </w:p>
-        </w:tc>
-        <w:tc>
-          <w:tcPr/>
-          <w:p>
-            <w:pPr>
-              <w:pStyle w:val="Compact"/>
-              <w:jc w:val="left"/>
-            </w:pPr>
-            <w:r>
-              <w:t xml:space="preserve">fruit</w:t>
+              <w:t xml:space="preserve">ܟܦܪܐ</w:t>
+            </w:r>
+          </w:p>
+        </w:tc>
+        <w:tc>
+          <w:tcPr/>
+          <w:p>
+            <w:pPr>
+              <w:pStyle w:val="Compact"/>
+              <w:jc w:val="left"/>
+            </w:pPr>
+            <w:r>
+              <w:t xml:space="preserve">kəprā</w:t>
+            </w:r>
+          </w:p>
+        </w:tc>
+        <w:tc>
+          <w:tcPr/>
+          <w:p>
+            <w:pPr>
+              <w:pStyle w:val="Compact"/>
+              <w:jc w:val="left"/>
+            </w:pPr>
+            <w:r>
+              <w:t xml:space="preserve">m. noun</w:t>
+            </w:r>
+          </w:p>
+        </w:tc>
+        <w:tc>
+          <w:tcPr/>
+          <w:p>
+            <w:pPr>
+              <w:pStyle w:val="Compact"/>
+              <w:jc w:val="left"/>
+            </w:pPr>
+            <w:r>
+              <w:t xml:space="preserve">village, hamlet</w:t>
+            </w:r>
+          </w:p>
+        </w:tc>
+        <w:tc>
+          <w:tcPr/>
+          <w:p>
+            <w:pPr>
+              <w:pStyle w:val="Compact"/>
+              <w:jc w:val="left"/>
+            </w:pPr>
+            <w:r>
+              <w:t xml:space="preserve">place noun</w:t>
             </w:r>
           </w:p>
         </w:tc>
@@ -5755,43 +5589,55 @@
               <w:jc w:val="left"/>
             </w:pPr>
             <w:r>
-              <w:t xml:space="preserve">ܟܠܒܐ</w:t>
-            </w:r>
-          </w:p>
-        </w:tc>
-        <w:tc>
-          <w:tcPr/>
-          <w:p>
-            <w:pPr>
-              <w:pStyle w:val="Compact"/>
-              <w:jc w:val="left"/>
-            </w:pPr>
-            <w:r>
-              <w:t xml:space="preserve">kalbā</w:t>
-            </w:r>
-          </w:p>
-        </w:tc>
-        <w:tc>
-          <w:tcPr/>
-          <w:p>
-            <w:pPr>
-              <w:pStyle w:val="Compact"/>
-              <w:jc w:val="left"/>
-            </w:pPr>
-            <w:r>
-              <w:t xml:space="preserve">m</w:t>
-            </w:r>
-          </w:p>
-        </w:tc>
-        <w:tc>
-          <w:tcPr/>
-          <w:p>
-            <w:pPr>
-              <w:pStyle w:val="Compact"/>
-              <w:jc w:val="left"/>
-            </w:pPr>
-            <w:r>
-              <w:t xml:space="preserve">dog</w:t>
+              <w:t xml:space="preserve">ܦܩܪܐ</w:t>
+            </w:r>
+          </w:p>
+        </w:tc>
+        <w:tc>
+          <w:tcPr/>
+          <w:p>
+            <w:pPr>
+              <w:pStyle w:val="Compact"/>
+              <w:jc w:val="left"/>
+            </w:pPr>
+            <w:r>
+              <w:t xml:space="preserve">pəqrā</w:t>
+            </w:r>
+          </w:p>
+        </w:tc>
+        <w:tc>
+          <w:tcPr/>
+          <w:p>
+            <w:pPr>
+              <w:pStyle w:val="Compact"/>
+              <w:jc w:val="left"/>
+            </w:pPr>
+            <w:r>
+              <w:t xml:space="preserve">m. noun</w:t>
+            </w:r>
+          </w:p>
+        </w:tc>
+        <w:tc>
+          <w:tcPr/>
+          <w:p>
+            <w:pPr>
+              <w:pStyle w:val="Compact"/>
+              <w:jc w:val="left"/>
+            </w:pPr>
+            <w:r>
+              <w:t xml:space="preserve">opening, aperture</w:t>
+            </w:r>
+          </w:p>
+        </w:tc>
+        <w:tc>
+          <w:tcPr/>
+          <w:p>
+            <w:pPr>
+              <w:pStyle w:val="Compact"/>
+              <w:jc w:val="left"/>
+            </w:pPr>
+            <w:r>
+              <w:t xml:space="preserve">from root p-q-r (to open)</w:t>
             </w:r>
           </w:p>
         </w:tc>
@@ -5805,43 +5651,55 @@
               <w:jc w:val="left"/>
             </w:pPr>
             <w:r>
-              <w:t xml:space="preserve">ܥܪܒܐ</w:t>
-            </w:r>
-          </w:p>
-        </w:tc>
-        <w:tc>
-          <w:tcPr/>
-          <w:p>
-            <w:pPr>
-              <w:pStyle w:val="Compact"/>
-              <w:jc w:val="left"/>
-            </w:pPr>
-            <w:r>
-              <w:t xml:space="preserve">ʿerbā</w:t>
-            </w:r>
-          </w:p>
-        </w:tc>
-        <w:tc>
-          <w:tcPr/>
-          <w:p>
-            <w:pPr>
-              <w:pStyle w:val="Compact"/>
-              <w:jc w:val="left"/>
-            </w:pPr>
-            <w:r>
-              <w:t xml:space="preserve">m</w:t>
-            </w:r>
-          </w:p>
-        </w:tc>
-        <w:tc>
-          <w:tcPr/>
-          <w:p>
-            <w:pPr>
-              <w:pStyle w:val="Compact"/>
-              <w:jc w:val="left"/>
-            </w:pPr>
-            <w:r>
-              <w:t xml:space="preserve">sheep</w:t>
+              <w:t xml:space="preserve">ܓܡܪܘܬܐ</w:t>
+            </w:r>
+          </w:p>
+        </w:tc>
+        <w:tc>
+          <w:tcPr/>
+          <w:p>
+            <w:pPr>
+              <w:pStyle w:val="Compact"/>
+              <w:jc w:val="left"/>
+            </w:pPr>
+            <w:r>
+              <w:t xml:space="preserve">gəmrūttā</w:t>
+            </w:r>
+          </w:p>
+        </w:tc>
+        <w:tc>
+          <w:tcPr/>
+          <w:p>
+            <w:pPr>
+              <w:pStyle w:val="Compact"/>
+              <w:jc w:val="left"/>
+            </w:pPr>
+            <w:r>
+              <w:t xml:space="preserve">f. noun</w:t>
+            </w:r>
+          </w:p>
+        </w:tc>
+        <w:tc>
+          <w:tcPr/>
+          <w:p>
+            <w:pPr>
+              <w:pStyle w:val="Compact"/>
+              <w:jc w:val="left"/>
+            </w:pPr>
+            <w:r>
+              <w:t xml:space="preserve">completion, fulfillment</w:t>
+            </w:r>
+          </w:p>
+        </w:tc>
+        <w:tc>
+          <w:tcPr/>
+          <w:p>
+            <w:pPr>
+              <w:pStyle w:val="Compact"/>
+              <w:jc w:val="left"/>
+            </w:pPr>
+            <w:r>
+              <w:t xml:space="preserve">from root g-m-r (to complete)</w:t>
             </w:r>
           </w:p>
         </w:tc>
@@ -5855,43 +5713,55 @@
               <w:jc w:val="left"/>
             </w:pPr>
             <w:r>
-              <w:t xml:space="preserve">ܛܘܪܐ</w:t>
-            </w:r>
-          </w:p>
-        </w:tc>
-        <w:tc>
-          <w:tcPr/>
-          <w:p>
-            <w:pPr>
-              <w:pStyle w:val="Compact"/>
-              <w:jc w:val="left"/>
-            </w:pPr>
-            <w:r>
-              <w:t xml:space="preserve">ṭūrā</w:t>
-            </w:r>
-          </w:p>
-        </w:tc>
-        <w:tc>
-          <w:tcPr/>
-          <w:p>
-            <w:pPr>
-              <w:pStyle w:val="Compact"/>
-              <w:jc w:val="left"/>
-            </w:pPr>
-            <w:r>
-              <w:t xml:space="preserve">m</w:t>
-            </w:r>
-          </w:p>
-        </w:tc>
-        <w:tc>
-          <w:tcPr/>
-          <w:p>
-            <w:pPr>
-              <w:pStyle w:val="Compact"/>
-              <w:jc w:val="left"/>
-            </w:pPr>
-            <w:r>
-              <w:t xml:space="preserve">mountain</w:t>
+              <w:t xml:space="preserve">ܛܘܫܢܐ</w:t>
+            </w:r>
+          </w:p>
+        </w:tc>
+        <w:tc>
+          <w:tcPr/>
+          <w:p>
+            <w:pPr>
+              <w:pStyle w:val="Compact"/>
+              <w:jc w:val="left"/>
+            </w:pPr>
+            <w:r>
+              <w:t xml:space="preserve">ṭūšānā</w:t>
+            </w:r>
+          </w:p>
+        </w:tc>
+        <w:tc>
+          <w:tcPr/>
+          <w:p>
+            <w:pPr>
+              <w:pStyle w:val="Compact"/>
+              <w:jc w:val="left"/>
+            </w:pPr>
+            <w:r>
+              <w:t xml:space="preserve">m. noun</w:t>
+            </w:r>
+          </w:p>
+        </w:tc>
+        <w:tc>
+          <w:tcPr/>
+          <w:p>
+            <w:pPr>
+              <w:pStyle w:val="Compact"/>
+              <w:jc w:val="left"/>
+            </w:pPr>
+            <w:r>
+              <w:t xml:space="preserve">strength, might</w:t>
+            </w:r>
+          </w:p>
+        </w:tc>
+        <w:tc>
+          <w:tcPr/>
+          <w:p>
+            <w:pPr>
+              <w:pStyle w:val="Compact"/>
+              <w:jc w:val="left"/>
+            </w:pPr>
+            <w:r>
+              <w:t xml:space="preserve">from root ṭ-w-š (to be strong)</w:t>
             </w:r>
           </w:p>
         </w:tc>
@@ -5905,43 +5775,55 @@
               <w:jc w:val="left"/>
             </w:pPr>
             <w:r>
-              <w:t xml:space="preserve">ܫܘܩܐ</w:t>
-            </w:r>
-          </w:p>
-        </w:tc>
-        <w:tc>
-          <w:tcPr/>
-          <w:p>
-            <w:pPr>
-              <w:pStyle w:val="Compact"/>
-              <w:jc w:val="left"/>
-            </w:pPr>
-            <w:r>
-              <w:t xml:space="preserve">šūqā</w:t>
-            </w:r>
-          </w:p>
-        </w:tc>
-        <w:tc>
-          <w:tcPr/>
-          <w:p>
-            <w:pPr>
-              <w:pStyle w:val="Compact"/>
-              <w:jc w:val="left"/>
-            </w:pPr>
-            <w:r>
-              <w:t xml:space="preserve">m</w:t>
-            </w:r>
-          </w:p>
-        </w:tc>
-        <w:tc>
-          <w:tcPr/>
-          <w:p>
-            <w:pPr>
-              <w:pStyle w:val="Compact"/>
-              <w:jc w:val="left"/>
-            </w:pPr>
-            <w:r>
-              <w:t xml:space="preserve">street, market</w:t>
+              <w:t xml:space="preserve">ܫܦܥܐ</w:t>
+            </w:r>
+          </w:p>
+        </w:tc>
+        <w:tc>
+          <w:tcPr/>
+          <w:p>
+            <w:pPr>
+              <w:pStyle w:val="Compact"/>
+              <w:jc w:val="left"/>
+            </w:pPr>
+            <w:r>
+              <w:t xml:space="preserve">šəpʿā</w:t>
+            </w:r>
+          </w:p>
+        </w:tc>
+        <w:tc>
+          <w:tcPr/>
+          <w:p>
+            <w:pPr>
+              <w:pStyle w:val="Compact"/>
+              <w:jc w:val="left"/>
+            </w:pPr>
+            <w:r>
+              <w:t xml:space="preserve">m. noun</w:t>
+            </w:r>
+          </w:p>
+        </w:tc>
+        <w:tc>
+          <w:tcPr/>
+          <w:p>
+            <w:pPr>
+              <w:pStyle w:val="Compact"/>
+              <w:jc w:val="left"/>
+            </w:pPr>
+            <w:r>
+              <w:t xml:space="preserve">abundance, plenty</w:t>
+            </w:r>
+          </w:p>
+        </w:tc>
+        <w:tc>
+          <w:tcPr/>
+          <w:p>
+            <w:pPr>
+              <w:pStyle w:val="Compact"/>
+              <w:jc w:val="left"/>
+            </w:pPr>
+            <w:r>
+              <w:t xml:space="preserve">from root š-p-ʿ (to suffice)</w:t>
             </w:r>
           </w:p>
         </w:tc>
@@ -5955,57 +5837,742 @@
               <w:jc w:val="left"/>
             </w:pPr>
             <w:r>
-              <w:t xml:space="preserve">ܥܩܬܐ</w:t>
-            </w:r>
-          </w:p>
-        </w:tc>
-        <w:tc>
-          <w:tcPr/>
-          <w:p>
-            <w:pPr>
-              <w:pStyle w:val="Compact"/>
-              <w:jc w:val="left"/>
-            </w:pPr>
-            <w:r>
-              <w:t xml:space="preserve">ʿāqtā</w:t>
-            </w:r>
-          </w:p>
-        </w:tc>
-        <w:tc>
-          <w:tcPr/>
-          <w:p>
-            <w:pPr>
-              <w:pStyle w:val="Compact"/>
-              <w:jc w:val="left"/>
-            </w:pPr>
-            <w:r>
-              <w:t xml:space="preserve">f</w:t>
-            </w:r>
-          </w:p>
-        </w:tc>
-        <w:tc>
-          <w:tcPr/>
-          <w:p>
-            <w:pPr>
-              <w:pStyle w:val="Compact"/>
-              <w:jc w:val="left"/>
-            </w:pPr>
-            <w:r>
-              <w:t xml:space="preserve">distress, anguish</w:t>
+              <w:t xml:space="preserve">ܠܚܡܐ</w:t>
+            </w:r>
+          </w:p>
+        </w:tc>
+        <w:tc>
+          <w:tcPr/>
+          <w:p>
+            <w:pPr>
+              <w:pStyle w:val="Compact"/>
+              <w:jc w:val="left"/>
+            </w:pPr>
+            <w:r>
+              <w:t xml:space="preserve">laḥmā</w:t>
+            </w:r>
+          </w:p>
+        </w:tc>
+        <w:tc>
+          <w:tcPr/>
+          <w:p>
+            <w:pPr>
+              <w:pStyle w:val="Compact"/>
+              <w:jc w:val="left"/>
+            </w:pPr>
+            <w:r>
+              <w:t xml:space="preserve">m. noun</w:t>
+            </w:r>
+          </w:p>
+        </w:tc>
+        <w:tc>
+          <w:tcPr/>
+          <w:p>
+            <w:pPr>
+              <w:pStyle w:val="Compact"/>
+              <w:jc w:val="left"/>
+            </w:pPr>
+            <w:r>
+              <w:t xml:space="preserve">bread, food</w:t>
+            </w:r>
+          </w:p>
+        </w:tc>
+        <w:tc>
+          <w:tcPr/>
+          <w:p>
+            <w:pPr>
+              <w:pStyle w:val="Compact"/>
+              <w:jc w:val="left"/>
+            </w:pPr>
+            <w:r>
+              <w:t xml:space="preserve">staple item</w:t>
+            </w:r>
+          </w:p>
+        </w:tc>
+      </w:tr>
+      <w:tr>
+        <w:tc>
+          <w:tcPr/>
+          <w:p>
+            <w:pPr>
+              <w:pStyle w:val="Compact"/>
+              <w:jc w:val="left"/>
+            </w:pPr>
+            <w:r>
+              <w:t xml:space="preserve">ܦܣܡܐ</w:t>
+            </w:r>
+          </w:p>
+        </w:tc>
+        <w:tc>
+          <w:tcPr/>
+          <w:p>
+            <w:pPr>
+              <w:pStyle w:val="Compact"/>
+              <w:jc w:val="left"/>
+            </w:pPr>
+            <w:r>
+              <w:t xml:space="preserve">pəsmā</w:t>
+            </w:r>
+          </w:p>
+        </w:tc>
+        <w:tc>
+          <w:tcPr/>
+          <w:p>
+            <w:pPr>
+              <w:pStyle w:val="Compact"/>
+              <w:jc w:val="left"/>
+            </w:pPr>
+            <w:r>
+              <w:t xml:space="preserve">m. noun</w:t>
+            </w:r>
+          </w:p>
+        </w:tc>
+        <w:tc>
+          <w:tcPr/>
+          <w:p>
+            <w:pPr>
+              <w:pStyle w:val="Compact"/>
+              <w:jc w:val="left"/>
+            </w:pPr>
+            <w:r>
+              <w:t xml:space="preserve">measure, standard</w:t>
+            </w:r>
+          </w:p>
+        </w:tc>
+        <w:tc>
+          <w:tcPr/>
+          <w:p>
+            <w:pPr>
+              <w:pStyle w:val="Compact"/>
+            </w:pPr>
+          </w:p>
+        </w:tc>
+      </w:tr>
+      <w:tr>
+        <w:tc>
+          <w:tcPr/>
+          <w:p>
+            <w:pPr>
+              <w:pStyle w:val="Compact"/>
+              <w:jc w:val="left"/>
+            </w:pPr>
+            <w:r>
+              <w:t xml:space="preserve">ܫܠܡܘܬܐ</w:t>
+            </w:r>
+          </w:p>
+        </w:tc>
+        <w:tc>
+          <w:tcPr/>
+          <w:p>
+            <w:pPr>
+              <w:pStyle w:val="Compact"/>
+              <w:jc w:val="left"/>
+            </w:pPr>
+            <w:r>
+              <w:t xml:space="preserve">šəlmūttā</w:t>
+            </w:r>
+          </w:p>
+        </w:tc>
+        <w:tc>
+          <w:tcPr/>
+          <w:p>
+            <w:pPr>
+              <w:pStyle w:val="Compact"/>
+              <w:jc w:val="left"/>
+            </w:pPr>
+            <w:r>
+              <w:t xml:space="preserve">f. noun</w:t>
+            </w:r>
+          </w:p>
+        </w:tc>
+        <w:tc>
+          <w:tcPr/>
+          <w:p>
+            <w:pPr>
+              <w:pStyle w:val="Compact"/>
+              <w:jc w:val="left"/>
+            </w:pPr>
+            <w:r>
+              <w:t xml:space="preserve">completeness, wholeness</w:t>
+            </w:r>
+          </w:p>
+        </w:tc>
+        <w:tc>
+          <w:tcPr/>
+          <w:p>
+            <w:pPr>
+              <w:pStyle w:val="Compact"/>
+              <w:jc w:val="left"/>
+            </w:pPr>
+            <w:r>
+              <w:t xml:space="preserve">from root š-l-m (to be whole)</w:t>
+            </w:r>
+          </w:p>
+        </w:tc>
+      </w:tr>
+      <w:tr>
+        <w:tc>
+          <w:tcPr/>
+          <w:p>
+            <w:pPr>
+              <w:pStyle w:val="Compact"/>
+              <w:jc w:val="left"/>
+            </w:pPr>
+            <w:r>
+              <w:t xml:space="preserve">ܥܠܩܐ</w:t>
+            </w:r>
+          </w:p>
+        </w:tc>
+        <w:tc>
+          <w:tcPr/>
+          <w:p>
+            <w:pPr>
+              <w:pStyle w:val="Compact"/>
+              <w:jc w:val="left"/>
+            </w:pPr>
+            <w:r>
+              <w:t xml:space="preserve">ʿalqā</w:t>
+            </w:r>
+          </w:p>
+        </w:tc>
+        <w:tc>
+          <w:tcPr/>
+          <w:p>
+            <w:pPr>
+              <w:pStyle w:val="Compact"/>
+              <w:jc w:val="left"/>
+            </w:pPr>
+            <w:r>
+              <w:t xml:space="preserve">m. noun</w:t>
+            </w:r>
+          </w:p>
+        </w:tc>
+        <w:tc>
+          <w:tcPr/>
+          <w:p>
+            <w:pPr>
+              <w:pStyle w:val="Compact"/>
+              <w:jc w:val="left"/>
+            </w:pPr>
+            <w:r>
+              <w:t xml:space="preserve">ascent, stairway</w:t>
+            </w:r>
+          </w:p>
+        </w:tc>
+        <w:tc>
+          <w:tcPr/>
+          <w:p>
+            <w:pPr>
+              <w:pStyle w:val="Compact"/>
+              <w:jc w:val="left"/>
+            </w:pPr>
+            <w:r>
+              <w:t xml:space="preserve">from root ʿ-l-q (to ascend)</w:t>
+            </w:r>
+          </w:p>
+        </w:tc>
+      </w:tr>
+      <w:tr>
+        <w:tc>
+          <w:tcPr/>
+          <w:p>
+            <w:pPr>
+              <w:pStyle w:val="Compact"/>
+              <w:jc w:val="left"/>
+            </w:pPr>
+            <w:r>
+              <w:t xml:space="preserve">ܓܛܪܢܐ</w:t>
+            </w:r>
+          </w:p>
+        </w:tc>
+        <w:tc>
+          <w:tcPr/>
+          <w:p>
+            <w:pPr>
+              <w:pStyle w:val="Compact"/>
+              <w:jc w:val="left"/>
+            </w:pPr>
+            <w:r>
+              <w:t xml:space="preserve">gəṭrānā</w:t>
+            </w:r>
+          </w:p>
+        </w:tc>
+        <w:tc>
+          <w:tcPr/>
+          <w:p>
+            <w:pPr>
+              <w:pStyle w:val="Compact"/>
+              <w:jc w:val="left"/>
+            </w:pPr>
+            <w:r>
+              <w:t xml:space="preserve">m. noun</w:t>
+            </w:r>
+          </w:p>
+        </w:tc>
+        <w:tc>
+          <w:tcPr/>
+          <w:p>
+            <w:pPr>
+              <w:pStyle w:val="Compact"/>
+              <w:jc w:val="left"/>
+            </w:pPr>
+            <w:r>
+              <w:t xml:space="preserve">enclosure, fence</w:t>
+            </w:r>
+          </w:p>
+        </w:tc>
+        <w:tc>
+          <w:tcPr/>
+          <w:p>
+            <w:pPr>
+              <w:pStyle w:val="Compact"/>
+              <w:jc w:val="left"/>
+            </w:pPr>
+            <w:r>
+              <w:t xml:space="preserve">from root g-ṭ-r (to fence)</w:t>
+            </w:r>
+          </w:p>
+        </w:tc>
+      </w:tr>
+      <w:tr>
+        <w:tc>
+          <w:tcPr/>
+          <w:p>
+            <w:pPr>
+              <w:pStyle w:val="Compact"/>
+              <w:jc w:val="left"/>
+            </w:pPr>
+            <w:r>
+              <w:t xml:space="preserve">ܫܢܘܬܐ</w:t>
+            </w:r>
+          </w:p>
+        </w:tc>
+        <w:tc>
+          <w:tcPr/>
+          <w:p>
+            <w:pPr>
+              <w:pStyle w:val="Compact"/>
+              <w:jc w:val="left"/>
+            </w:pPr>
+            <w:r>
+              <w:t xml:space="preserve">šənūttā</w:t>
+            </w:r>
+          </w:p>
+        </w:tc>
+        <w:tc>
+          <w:tcPr/>
+          <w:p>
+            <w:pPr>
+              <w:pStyle w:val="Compact"/>
+              <w:jc w:val="left"/>
+            </w:pPr>
+            <w:r>
+              <w:t xml:space="preserve">f. noun</w:t>
+            </w:r>
+          </w:p>
+        </w:tc>
+        <w:tc>
+          <w:tcPr/>
+          <w:p>
+            <w:pPr>
+              <w:pStyle w:val="Compact"/>
+              <w:jc w:val="left"/>
+            </w:pPr>
+            <w:r>
+              <w:t xml:space="preserve">change, alteration</w:t>
+            </w:r>
+          </w:p>
+        </w:tc>
+        <w:tc>
+          <w:tcPr/>
+          <w:p>
+            <w:pPr>
+              <w:pStyle w:val="Compact"/>
+              <w:jc w:val="left"/>
+            </w:pPr>
+            <w:r>
+              <w:t xml:space="preserve">from root š-n-y (to change)</w:t>
+            </w:r>
+          </w:p>
+        </w:tc>
+      </w:tr>
+      <w:tr>
+        <w:tc>
+          <w:tcPr/>
+          <w:p>
+            <w:pPr>
+              <w:pStyle w:val="Compact"/>
+              <w:jc w:val="left"/>
+            </w:pPr>
+            <w:r>
+              <w:t xml:space="preserve">ܕܒܩܘܬܐ</w:t>
+            </w:r>
+          </w:p>
+        </w:tc>
+        <w:tc>
+          <w:tcPr/>
+          <w:p>
+            <w:pPr>
+              <w:pStyle w:val="Compact"/>
+              <w:jc w:val="left"/>
+            </w:pPr>
+            <w:r>
+              <w:t xml:space="preserve">dəbqūttā</w:t>
+            </w:r>
+          </w:p>
+        </w:tc>
+        <w:tc>
+          <w:tcPr/>
+          <w:p>
+            <w:pPr>
+              <w:pStyle w:val="Compact"/>
+              <w:jc w:val="left"/>
+            </w:pPr>
+            <w:r>
+              <w:t xml:space="preserve">f. noun</w:t>
+            </w:r>
+          </w:p>
+        </w:tc>
+        <w:tc>
+          <w:tcPr/>
+          <w:p>
+            <w:pPr>
+              <w:pStyle w:val="Compact"/>
+              <w:jc w:val="left"/>
+            </w:pPr>
+            <w:r>
+              <w:t xml:space="preserve">clinging, adherence</w:t>
+            </w:r>
+          </w:p>
+        </w:tc>
+        <w:tc>
+          <w:tcPr/>
+          <w:p>
+            <w:pPr>
+              <w:pStyle w:val="Compact"/>
+              <w:jc w:val="left"/>
+            </w:pPr>
+            <w:r>
+              <w:t xml:space="preserve">from root d-b-q (to cling)</w:t>
+            </w:r>
+          </w:p>
+        </w:tc>
+      </w:tr>
+      <w:tr>
+        <w:tc>
+          <w:tcPr/>
+          <w:p>
+            <w:pPr>
+              <w:pStyle w:val="Compact"/>
+              <w:jc w:val="left"/>
+            </w:pPr>
+            <w:r>
+              <w:t xml:space="preserve">ܩܕܘܫܘܬܐ</w:t>
+            </w:r>
+          </w:p>
+        </w:tc>
+        <w:tc>
+          <w:tcPr/>
+          <w:p>
+            <w:pPr>
+              <w:pStyle w:val="Compact"/>
+              <w:jc w:val="left"/>
+            </w:pPr>
+            <w:r>
+              <w:t xml:space="preserve">qdūšūttā</w:t>
+            </w:r>
+          </w:p>
+        </w:tc>
+        <w:tc>
+          <w:tcPr/>
+          <w:p>
+            <w:pPr>
+              <w:pStyle w:val="Compact"/>
+              <w:jc w:val="left"/>
+            </w:pPr>
+            <w:r>
+              <w:t xml:space="preserve">f. noun</w:t>
+            </w:r>
+          </w:p>
+        </w:tc>
+        <w:tc>
+          <w:tcPr/>
+          <w:p>
+            <w:pPr>
+              <w:pStyle w:val="Compact"/>
+              <w:jc w:val="left"/>
+            </w:pPr>
+            <w:r>
+              <w:t xml:space="preserve">holiness, sanctity</w:t>
+            </w:r>
+          </w:p>
+        </w:tc>
+        <w:tc>
+          <w:tcPr/>
+          <w:p>
+            <w:pPr>
+              <w:pStyle w:val="Compact"/>
+              <w:jc w:val="left"/>
+            </w:pPr>
+            <w:r>
+              <w:t xml:space="preserve">from root q-d-š (to be holy)</w:t>
+            </w:r>
+          </w:p>
+        </w:tc>
+      </w:tr>
+      <w:tr>
+        <w:tc>
+          <w:tcPr/>
+          <w:p>
+            <w:pPr>
+              <w:pStyle w:val="Compact"/>
+              <w:jc w:val="left"/>
+            </w:pPr>
+            <w:r>
+              <w:t xml:space="preserve">ܓܕܘܠܘܬܐ</w:t>
+            </w:r>
+          </w:p>
+        </w:tc>
+        <w:tc>
+          <w:tcPr/>
+          <w:p>
+            <w:pPr>
+              <w:pStyle w:val="Compact"/>
+              <w:jc w:val="left"/>
+            </w:pPr>
+            <w:r>
+              <w:t xml:space="preserve">gdūlūttā</w:t>
+            </w:r>
+          </w:p>
+        </w:tc>
+        <w:tc>
+          <w:tcPr/>
+          <w:p>
+            <w:pPr>
+              <w:pStyle w:val="Compact"/>
+              <w:jc w:val="left"/>
+            </w:pPr>
+            <w:r>
+              <w:t xml:space="preserve">f. noun</w:t>
+            </w:r>
+          </w:p>
+        </w:tc>
+        <w:tc>
+          <w:tcPr/>
+          <w:p>
+            <w:pPr>
+              <w:pStyle w:val="Compact"/>
+              <w:jc w:val="left"/>
+            </w:pPr>
+            <w:r>
+              <w:t xml:space="preserve">greatness, grandeur</w:t>
+            </w:r>
+          </w:p>
+        </w:tc>
+        <w:tc>
+          <w:tcPr/>
+          <w:p>
+            <w:pPr>
+              <w:pStyle w:val="Compact"/>
+              <w:jc w:val="left"/>
+            </w:pPr>
+            <w:r>
+              <w:t xml:space="preserve">from root g-d-l (to be great)</w:t>
+            </w:r>
+          </w:p>
+        </w:tc>
+      </w:tr>
+      <w:tr>
+        <w:tc>
+          <w:tcPr/>
+          <w:p>
+            <w:pPr>
+              <w:pStyle w:val="Compact"/>
+              <w:jc w:val="left"/>
+            </w:pPr>
+            <w:r>
+              <w:t xml:space="preserve">ܥܪܘܬܐ</w:t>
+            </w:r>
+          </w:p>
+        </w:tc>
+        <w:tc>
+          <w:tcPr/>
+          <w:p>
+            <w:pPr>
+              <w:pStyle w:val="Compact"/>
+              <w:jc w:val="left"/>
+            </w:pPr>
+            <w:r>
+              <w:t xml:space="preserve">ʿərūttā</w:t>
+            </w:r>
+          </w:p>
+        </w:tc>
+        <w:tc>
+          <w:tcPr/>
+          <w:p>
+            <w:pPr>
+              <w:pStyle w:val="Compact"/>
+              <w:jc w:val="left"/>
+            </w:pPr>
+            <w:r>
+              <w:t xml:space="preserve">f. noun</w:t>
+            </w:r>
+          </w:p>
+        </w:tc>
+        <w:tc>
+          <w:tcPr/>
+          <w:p>
+            <w:pPr>
+              <w:pStyle w:val="Compact"/>
+              <w:jc w:val="left"/>
+            </w:pPr>
+            <w:r>
+              <w:t xml:space="preserve">nakedness, shame</w:t>
+            </w:r>
+          </w:p>
+        </w:tc>
+        <w:tc>
+          <w:tcPr/>
+          <w:p>
+            <w:pPr>
+              <w:pStyle w:val="Compact"/>
+              <w:jc w:val="left"/>
+            </w:pPr>
+            <w:r>
+              <w:t xml:space="preserve">from root ʿ-r-y (to be naked)</w:t>
+            </w:r>
+          </w:p>
+        </w:tc>
+      </w:tr>
+      <w:tr>
+        <w:tc>
+          <w:tcPr/>
+          <w:p>
+            <w:pPr>
+              <w:pStyle w:val="Compact"/>
+              <w:jc w:val="left"/>
+            </w:pPr>
+            <w:r>
+              <w:t xml:space="preserve">ܕܒܪܢܐ</w:t>
+            </w:r>
+          </w:p>
+        </w:tc>
+        <w:tc>
+          <w:tcPr/>
+          <w:p>
+            <w:pPr>
+              <w:pStyle w:val="Compact"/>
+              <w:jc w:val="left"/>
+            </w:pPr>
+            <w:r>
+              <w:t xml:space="preserve">dəbrānā</w:t>
+            </w:r>
+          </w:p>
+        </w:tc>
+        <w:tc>
+          <w:tcPr/>
+          <w:p>
+            <w:pPr>
+              <w:pStyle w:val="Compact"/>
+              <w:jc w:val="left"/>
+            </w:pPr>
+            <w:r>
+              <w:t xml:space="preserve">m. noun</w:t>
+            </w:r>
+          </w:p>
+        </w:tc>
+        <w:tc>
+          <w:tcPr/>
+          <w:p>
+            <w:pPr>
+              <w:pStyle w:val="Compact"/>
+              <w:jc w:val="left"/>
+            </w:pPr>
+            <w:r>
+              <w:t xml:space="preserve">word, matter</w:t>
+            </w:r>
+          </w:p>
+        </w:tc>
+        <w:tc>
+          <w:tcPr/>
+          <w:p>
+            <w:pPr>
+              <w:pStyle w:val="Compact"/>
+              <w:jc w:val="left"/>
+            </w:pPr>
+            <w:r>
+              <w:t xml:space="preserve">related to d-b-r</w:t>
+            </w:r>
+          </w:p>
+        </w:tc>
+      </w:tr>
+      <w:tr>
+        <w:tc>
+          <w:tcPr/>
+          <w:p>
+            <w:pPr>
+              <w:pStyle w:val="Compact"/>
+              <w:jc w:val="left"/>
+            </w:pPr>
+            <w:r>
+              <w:t xml:space="preserve">ܪܘܡܘܬܐ</w:t>
+            </w:r>
+          </w:p>
+        </w:tc>
+        <w:tc>
+          <w:tcPr/>
+          <w:p>
+            <w:pPr>
+              <w:pStyle w:val="Compact"/>
+              <w:jc w:val="left"/>
+            </w:pPr>
+            <w:r>
+              <w:t xml:space="preserve">rūmūttā</w:t>
+            </w:r>
+          </w:p>
+        </w:tc>
+        <w:tc>
+          <w:tcPr/>
+          <w:p>
+            <w:pPr>
+              <w:pStyle w:val="Compact"/>
+              <w:jc w:val="left"/>
+            </w:pPr>
+            <w:r>
+              <w:t xml:space="preserve">f. noun</w:t>
+            </w:r>
+          </w:p>
+        </w:tc>
+        <w:tc>
+          <w:tcPr/>
+          <w:p>
+            <w:pPr>
+              <w:pStyle w:val="Compact"/>
+              <w:jc w:val="left"/>
+            </w:pPr>
+            <w:r>
+              <w:t xml:space="preserve">height, elevation</w:t>
+            </w:r>
+          </w:p>
+        </w:tc>
+        <w:tc>
+          <w:tcPr/>
+          <w:p>
+            <w:pPr>
+              <w:pStyle w:val="Compact"/>
+              <w:jc w:val="left"/>
+            </w:pPr>
+            <w:r>
+              <w:t xml:space="preserve">from root r-w-m (to be high)</w:t>
             </w:r>
           </w:p>
         </w:tc>
       </w:tr>
     </w:tbl>
-    <w:bookmarkEnd w:id="20"/>
-    <w:bookmarkEnd w:id="21"/>
-    <w:bookmarkEnd w:id="22"/>
-    <w:bookmarkEnd w:id="23"/>
-    <w:sectPr>
-      <w:footnotePr>
-        <w:numRestart w:val="eachSect"/>
-      </w:footnotePr>
-    </w:sectPr>
+    <w:bookmarkEnd w:id="30"/>
+    <w:bookmarkEnd w:id="31"/>
+    <w:bookmarkEnd w:id="32"/>
+    <w:sectPr/>
   </w:body>
 </w:document>
 </file>
@@ -6043,7 +6610,7 @@
       <w:lvlText w:val=" "/>
       <w:lvlJc w:val="left"/>
       <w:pPr>
-        <w:ind w:left="720" w:hanging="360"/>
+        <w:ind w:left="720" w:hanging="480"/>
       </w:pPr>
     </w:lvl>
     <w:lvl w:ilvl="1">
@@ -6051,7 +6618,7 @@
       <w:lvlText w:val=" "/>
       <w:lvlJc w:val="left"/>
       <w:pPr>
-        <w:ind w:left="1440" w:hanging="360"/>
+        <w:ind w:left="1440" w:hanging="480"/>
       </w:pPr>
     </w:lvl>
     <w:lvl w:ilvl="2">
@@ -6059,7 +6626,7 @@
       <w:lvlText w:val=" "/>
       <w:lvlJc w:val="left"/>
       <w:pPr>
-        <w:ind w:left="2160" w:hanging="360"/>
+        <w:ind w:left="2160" w:hanging="480"/>
       </w:pPr>
     </w:lvl>
     <w:lvl w:ilvl="3">
@@ -6067,7 +6634,7 @@
       <w:lvlText w:val=" "/>
       <w:lvlJc w:val="left"/>
       <w:pPr>
-        <w:ind w:left="2880" w:hanging="360"/>
+        <w:ind w:left="2880" w:hanging="480"/>
       </w:pPr>
     </w:lvl>
     <w:lvl w:ilvl="4">
@@ -6075,7 +6642,7 @@
       <w:lvlText w:val=" "/>
       <w:lvlJc w:val="left"/>
       <w:pPr>
-        <w:ind w:left="3600" w:hanging="360"/>
+        <w:ind w:left="3600" w:hanging="480"/>
       </w:pPr>
     </w:lvl>
     <w:lvl w:ilvl="5">
@@ -6083,7 +6650,7 @@
       <w:lvlText w:val=" "/>
       <w:lvlJc w:val="left"/>
       <w:pPr>
-        <w:ind w:left="4320" w:hanging="360"/>
+        <w:ind w:left="4320" w:hanging="480"/>
       </w:pPr>
     </w:lvl>
     <w:lvl w:ilvl="6">
@@ -6091,7 +6658,7 @@
       <w:lvlText w:val=" "/>
       <w:lvlJc w:val="left"/>
       <w:pPr>
-        <w:ind w:left="5040" w:hanging="360"/>
+        <w:ind w:left="5040" w:hanging="480"/>
       </w:pPr>
     </w:lvl>
     <w:lvl w:ilvl="7">
@@ -6099,7 +6666,7 @@
       <w:lvlText w:val=" "/>
       <w:lvlJc w:val="left"/>
       <w:pPr>
-        <w:ind w:left="5760" w:hanging="360"/>
+        <w:ind w:left="5760" w:hanging="480"/>
       </w:pPr>
     </w:lvl>
     <w:lvl w:ilvl="8">
@@ -6107,12 +6674,545 @@
       <w:lvlText w:val=" "/>
       <w:lvlJc w:val="left"/>
       <w:pPr>
-        <w:ind w:left="6480" w:hanging="360"/>
+        <w:ind w:left="6480" w:hanging="480"/>
+      </w:pPr>
+    </w:lvl>
+  </w:abstractNum>
+  <w:abstractNum w:abstractNumId="99411">
+    <w:nsid w:val="00A99411"/>
+    <w:multiLevelType w:val="multilevel"/>
+    <w:lvl w:ilvl="0">
+      <w:start w:val="1"/>
+      <w:numFmt w:val="decimal"/>
+      <w:lvlText w:val="%1."/>
+      <w:lvlJc w:val="left"/>
+      <w:pPr>
+        <w:ind w:left="720" w:hanging="480"/>
+      </w:pPr>
+    </w:lvl>
+    <w:lvl w:ilvl="1">
+      <w:start w:val="1"/>
+      <w:numFmt w:val="decimal"/>
+      <w:lvlText w:val="%2."/>
+      <w:lvlJc w:val="left"/>
+      <w:pPr>
+        <w:ind w:left="1440" w:hanging="480"/>
+      </w:pPr>
+    </w:lvl>
+    <w:lvl w:ilvl="2">
+      <w:start w:val="1"/>
+      <w:numFmt w:val="decimal"/>
+      <w:lvlText w:val="%3."/>
+      <w:lvlJc w:val="left"/>
+      <w:pPr>
+        <w:ind w:left="2160" w:hanging="480"/>
+      </w:pPr>
+    </w:lvl>
+    <w:lvl w:ilvl="3">
+      <w:start w:val="1"/>
+      <w:numFmt w:val="decimal"/>
+      <w:lvlText w:val="%4."/>
+      <w:lvlJc w:val="left"/>
+      <w:pPr>
+        <w:ind w:left="2880" w:hanging="480"/>
+      </w:pPr>
+    </w:lvl>
+    <w:lvl w:ilvl="4">
+      <w:start w:val="1"/>
+      <w:numFmt w:val="decimal"/>
+      <w:lvlText w:val="%5."/>
+      <w:lvlJc w:val="left"/>
+      <w:pPr>
+        <w:ind w:left="3600" w:hanging="480"/>
+      </w:pPr>
+    </w:lvl>
+    <w:lvl w:ilvl="5">
+      <w:start w:val="1"/>
+      <w:numFmt w:val="decimal"/>
+      <w:lvlText w:val="%6."/>
+      <w:lvlJc w:val="left"/>
+      <w:pPr>
+        <w:ind w:left="4320" w:hanging="480"/>
+      </w:pPr>
+    </w:lvl>
+    <w:lvl w:ilvl="6">
+      <w:start w:val="1"/>
+      <w:numFmt w:val="decimal"/>
+      <w:lvlText w:val="%7."/>
+      <w:lvlJc w:val="left"/>
+      <w:pPr>
+        <w:ind w:left="5040" w:hanging="480"/>
+      </w:pPr>
+    </w:lvl>
+    <w:lvl w:ilvl="7">
+      <w:start w:val="1"/>
+      <w:numFmt w:val="decimal"/>
+      <w:lvlText w:val="%8."/>
+      <w:lvlJc w:val="left"/>
+      <w:pPr>
+        <w:ind w:left="5760" w:hanging="480"/>
+      </w:pPr>
+    </w:lvl>
+    <w:lvl w:ilvl="8">
+      <w:start w:val="1"/>
+      <w:numFmt w:val="decimal"/>
+      <w:lvlText w:val="%9."/>
+      <w:lvlJc w:val="left"/>
+      <w:pPr>
+        <w:ind w:left="6480" w:hanging="480"/>
+      </w:pPr>
+    </w:lvl>
+  </w:abstractNum>
+  <w:abstractNum w:abstractNumId="991">
+    <w:nsid w:val="0000A991"/>
+    <w:multiLevelType w:val="multilevel"/>
+    <w:lvl w:ilvl="0">
+      <w:numFmt w:val="bullet"/>
+      <w:lvlText w:val="•"/>
+      <w:lvlJc w:val="left"/>
+      <w:pPr>
+        <w:ind w:left="720" w:hanging="480"/>
+      </w:pPr>
+    </w:lvl>
+    <w:lvl w:ilvl="1">
+      <w:numFmt w:val="bullet"/>
+      <w:lvlText w:val="–"/>
+      <w:lvlJc w:val="left"/>
+      <w:pPr>
+        <w:ind w:left="1440" w:hanging="480"/>
+      </w:pPr>
+    </w:lvl>
+    <w:lvl w:ilvl="2">
+      <w:numFmt w:val="bullet"/>
+      <w:lvlText w:val="•"/>
+      <w:lvlJc w:val="left"/>
+      <w:pPr>
+        <w:ind w:left="2160" w:hanging="480"/>
+      </w:pPr>
+    </w:lvl>
+    <w:lvl w:ilvl="3">
+      <w:numFmt w:val="bullet"/>
+      <w:lvlText w:val="–"/>
+      <w:lvlJc w:val="left"/>
+      <w:pPr>
+        <w:ind w:left="2880" w:hanging="480"/>
+      </w:pPr>
+    </w:lvl>
+    <w:lvl w:ilvl="4">
+      <w:numFmt w:val="bullet"/>
+      <w:lvlText w:val="•"/>
+      <w:lvlJc w:val="left"/>
+      <w:pPr>
+        <w:ind w:left="3600" w:hanging="480"/>
+      </w:pPr>
+    </w:lvl>
+    <w:lvl w:ilvl="5">
+      <w:numFmt w:val="bullet"/>
+      <w:lvlText w:val="–"/>
+      <w:lvlJc w:val="left"/>
+      <w:pPr>
+        <w:ind w:left="4320" w:hanging="480"/>
+      </w:pPr>
+    </w:lvl>
+    <w:lvl w:ilvl="6">
+      <w:numFmt w:val="bullet"/>
+      <w:lvlText w:val="•"/>
+      <w:lvlJc w:val="left"/>
+      <w:pPr>
+        <w:ind w:left="5040" w:hanging="480"/>
+      </w:pPr>
+    </w:lvl>
+    <w:lvl w:ilvl="7">
+      <w:numFmt w:val="bullet"/>
+      <w:lvlText w:val="–"/>
+      <w:lvlJc w:val="left"/>
+      <w:pPr>
+        <w:ind w:left="5760" w:hanging="480"/>
+      </w:pPr>
+    </w:lvl>
+    <w:lvl w:ilvl="8">
+      <w:numFmt w:val="bullet"/>
+      <w:lvlText w:val="•"/>
+      <w:lvlJc w:val="left"/>
+      <w:pPr>
+        <w:ind w:left="6480" w:hanging="480"/>
       </w:pPr>
     </w:lvl>
   </w:abstractNum>
   <w:num w:numId="1000">
     <w:abstractNumId w:val="990"/>
+  </w:num>
+  <w:num w:numId="1001">
+    <w:abstractNumId w:val="99411"/>
+    <w:lvlOverride w:ilvl="0">
+      <w:startOverride w:val="1"/>
+    </w:lvlOverride>
+    <w:lvlOverride w:ilvl="1">
+      <w:startOverride w:val="1"/>
+    </w:lvlOverride>
+    <w:lvlOverride w:ilvl="2">
+      <w:startOverride w:val="1"/>
+    </w:lvlOverride>
+    <w:lvlOverride w:ilvl="3">
+      <w:startOverride w:val="1"/>
+    </w:lvlOverride>
+    <w:lvlOverride w:ilvl="4">
+      <w:startOverride w:val="1"/>
+    </w:lvlOverride>
+    <w:lvlOverride w:ilvl="5">
+      <w:startOverride w:val="1"/>
+    </w:lvlOverride>
+    <w:lvlOverride w:ilvl="6">
+      <w:startOverride w:val="1"/>
+    </w:lvlOverride>
+    <w:lvlOverride w:ilvl="7">
+      <w:startOverride w:val="1"/>
+    </w:lvlOverride>
+    <w:lvlOverride w:ilvl="8">
+      <w:startOverride w:val="1"/>
+    </w:lvlOverride>
+  </w:num>
+  <w:num w:numId="1002">
+    <w:abstractNumId w:val="991"/>
+  </w:num>
+  <w:num w:numId="1003">
+    <w:abstractNumId w:val="991"/>
+  </w:num>
+  <w:num w:numId="1004">
+    <w:abstractNumId w:val="991"/>
+  </w:num>
+  <w:num w:numId="1005">
+    <w:abstractNumId w:val="991"/>
+  </w:num>
+  <w:num w:numId="1006">
+    <w:abstractNumId w:val="99411"/>
+    <w:lvlOverride w:ilvl="0">
+      <w:startOverride w:val="1"/>
+    </w:lvlOverride>
+    <w:lvlOverride w:ilvl="1">
+      <w:startOverride w:val="1"/>
+    </w:lvlOverride>
+    <w:lvlOverride w:ilvl="2">
+      <w:startOverride w:val="1"/>
+    </w:lvlOverride>
+    <w:lvlOverride w:ilvl="3">
+      <w:startOverride w:val="1"/>
+    </w:lvlOverride>
+    <w:lvlOverride w:ilvl="4">
+      <w:startOverride w:val="1"/>
+    </w:lvlOverride>
+    <w:lvlOverride w:ilvl="5">
+      <w:startOverride w:val="1"/>
+    </w:lvlOverride>
+    <w:lvlOverride w:ilvl="6">
+      <w:startOverride w:val="1"/>
+    </w:lvlOverride>
+    <w:lvlOverride w:ilvl="7">
+      <w:startOverride w:val="1"/>
+    </w:lvlOverride>
+    <w:lvlOverride w:ilvl="8">
+      <w:startOverride w:val="1"/>
+    </w:lvlOverride>
+  </w:num>
+  <w:num w:numId="1007">
+    <w:abstractNumId w:val="99411"/>
+    <w:lvlOverride w:ilvl="0">
+      <w:startOverride w:val="1"/>
+    </w:lvlOverride>
+    <w:lvlOverride w:ilvl="1">
+      <w:startOverride w:val="1"/>
+    </w:lvlOverride>
+    <w:lvlOverride w:ilvl="2">
+      <w:startOverride w:val="1"/>
+    </w:lvlOverride>
+    <w:lvlOverride w:ilvl="3">
+      <w:startOverride w:val="1"/>
+    </w:lvlOverride>
+    <w:lvlOverride w:ilvl="4">
+      <w:startOverride w:val="1"/>
+    </w:lvlOverride>
+    <w:lvlOverride w:ilvl="5">
+      <w:startOverride w:val="1"/>
+    </w:lvlOverride>
+    <w:lvlOverride w:ilvl="6">
+      <w:startOverride w:val="1"/>
+    </w:lvlOverride>
+    <w:lvlOverride w:ilvl="7">
+      <w:startOverride w:val="1"/>
+    </w:lvlOverride>
+    <w:lvlOverride w:ilvl="8">
+      <w:startOverride w:val="1"/>
+    </w:lvlOverride>
+  </w:num>
+  <w:num w:numId="1008">
+    <w:abstractNumId w:val="99411"/>
+    <w:lvlOverride w:ilvl="0">
+      <w:startOverride w:val="1"/>
+    </w:lvlOverride>
+    <w:lvlOverride w:ilvl="1">
+      <w:startOverride w:val="1"/>
+    </w:lvlOverride>
+    <w:lvlOverride w:ilvl="2">
+      <w:startOverride w:val="1"/>
+    </w:lvlOverride>
+    <w:lvlOverride w:ilvl="3">
+      <w:startOverride w:val="1"/>
+    </w:lvlOverride>
+    <w:lvlOverride w:ilvl="4">
+      <w:startOverride w:val="1"/>
+    </w:lvlOverride>
+    <w:lvlOverride w:ilvl="5">
+      <w:startOverride w:val="1"/>
+    </w:lvlOverride>
+    <w:lvlOverride w:ilvl="6">
+      <w:startOverride w:val="1"/>
+    </w:lvlOverride>
+    <w:lvlOverride w:ilvl="7">
+      <w:startOverride w:val="1"/>
+    </w:lvlOverride>
+    <w:lvlOverride w:ilvl="8">
+      <w:startOverride w:val="1"/>
+    </w:lvlOverride>
+  </w:num>
+  <w:num w:numId="1009">
+    <w:abstractNumId w:val="99411"/>
+    <w:lvlOverride w:ilvl="0">
+      <w:startOverride w:val="1"/>
+    </w:lvlOverride>
+    <w:lvlOverride w:ilvl="1">
+      <w:startOverride w:val="1"/>
+    </w:lvlOverride>
+    <w:lvlOverride w:ilvl="2">
+      <w:startOverride w:val="1"/>
+    </w:lvlOverride>
+    <w:lvlOverride w:ilvl="3">
+      <w:startOverride w:val="1"/>
+    </w:lvlOverride>
+    <w:lvlOverride w:ilvl="4">
+      <w:startOverride w:val="1"/>
+    </w:lvlOverride>
+    <w:lvlOverride w:ilvl="5">
+      <w:startOverride w:val="1"/>
+    </w:lvlOverride>
+    <w:lvlOverride w:ilvl="6">
+      <w:startOverride w:val="1"/>
+    </w:lvlOverride>
+    <w:lvlOverride w:ilvl="7">
+      <w:startOverride w:val="1"/>
+    </w:lvlOverride>
+    <w:lvlOverride w:ilvl="8">
+      <w:startOverride w:val="1"/>
+    </w:lvlOverride>
+  </w:num>
+  <w:num w:numId="1010">
+    <w:abstractNumId w:val="99411"/>
+    <w:lvlOverride w:ilvl="0">
+      <w:startOverride w:val="1"/>
+    </w:lvlOverride>
+    <w:lvlOverride w:ilvl="1">
+      <w:startOverride w:val="1"/>
+    </w:lvlOverride>
+    <w:lvlOverride w:ilvl="2">
+      <w:startOverride w:val="1"/>
+    </w:lvlOverride>
+    <w:lvlOverride w:ilvl="3">
+      <w:startOverride w:val="1"/>
+    </w:lvlOverride>
+    <w:lvlOverride w:ilvl="4">
+      <w:startOverride w:val="1"/>
+    </w:lvlOverride>
+    <w:lvlOverride w:ilvl="5">
+      <w:startOverride w:val="1"/>
+    </w:lvlOverride>
+    <w:lvlOverride w:ilvl="6">
+      <w:startOverride w:val="1"/>
+    </w:lvlOverride>
+    <w:lvlOverride w:ilvl="7">
+      <w:startOverride w:val="1"/>
+    </w:lvlOverride>
+    <w:lvlOverride w:ilvl="8">
+      <w:startOverride w:val="1"/>
+    </w:lvlOverride>
+  </w:num>
+  <w:num w:numId="1011">
+    <w:abstractNumId w:val="99411"/>
+    <w:lvlOverride w:ilvl="0">
+      <w:startOverride w:val="1"/>
+    </w:lvlOverride>
+    <w:lvlOverride w:ilvl="1">
+      <w:startOverride w:val="1"/>
+    </w:lvlOverride>
+    <w:lvlOverride w:ilvl="2">
+      <w:startOverride w:val="1"/>
+    </w:lvlOverride>
+    <w:lvlOverride w:ilvl="3">
+      <w:startOverride w:val="1"/>
+    </w:lvlOverride>
+    <w:lvlOverride w:ilvl="4">
+      <w:startOverride w:val="1"/>
+    </w:lvlOverride>
+    <w:lvlOverride w:ilvl="5">
+      <w:startOverride w:val="1"/>
+    </w:lvlOverride>
+    <w:lvlOverride w:ilvl="6">
+      <w:startOverride w:val="1"/>
+    </w:lvlOverride>
+    <w:lvlOverride w:ilvl="7">
+      <w:startOverride w:val="1"/>
+    </w:lvlOverride>
+    <w:lvlOverride w:ilvl="8">
+      <w:startOverride w:val="1"/>
+    </w:lvlOverride>
+  </w:num>
+  <w:num w:numId="1012">
+    <w:abstractNumId w:val="99411"/>
+    <w:lvlOverride w:ilvl="0">
+      <w:startOverride w:val="1"/>
+    </w:lvlOverride>
+    <w:lvlOverride w:ilvl="1">
+      <w:startOverride w:val="1"/>
+    </w:lvlOverride>
+    <w:lvlOverride w:ilvl="2">
+      <w:startOverride w:val="1"/>
+    </w:lvlOverride>
+    <w:lvlOverride w:ilvl="3">
+      <w:startOverride w:val="1"/>
+    </w:lvlOverride>
+    <w:lvlOverride w:ilvl="4">
+      <w:startOverride w:val="1"/>
+    </w:lvlOverride>
+    <w:lvlOverride w:ilvl="5">
+      <w:startOverride w:val="1"/>
+    </w:lvlOverride>
+    <w:lvlOverride w:ilvl="6">
+      <w:startOverride w:val="1"/>
+    </w:lvlOverride>
+    <w:lvlOverride w:ilvl="7">
+      <w:startOverride w:val="1"/>
+    </w:lvlOverride>
+    <w:lvlOverride w:ilvl="8">
+      <w:startOverride w:val="1"/>
+    </w:lvlOverride>
+  </w:num>
+  <w:num w:numId="1013">
+    <w:abstractNumId w:val="99411"/>
+    <w:lvlOverride w:ilvl="0">
+      <w:startOverride w:val="1"/>
+    </w:lvlOverride>
+    <w:lvlOverride w:ilvl="1">
+      <w:startOverride w:val="1"/>
+    </w:lvlOverride>
+    <w:lvlOverride w:ilvl="2">
+      <w:startOverride w:val="1"/>
+    </w:lvlOverride>
+    <w:lvlOverride w:ilvl="3">
+      <w:startOverride w:val="1"/>
+    </w:lvlOverride>
+    <w:lvlOverride w:ilvl="4">
+      <w:startOverride w:val="1"/>
+    </w:lvlOverride>
+    <w:lvlOverride w:ilvl="5">
+      <w:startOverride w:val="1"/>
+    </w:lvlOverride>
+    <w:lvlOverride w:ilvl="6">
+      <w:startOverride w:val="1"/>
+    </w:lvlOverride>
+    <w:lvlOverride w:ilvl="7">
+      <w:startOverride w:val="1"/>
+    </w:lvlOverride>
+    <w:lvlOverride w:ilvl="8">
+      <w:startOverride w:val="1"/>
+    </w:lvlOverride>
+  </w:num>
+  <w:num w:numId="1014">
+    <w:abstractNumId w:val="99411"/>
+    <w:lvlOverride w:ilvl="0">
+      <w:startOverride w:val="1"/>
+    </w:lvlOverride>
+    <w:lvlOverride w:ilvl="1">
+      <w:startOverride w:val="1"/>
+    </w:lvlOverride>
+    <w:lvlOverride w:ilvl="2">
+      <w:startOverride w:val="1"/>
+    </w:lvlOverride>
+    <w:lvlOverride w:ilvl="3">
+      <w:startOverride w:val="1"/>
+    </w:lvlOverride>
+    <w:lvlOverride w:ilvl="4">
+      <w:startOverride w:val="1"/>
+    </w:lvlOverride>
+    <w:lvlOverride w:ilvl="5">
+      <w:startOverride w:val="1"/>
+    </w:lvlOverride>
+    <w:lvlOverride w:ilvl="6">
+      <w:startOverride w:val="1"/>
+    </w:lvlOverride>
+    <w:lvlOverride w:ilvl="7">
+      <w:startOverride w:val="1"/>
+    </w:lvlOverride>
+    <w:lvlOverride w:ilvl="8">
+      <w:startOverride w:val="1"/>
+    </w:lvlOverride>
+  </w:num>
+  <w:num w:numId="1015">
+    <w:abstractNumId w:val="99411"/>
+    <w:lvlOverride w:ilvl="0">
+      <w:startOverride w:val="1"/>
+    </w:lvlOverride>
+    <w:lvlOverride w:ilvl="1">
+      <w:startOverride w:val="1"/>
+    </w:lvlOverride>
+    <w:lvlOverride w:ilvl="2">
+      <w:startOverride w:val="1"/>
+    </w:lvlOverride>
+    <w:lvlOverride w:ilvl="3">
+      <w:startOverride w:val="1"/>
+    </w:lvlOverride>
+    <w:lvlOverride w:ilvl="4">
+      <w:startOverride w:val="1"/>
+    </w:lvlOverride>
+    <w:lvlOverride w:ilvl="5">
+      <w:startOverride w:val="1"/>
+    </w:lvlOverride>
+    <w:lvlOverride w:ilvl="6">
+      <w:startOverride w:val="1"/>
+    </w:lvlOverride>
+    <w:lvlOverride w:ilvl="7">
+      <w:startOverride w:val="1"/>
+    </w:lvlOverride>
+    <w:lvlOverride w:ilvl="8">
+      <w:startOverride w:val="1"/>
+    </w:lvlOverride>
+  </w:num>
+  <w:num w:numId="1016">
+    <w:abstractNumId w:val="99411"/>
+    <w:lvlOverride w:ilvl="0">
+      <w:startOverride w:val="1"/>
+    </w:lvlOverride>
+    <w:lvlOverride w:ilvl="1">
+      <w:startOverride w:val="1"/>
+    </w:lvlOverride>
+    <w:lvlOverride w:ilvl="2">
+      <w:startOverride w:val="1"/>
+    </w:lvlOverride>
+    <w:lvlOverride w:ilvl="3">
+      <w:startOverride w:val="1"/>
+    </w:lvlOverride>
+    <w:lvlOverride w:ilvl="4">
+      <w:startOverride w:val="1"/>
+    </w:lvlOverride>
+    <w:lvlOverride w:ilvl="5">
+      <w:startOverride w:val="1"/>
+    </w:lvlOverride>
+    <w:lvlOverride w:ilvl="6">
+      <w:startOverride w:val="1"/>
+    </w:lvlOverride>
+    <w:lvlOverride w:ilvl="7">
+      <w:startOverride w:val="1"/>
+    </w:lvlOverride>
+    <w:lvlOverride w:ilvl="8">
+      <w:startOverride w:val="1"/>
+    </w:lvlOverride>
   </w:num>
 </w:numbering>
 </file>
@@ -6122,10 +7222,10 @@
   <w:docDefaults>
     <w:rPrDefault>
       <w:rPr>
-        <w:rFonts w:asciiTheme="minorHAnsi" w:cstheme="minorBidi" w:eastAsiaTheme="minorEastAsia" w:hAnsiTheme="minorHAnsi"/>
+        <w:rFonts w:asciiTheme="minorHAnsi" w:cstheme="minorBidi" w:eastAsiaTheme="minorHAnsi" w:hAnsiTheme="minorHAnsi"/>
         <w:sz w:val="24"/>
         <w:szCs w:val="24"/>
-        <w:lang w:bidi="ar-SA" w:eastAsia="zh-CN" w:val="en-US"/>
+        <w:lang w:bidi="ar-SA" w:eastAsia="en-US" w:val="en-US"/>
       </w:rPr>
     </w:rPrDefault>
     <w:pPrDefault>
@@ -6166,94 +7266,57 @@
     <w:name w:val="Title"/>
     <w:basedOn w:val="Normal"/>
     <w:next w:val="BodyText"/>
-    <w:link w:val="TitleChar"/>
-    <w:uiPriority w:val="10"/>
     <w:qFormat/>
-    <w:rsid w:val="00A10FD9"/>
     <w:pPr>
-      <w:spacing w:after="80" w:line="240" w:lineRule="auto"/>
-      <w:contextualSpacing/>
+      <w:keepNext/>
+      <w:keepLines/>
+      <w:spacing w:after="240" w:before="480"/>
       <w:jc w:val="center"/>
     </w:pPr>
     <w:rPr>
       <w:rFonts w:asciiTheme="majorHAnsi" w:cstheme="majorBidi" w:eastAsiaTheme="majorEastAsia" w:hAnsiTheme="majorHAnsi"/>
-      <w:sz w:val="56"/>
-      <w:szCs w:val="56"/>
-    </w:rPr>
-  </w:style>
-  <w:style w:customStyle="1" w:styleId="TitleChar" w:type="character">
-    <w:name w:val="Title Char"/>
-    <w:basedOn w:val="DefaultParagraphFont"/>
-    <w:link w:val="Title"/>
-    <w:uiPriority w:val="10"/>
-    <w:rsid w:val="00A10FD9"/>
-    <w:rPr>
-      <w:rFonts w:asciiTheme="majorHAnsi" w:cstheme="majorBidi" w:eastAsiaTheme="majorEastAsia" w:hAnsiTheme="majorHAnsi"/>
-      <w:sz w:val="56"/>
-      <w:szCs w:val="56"/>
+      <w:b/>
+      <w:bCs/>
+      <w:color w:themeColor="accent1" w:themeShade="B5" w:val="345A8A"/>
+      <w:sz w:val="36"/>
+      <w:szCs w:val="36"/>
     </w:rPr>
   </w:style>
   <w:style w:styleId="Subtitle" w:type="paragraph">
     <w:name w:val="Subtitle"/>
     <w:basedOn w:val="Title"/>
     <w:next w:val="BodyText"/>
-    <w:link w:val="SubtitleChar"/>
-    <w:uiPriority w:val="11"/>
     <w:qFormat/>
-    <w:rsid w:val="00A10FD9"/>
     <w:pPr>
-      <w:numPr>
-        <w:ilvl w:val="1"/>
-      </w:numPr>
+      <w:keepNext/>
+      <w:keepLines/>
+      <w:spacing w:after="240" w:before="240"/>
+      <w:jc w:val="center"/>
     </w:pPr>
     <w:rPr>
-      <w:rFonts w:cstheme="majorBidi" w:eastAsiaTheme="majorEastAsia"/>
-      <w:spacing w:val="15"/>
-      <w:sz w:val="28"/>
-      <w:szCs w:val="28"/>
-    </w:rPr>
-  </w:style>
-  <w:style w:customStyle="1" w:styleId="SubtitleChar" w:type="character">
-    <w:name w:val="Subtitle Char"/>
-    <w:basedOn w:val="DefaultParagraphFont"/>
-    <w:link w:val="Subtitle"/>
-    <w:uiPriority w:val="11"/>
-    <w:rsid w:val="00A10FD9"/>
-    <w:rPr>
-      <w:rFonts w:cstheme="majorBidi" w:eastAsiaTheme="majorEastAsia"/>
-      <w:color w:themeColor="text1" w:themeTint="A6" w:val="595959"/>
-      <w:spacing w:val="15"/>
-      <w:sz w:val="28"/>
-      <w:szCs w:val="28"/>
+      <w:sz w:val="30"/>
+      <w:szCs w:val="30"/>
     </w:rPr>
   </w:style>
   <w:style w:customStyle="1" w:styleId="Author" w:type="paragraph">
     <w:name w:val="Author"/>
-    <w:basedOn w:val="Title"/>
     <w:next w:val="BodyText"/>
     <w:qFormat/>
     <w:pPr>
       <w:keepNext/>
       <w:keepLines/>
+      <w:jc w:val="center"/>
     </w:pPr>
-    <w:rPr>
-      <w:sz w:val="24"/>
-      <w:szCs w:val="24"/>
-    </w:rPr>
   </w:style>
   <w:style w:styleId="Date" w:type="paragraph">
     <w:name w:val="Date"/>
-    <w:basedOn w:val="Title"/>
     <w:next w:val="BodyText"/>
     <w:qFormat/>
     <w:pPr>
       <w:keepNext/>
       <w:keepLines/>
+      <w:jc w:val="center"/>
     </w:pPr>
-    <w:rPr>
-      <w:sz w:val="24"/>
-      <w:szCs w:val="24"/>
-    </w:rPr>
   </w:style>
   <w:style w:customStyle="1" w:styleId="AbstractTitle" w:type="paragraph">
     <w:name w:val="Abstract Title"/>
@@ -6268,6 +7331,7 @@
     </w:pPr>
     <w:rPr>
       <w:b/>
+      <w:color w:val="345A8A"/>
       <w:sz w:val="20"/>
       <w:szCs w:val="20"/>
     </w:rPr>
@@ -6296,321 +7360,191 @@
     <w:rPr/>
   </w:style>
   <w:style w:styleId="Heading1" w:type="paragraph">
-    <w:name w:val="heading 1"/>
+    <w:name w:val="Heading 1"/>
     <w:basedOn w:val="Normal"/>
     <w:next w:val="BodyText"/>
-    <w:link w:val="Heading1Char"/>
     <w:uiPriority w:val="9"/>
     <w:qFormat/>
-    <w:rsid w:val="00A10FD9"/>
     <w:pPr>
       <w:keepNext/>
       <w:keepLines/>
-      <w:spacing w:after="80" w:before="360"/>
+      <w:spacing w:after="0" w:before="480"/>
       <w:outlineLvl w:val="0"/>
     </w:pPr>
     <w:rPr>
       <w:rFonts w:asciiTheme="majorHAnsi" w:cstheme="majorBidi" w:eastAsiaTheme="majorEastAsia" w:hAnsiTheme="majorHAnsi"/>
-      <w:color w:themeColor="accent1" w:themeShade="BF" w:val="0F4761"/>
-      <w:sz w:val="40"/>
-      <w:szCs w:val="40"/>
+      <w:b/>
+      <w:bCs/>
+      <w:color w:themeColor="accent1" w:val="4F81BD"/>
+      <w:sz w:val="32"/>
+      <w:szCs w:val="32"/>
     </w:rPr>
   </w:style>
   <w:style w:styleId="Heading2" w:type="paragraph">
-    <w:name w:val="heading 2"/>
+    <w:name w:val="Heading 2"/>
     <w:basedOn w:val="Normal"/>
     <w:next w:val="BodyText"/>
-    <w:link w:val="Heading2Char"/>
     <w:uiPriority w:val="9"/>
-    <w:semiHidden/>
     <w:unhideWhenUsed/>
     <w:qFormat/>
-    <w:rsid w:val="00A10FD9"/>
     <w:pPr>
       <w:keepNext/>
       <w:keepLines/>
-      <w:spacing w:after="80" w:before="160"/>
+      <w:spacing w:after="0" w:before="200"/>
       <w:outlineLvl w:val="1"/>
     </w:pPr>
     <w:rPr>
       <w:rFonts w:asciiTheme="majorHAnsi" w:cstheme="majorBidi" w:eastAsiaTheme="majorEastAsia" w:hAnsiTheme="majorHAnsi"/>
-      <w:color w:themeColor="accent1" w:themeShade="BF" w:val="0F4761"/>
-      <w:sz w:val="32"/>
-      <w:szCs w:val="32"/>
-    </w:rPr>
-  </w:style>
-  <w:style w:styleId="Heading3" w:type="paragraph">
-    <w:name w:val="heading 3"/>
-    <w:basedOn w:val="Normal"/>
-    <w:next w:val="BodyText"/>
-    <w:link w:val="Heading3Char"/>
-    <w:uiPriority w:val="9"/>
-    <w:semiHidden/>
-    <w:unhideWhenUsed/>
-    <w:qFormat/>
-    <w:rsid w:val="00A10FD9"/>
-    <w:pPr>
-      <w:keepNext/>
-      <w:keepLines/>
-      <w:spacing w:after="80" w:before="160"/>
-      <w:outlineLvl w:val="2"/>
-    </w:pPr>
-    <w:rPr>
-      <w:rFonts w:cstheme="majorBidi" w:eastAsiaTheme="majorEastAsia"/>
-      <w:color w:themeColor="accent1" w:themeShade="BF" w:val="0F4761"/>
+      <w:b/>
+      <w:bCs/>
+      <w:color w:themeColor="accent1" w:val="4F81BD"/>
       <w:sz w:val="28"/>
       <w:szCs w:val="28"/>
     </w:rPr>
   </w:style>
-  <w:style w:styleId="Heading4" w:type="paragraph">
-    <w:name w:val="heading 4"/>
+  <w:style w:styleId="Heading3" w:type="paragraph">
+    <w:name w:val="Heading 3"/>
     <w:basedOn w:val="Normal"/>
     <w:next w:val="BodyText"/>
-    <w:link w:val="Heading4Char"/>
     <w:uiPriority w:val="9"/>
-    <w:semiHidden/>
     <w:unhideWhenUsed/>
     <w:qFormat/>
-    <w:rsid w:val="00A10FD9"/>
     <w:pPr>
       <w:keepNext/>
       <w:keepLines/>
-      <w:spacing w:after="40" w:before="80"/>
+      <w:spacing w:after="0" w:before="200"/>
+      <w:outlineLvl w:val="2"/>
+    </w:pPr>
+    <w:rPr>
+      <w:rFonts w:asciiTheme="majorHAnsi" w:cstheme="majorBidi" w:eastAsiaTheme="majorEastAsia" w:hAnsiTheme="majorHAnsi"/>
+      <w:b/>
+      <w:bCs/>
+      <w:color w:themeColor="accent1" w:val="4F81BD"/>
+      <w:sz w:val="24"/>
+      <w:szCs w:val="24"/>
+    </w:rPr>
+  </w:style>
+  <w:style w:styleId="Heading4" w:type="paragraph">
+    <w:name w:val="Heading 4"/>
+    <w:basedOn w:val="Normal"/>
+    <w:next w:val="BodyText"/>
+    <w:uiPriority w:val="9"/>
+    <w:unhideWhenUsed/>
+    <w:qFormat/>
+    <w:pPr>
+      <w:keepNext/>
+      <w:keepLines/>
+      <w:spacing w:after="0" w:before="200"/>
       <w:outlineLvl w:val="3"/>
     </w:pPr>
     <w:rPr>
-      <w:rFonts w:cstheme="majorBidi" w:eastAsiaTheme="majorEastAsia"/>
+      <w:rFonts w:asciiTheme="majorHAnsi" w:cstheme="majorBidi" w:eastAsiaTheme="majorEastAsia" w:hAnsiTheme="majorHAnsi"/>
+      <w:bCs/>
       <w:i/>
-      <w:iCs/>
-      <w:color w:themeColor="accent1" w:themeShade="BF" w:val="0F4761"/>
+      <w:color w:themeColor="accent1" w:val="4F81BD"/>
+      <w:sz w:val="24"/>
+      <w:szCs w:val="24"/>
     </w:rPr>
   </w:style>
   <w:style w:styleId="Heading5" w:type="paragraph">
-    <w:name w:val="heading 5"/>
+    <w:name w:val="Heading 5"/>
     <w:basedOn w:val="Normal"/>
     <w:next w:val="BodyText"/>
-    <w:link w:val="Heading5Char"/>
     <w:uiPriority w:val="9"/>
-    <w:semiHidden/>
     <w:unhideWhenUsed/>
     <w:qFormat/>
-    <w:rsid w:val="00A10FD9"/>
     <w:pPr>
       <w:keepNext/>
       <w:keepLines/>
-      <w:spacing w:after="40" w:before="80"/>
+      <w:spacing w:after="0" w:before="200"/>
       <w:outlineLvl w:val="4"/>
     </w:pPr>
     <w:rPr>
-      <w:rFonts w:cstheme="majorBidi" w:eastAsiaTheme="majorEastAsia"/>
-      <w:color w:themeColor="accent1" w:themeShade="BF" w:val="0F4761"/>
+      <w:rFonts w:asciiTheme="majorHAnsi" w:cstheme="majorBidi" w:eastAsiaTheme="majorEastAsia" w:hAnsiTheme="majorHAnsi"/>
+      <w:iCs/>
+      <w:color w:themeColor="accent1" w:val="4F81BD"/>
+      <w:sz w:val="24"/>
+      <w:szCs w:val="24"/>
     </w:rPr>
   </w:style>
   <w:style w:styleId="Heading6" w:type="paragraph">
-    <w:name w:val="heading 6"/>
+    <w:name w:val="Heading 6"/>
     <w:basedOn w:val="Normal"/>
     <w:next w:val="BodyText"/>
-    <w:link w:val="Heading6Char"/>
     <w:uiPriority w:val="9"/>
-    <w:semiHidden/>
     <w:unhideWhenUsed/>
     <w:qFormat/>
-    <w:rsid w:val="00A10FD9"/>
     <w:pPr>
       <w:keepNext/>
       <w:keepLines/>
-      <w:spacing w:after="0" w:before="40"/>
+      <w:spacing w:after="0" w:before="200"/>
       <w:outlineLvl w:val="5"/>
     </w:pPr>
     <w:rPr>
-      <w:rFonts w:cstheme="majorBidi" w:eastAsiaTheme="majorEastAsia"/>
-      <w:i/>
-      <w:iCs/>
-      <w:color w:themeColor="text1" w:themeTint="A6" w:val="595959"/>
+      <w:rFonts w:asciiTheme="majorHAnsi" w:cstheme="majorBidi" w:eastAsiaTheme="majorEastAsia" w:hAnsiTheme="majorHAnsi"/>
+      <w:color w:themeColor="accent1" w:val="4F81BD"/>
+      <w:sz w:val="24"/>
+      <w:szCs w:val="24"/>
     </w:rPr>
   </w:style>
   <w:style w:styleId="Heading7" w:type="paragraph">
-    <w:name w:val="heading 7"/>
+    <w:name w:val="Heading 7"/>
     <w:basedOn w:val="Normal"/>
     <w:next w:val="BodyText"/>
-    <w:link w:val="Heading7Char"/>
     <w:uiPriority w:val="9"/>
-    <w:semiHidden/>
     <w:unhideWhenUsed/>
     <w:qFormat/>
-    <w:rsid w:val="00A10FD9"/>
     <w:pPr>
       <w:keepNext/>
       <w:keepLines/>
-      <w:spacing w:after="0" w:before="40"/>
+      <w:spacing w:after="0" w:before="200"/>
       <w:outlineLvl w:val="6"/>
     </w:pPr>
     <w:rPr>
-      <w:rFonts w:cstheme="majorBidi" w:eastAsiaTheme="majorEastAsia"/>
-      <w:color w:themeColor="text1" w:themeTint="A6" w:val="595959"/>
+      <w:rFonts w:asciiTheme="majorHAnsi" w:cstheme="majorBidi" w:eastAsiaTheme="majorEastAsia" w:hAnsiTheme="majorHAnsi"/>
+      <w:color w:themeColor="accent1" w:val="4F81BD"/>
+      <w:sz w:val="24"/>
+      <w:szCs w:val="24"/>
     </w:rPr>
   </w:style>
   <w:style w:styleId="Heading8" w:type="paragraph">
-    <w:name w:val="heading 8"/>
+    <w:name w:val="Heading 8"/>
     <w:basedOn w:val="Normal"/>
     <w:next w:val="BodyText"/>
-    <w:link w:val="Heading8Char"/>
     <w:uiPriority w:val="9"/>
-    <w:semiHidden/>
     <w:unhideWhenUsed/>
     <w:qFormat/>
-    <w:rsid w:val="00A10FD9"/>
     <w:pPr>
       <w:keepNext/>
       <w:keepLines/>
-      <w:spacing w:after="0"/>
+      <w:spacing w:after="0" w:before="200"/>
       <w:outlineLvl w:val="7"/>
     </w:pPr>
     <w:rPr>
-      <w:rFonts w:cstheme="majorBidi" w:eastAsiaTheme="majorEastAsia"/>
-      <w:i/>
-      <w:iCs/>
-      <w:color w:themeColor="text1" w:themeTint="D8" w:val="272727"/>
+      <w:rFonts w:asciiTheme="majorHAnsi" w:cstheme="majorBidi" w:eastAsiaTheme="majorEastAsia" w:hAnsiTheme="majorHAnsi"/>
+      <w:color w:themeColor="accent1" w:val="4F81BD"/>
+      <w:sz w:val="24"/>
+      <w:szCs w:val="24"/>
     </w:rPr>
   </w:style>
   <w:style w:styleId="Heading9" w:type="paragraph">
-    <w:name w:val="heading 9"/>
+    <w:name w:val="Heading 9"/>
     <w:basedOn w:val="Normal"/>
     <w:next w:val="BodyText"/>
-    <w:link w:val="Heading9Char"/>
     <w:uiPriority w:val="9"/>
-    <w:semiHidden/>
     <w:unhideWhenUsed/>
     <w:qFormat/>
-    <w:rsid w:val="00A10FD9"/>
     <w:pPr>
       <w:keepNext/>
       <w:keepLines/>
-      <w:spacing w:after="0"/>
+      <w:spacing w:after="0" w:before="200"/>
       <w:outlineLvl w:val="8"/>
     </w:pPr>
     <w:rPr>
-      <w:rFonts w:cstheme="majorBidi" w:eastAsiaTheme="majorEastAsia"/>
-      <w:color w:themeColor="text1" w:themeTint="D8" w:val="272727"/>
-    </w:rPr>
-  </w:style>
-  <w:style w:customStyle="1" w:styleId="Heading1Char" w:type="character">
-    <w:name w:val="Heading 1 Char"/>
-    <w:basedOn w:val="DefaultParagraphFont"/>
-    <w:link w:val="Heading1"/>
-    <w:uiPriority w:val="9"/>
-    <w:rsid w:val="00A10FD9"/>
-    <w:rPr>
       <w:rFonts w:asciiTheme="majorHAnsi" w:cstheme="majorBidi" w:eastAsiaTheme="majorEastAsia" w:hAnsiTheme="majorHAnsi"/>
-      <w:color w:themeColor="accent1" w:themeShade="BF" w:val="0F4761"/>
-      <w:sz w:val="40"/>
-      <w:szCs w:val="40"/>
-    </w:rPr>
-  </w:style>
-  <w:style w:customStyle="1" w:styleId="Heading2Char" w:type="character">
-    <w:name w:val="Heading 2 Char"/>
-    <w:basedOn w:val="DefaultParagraphFont"/>
-    <w:link w:val="Heading2"/>
-    <w:uiPriority w:val="9"/>
-    <w:semiHidden/>
-    <w:rsid w:val="00A10FD9"/>
-    <w:rPr>
-      <w:rFonts w:asciiTheme="majorHAnsi" w:cstheme="majorBidi" w:eastAsiaTheme="majorEastAsia" w:hAnsiTheme="majorHAnsi"/>
-      <w:color w:themeColor="accent1" w:themeShade="BF" w:val="0F4761"/>
-      <w:sz w:val="32"/>
-      <w:szCs w:val="32"/>
-    </w:rPr>
-  </w:style>
-  <w:style w:customStyle="1" w:styleId="Heading3Char" w:type="character">
-    <w:name w:val="Heading 3 Char"/>
-    <w:basedOn w:val="DefaultParagraphFont"/>
-    <w:link w:val="Heading3"/>
-    <w:uiPriority w:val="9"/>
-    <w:semiHidden/>
-    <w:rsid w:val="00A10FD9"/>
-    <w:rPr>
-      <w:rFonts w:cstheme="majorBidi" w:eastAsiaTheme="majorEastAsia"/>
-      <w:color w:themeColor="accent1" w:themeShade="BF" w:val="0F4761"/>
-      <w:sz w:val="28"/>
-      <w:szCs w:val="28"/>
-    </w:rPr>
-  </w:style>
-  <w:style w:customStyle="1" w:styleId="Heading4Char" w:type="character">
-    <w:name w:val="Heading 4 Char"/>
-    <w:basedOn w:val="DefaultParagraphFont"/>
-    <w:link w:val="Heading4"/>
-    <w:uiPriority w:val="9"/>
-    <w:semiHidden/>
-    <w:rsid w:val="00A10FD9"/>
-    <w:rPr>
-      <w:rFonts w:cstheme="majorBidi" w:eastAsiaTheme="majorEastAsia"/>
-      <w:i/>
-      <w:iCs/>
-      <w:color w:themeColor="accent1" w:themeShade="BF" w:val="0F4761"/>
-    </w:rPr>
-  </w:style>
-  <w:style w:customStyle="1" w:styleId="Heading5Char" w:type="character">
-    <w:name w:val="Heading 5 Char"/>
-    <w:basedOn w:val="DefaultParagraphFont"/>
-    <w:link w:val="Heading5"/>
-    <w:uiPriority w:val="9"/>
-    <w:semiHidden/>
-    <w:rsid w:val="00A10FD9"/>
-    <w:rPr>
-      <w:rFonts w:cstheme="majorBidi" w:eastAsiaTheme="majorEastAsia"/>
-      <w:color w:themeColor="accent1" w:themeShade="BF" w:val="0F4761"/>
-    </w:rPr>
-  </w:style>
-  <w:style w:customStyle="1" w:styleId="Heading6Char" w:type="character">
-    <w:name w:val="Heading 6 Char"/>
-    <w:basedOn w:val="DefaultParagraphFont"/>
-    <w:link w:val="Heading6"/>
-    <w:uiPriority w:val="9"/>
-    <w:semiHidden/>
-    <w:rsid w:val="00A10FD9"/>
-    <w:rPr>
-      <w:rFonts w:cstheme="majorBidi" w:eastAsiaTheme="majorEastAsia"/>
-      <w:i/>
-      <w:iCs/>
-      <w:color w:themeColor="text1" w:themeTint="A6" w:val="595959"/>
-    </w:rPr>
-  </w:style>
-  <w:style w:customStyle="1" w:styleId="Heading7Char" w:type="character">
-    <w:name w:val="Heading 7 Char"/>
-    <w:basedOn w:val="DefaultParagraphFont"/>
-    <w:link w:val="Heading7"/>
-    <w:uiPriority w:val="9"/>
-    <w:semiHidden/>
-    <w:rsid w:val="00A10FD9"/>
-    <w:rPr>
-      <w:rFonts w:cstheme="majorBidi" w:eastAsiaTheme="majorEastAsia"/>
-      <w:color w:themeColor="text1" w:themeTint="A6" w:val="595959"/>
-    </w:rPr>
-  </w:style>
-  <w:style w:customStyle="1" w:styleId="Heading8Char" w:type="character">
-    <w:name w:val="Heading 8 Char"/>
-    <w:basedOn w:val="DefaultParagraphFont"/>
-    <w:link w:val="Heading8"/>
-    <w:uiPriority w:val="9"/>
-    <w:semiHidden/>
-    <w:rsid w:val="00A10FD9"/>
-    <w:rPr>
-      <w:rFonts w:cstheme="majorBidi" w:eastAsiaTheme="majorEastAsia"/>
-      <w:i/>
-      <w:iCs/>
-      <w:color w:themeColor="text1" w:themeTint="D8" w:val="272727"/>
-    </w:rPr>
-  </w:style>
-  <w:style w:customStyle="1" w:styleId="Heading9Char" w:type="character">
-    <w:name w:val="Heading 9 Char"/>
-    <w:basedOn w:val="DefaultParagraphFont"/>
-    <w:link w:val="Heading9"/>
-    <w:uiPriority w:val="9"/>
-    <w:semiHidden/>
-    <w:rsid w:val="00A10FD9"/>
-    <w:rPr>
-      <w:rFonts w:cstheme="majorBidi" w:eastAsiaTheme="majorEastAsia"/>
-      <w:color w:themeColor="text1" w:themeTint="D8" w:val="272727"/>
+      <w:color w:themeColor="accent1" w:val="4F81BD"/>
+      <w:sz w:val="24"/>
+      <w:szCs w:val="24"/>
     </w:rPr>
   </w:style>
   <w:style w:styleId="BlockText" w:type="paragraph">
@@ -6635,8 +7569,8 @@
   </w:style>
   <w:style w:styleId="FootnoteBlockText" w:type="paragraph">
     <w:name w:val="Footnote Block Text"/>
-    <w:basedOn w:val="FootnoteText"/>
-    <w:next w:val="FootnoteText"/>
+    <w:basedOn w:val="Footnote Text"/>
+    <w:next w:val="Footnote Text"/>
     <w:uiPriority w:val="9"/>
     <w:unhideWhenUsed/>
     <w:qFormat/>
@@ -6666,6 +7600,13 @@
       </w:tblCellMar>
     </w:tblPr>
     <w:tblStylePr w:type="firstRow">
+      <w:tblPr>
+        <w:jc w:val="left"/>
+        <w:tblInd w:type="dxa" w:w="0"/>
+      </w:tblPr>
+      <w:trPr>
+        <w:jc w:val="left"/>
+      </w:trPr>
       <w:tcPr>
         <w:tcBorders>
           <w:bottom w:val="single"/>
@@ -7021,44 +7962,44 @@
         <a:sysClr val="window" lastClr="FFFFFF"/>
       </a:lt1>
       <a:dk2>
-        <a:srgbClr val="0E2841"/>
+        <a:srgbClr val="1F497D"/>
       </a:dk2>
       <a:lt2>
-        <a:srgbClr val="E8E8E8"/>
+        <a:srgbClr val="EEECE1"/>
       </a:lt2>
       <a:accent1>
-        <a:srgbClr val="156082"/>
+        <a:srgbClr val="4F81BD"/>
       </a:accent1>
       <a:accent2>
-        <a:srgbClr val="E97132"/>
+        <a:srgbClr val="C0504D"/>
       </a:accent2>
       <a:accent3>
-        <a:srgbClr val="196B24"/>
+        <a:srgbClr val="9BBB59"/>
       </a:accent3>
       <a:accent4>
-        <a:srgbClr val="0F9ED5"/>
+        <a:srgbClr val="8064A2"/>
       </a:accent4>
       <a:accent5>
-        <a:srgbClr val="A02B93"/>
+        <a:srgbClr val="4BACC6"/>
       </a:accent5>
       <a:accent6>
-        <a:srgbClr val="4EA72E"/>
+        <a:srgbClr val="F79646"/>
       </a:accent6>
       <a:hlink>
-        <a:srgbClr val="467886"/>
+        <a:srgbClr val="0000FF"/>
       </a:hlink>
       <a:folHlink>
-        <a:srgbClr val="96607D"/>
+        <a:srgbClr val="800080"/>
       </a:folHlink>
     </a:clrScheme>
     <a:fontScheme name="Office">
       <a:majorFont>
-        <a:latin typeface="Aptos Display" panose="02110004020202020204"/>
+        <a:latin typeface="Calibri"/>
         <a:ea typeface=""/>
         <a:cs typeface=""/>
-        <a:font script="Jpan" typeface="游ゴシック Light"/>
+        <a:font script="Jpan" typeface="ＭＳ ゴシック"/>
         <a:font script="Hang" typeface="맑은 고딕"/>
-        <a:font script="Hans" typeface="等线 Light"/>
+        <a:font script="Hans" typeface="宋体"/>
         <a:font script="Hant" typeface="新細明體"/>
         <a:font script="Arab" typeface="Times New Roman"/>
         <a:font script="Hebr" typeface="Times New Roman"/>
@@ -7085,32 +8026,14 @@
         <a:font script="Mong" typeface="Mongolian Baiti"/>
         <a:font script="Viet" typeface="Times New Roman"/>
         <a:font script="Uigh" typeface="Microsoft Uighur"/>
-        <a:font script="Geor" typeface="Sylfaen"/>
-        <a:font script="Armn" typeface="Arial"/>
-        <a:font script="Bugi" typeface="Leelawadee UI"/>
-        <a:font script="Bopo" typeface="Microsoft JhengHei"/>
-        <a:font script="Java" typeface="Javanese Text"/>
-        <a:font script="Lisu" typeface="Segoe UI"/>
-        <a:font script="Mymr" typeface="Myanmar Text"/>
-        <a:font script="Nkoo" typeface="Ebrima"/>
-        <a:font script="Olck" typeface="Nirmala UI"/>
-        <a:font script="Osma" typeface="Ebrima"/>
-        <a:font script="Phag" typeface="Phagspa"/>
-        <a:font script="Syrn" typeface="Estrangelo Edessa"/>
-        <a:font script="Syrj" typeface="Estrangelo Edessa"/>
-        <a:font script="Syre" typeface="Estrangelo Edessa"/>
-        <a:font script="Sora" typeface="Nirmala UI"/>
-        <a:font script="Tale" typeface="Microsoft Tai Le"/>
-        <a:font script="Talu" typeface="Microsoft New Tai Lue"/>
-        <a:font script="Tfng" typeface="Ebrima"/>
       </a:majorFont>
       <a:minorFont>
-        <a:latin typeface="Aptos" panose="02110004020202020204"/>
+        <a:latin typeface="Cambria"/>
         <a:ea typeface=""/>
         <a:cs typeface=""/>
-        <a:font script="Jpan" typeface="游明朝"/>
+        <a:font script="Jpan" typeface="ＭＳ 明朝"/>
         <a:font script="Hang" typeface="맑은 고딕"/>
-        <a:font script="Hans" typeface="等线"/>
+        <a:font script="Hans" typeface="宋体"/>
         <a:font script="Hant" typeface="新細明體"/>
         <a:font script="Arab" typeface="Arial"/>
         <a:font script="Hebr" typeface="Arial"/>
@@ -7137,24 +8060,6 @@
         <a:font script="Mong" typeface="Mongolian Baiti"/>
         <a:font script="Viet" typeface="Arial"/>
         <a:font script="Uigh" typeface="Microsoft Uighur"/>
-        <a:font script="Geor" typeface="Sylfaen"/>
-        <a:font script="Armn" typeface="Arial"/>
-        <a:font script="Bugi" typeface="Leelawadee UI"/>
-        <a:font script="Bopo" typeface="Microsoft JhengHei"/>
-        <a:font script="Java" typeface="Javanese Text"/>
-        <a:font script="Lisu" typeface="Segoe UI"/>
-        <a:font script="Mymr" typeface="Myanmar Text"/>
-        <a:font script="Nkoo" typeface="Ebrima"/>
-        <a:font script="Olck" typeface="Nirmala UI"/>
-        <a:font script="Osma" typeface="Ebrima"/>
-        <a:font script="Phag" typeface="Phagspa"/>
-        <a:font script="Syrn" typeface="Estrangelo Edessa"/>
-        <a:font script="Syrj" typeface="Estrangelo Edessa"/>
-        <a:font script="Syre" typeface="Estrangelo Edessa"/>
-        <a:font script="Sora" typeface="Nirmala UI"/>
-        <a:font script="Tale" typeface="Microsoft Tai Le"/>
-        <a:font script="Talu" typeface="Microsoft New Tai Lue"/>
-        <a:font script="Tfng" typeface="Ebrima"/>
       </a:minorFont>
     </a:fontScheme>
     <a:fmtScheme name="Office">
@@ -7166,141 +8071,200 @@
           <a:gsLst>
             <a:gs pos="0">
               <a:schemeClr val="phClr">
-                <a:lumMod val="110000"/>
-                <a:satMod val="105000"/>
-                <a:tint val="67000"/>
+                <a:tint val="50000"/>
+                <a:satMod val="300000"/>
               </a:schemeClr>
             </a:gs>
-            <a:gs pos="50000">
+            <a:gs pos="35000">
               <a:schemeClr val="phClr">
-                <a:lumMod val="105000"/>
-                <a:satMod val="103000"/>
-                <a:tint val="73000"/>
+                <a:tint val="37000"/>
+                <a:satMod val="300000"/>
               </a:schemeClr>
             </a:gs>
             <a:gs pos="100000">
               <a:schemeClr val="phClr">
-                <a:lumMod val="105000"/>
-                <a:satMod val="109000"/>
-                <a:tint val="81000"/>
+                <a:tint val="15000"/>
+                <a:satMod val="350000"/>
               </a:schemeClr>
             </a:gs>
           </a:gsLst>
-          <a:lin ang="5400000" scaled="0"/>
+          <a:lin ang="16200000" scaled="1"/>
         </a:gradFill>
         <a:gradFill rotWithShape="1">
           <a:gsLst>
             <a:gs pos="0">
               <a:schemeClr val="phClr">
-                <a:satMod val="103000"/>
-                <a:lumMod val="102000"/>
-                <a:tint val="94000"/>
-              </a:schemeClr>
-            </a:gs>
-            <a:gs pos="50000">
-              <a:schemeClr val="phClr">
-                <a:satMod val="110000"/>
-                <a:lumMod val="100000"/>
+                <a:tint val="100000"/>
                 <a:shade val="100000"/>
+                <a:satMod val="130000"/>
               </a:schemeClr>
             </a:gs>
             <a:gs pos="100000">
               <a:schemeClr val="phClr">
-                <a:lumMod val="99000"/>
-                <a:satMod val="120000"/>
-                <a:shade val="78000"/>
+                <a:tint val="50000"/>
+                <a:shade val="100000"/>
+                <a:satMod val="350000"/>
               </a:schemeClr>
             </a:gs>
           </a:gsLst>
-          <a:lin ang="5400000" scaled="0"/>
+          <a:lin ang="16200000" scaled="0"/>
         </a:gradFill>
       </a:fillStyleLst>
       <a:lnStyleLst>
-        <a:ln w="6350" cap="flat" cmpd="sng" algn="ctr">
+        <a:ln w="9525" cap="flat" cmpd="sng" algn="ctr">
+          <a:solidFill>
+            <a:schemeClr val="phClr">
+              <a:shade val="95000"/>
+              <a:satMod val="105000"/>
+            </a:schemeClr>
+          </a:solidFill>
+          <a:prstDash val="solid"/>
+        </a:ln>
+        <a:ln w="25400" cap="flat" cmpd="sng" algn="ctr">
           <a:solidFill>
             <a:schemeClr val="phClr"/>
           </a:solidFill>
           <a:prstDash val="solid"/>
-          <a:miter lim="800000"/>
         </a:ln>
-        <a:ln w="12700" cap="flat" cmpd="sng" algn="ctr">
+        <a:ln w="38100" cap="flat" cmpd="sng" algn="ctr">
           <a:solidFill>
             <a:schemeClr val="phClr"/>
           </a:solidFill>
           <a:prstDash val="solid"/>
-          <a:miter lim="800000"/>
-        </a:ln>
-        <a:ln w="19050" cap="flat" cmpd="sng" algn="ctr">
-          <a:solidFill>
-            <a:schemeClr val="phClr"/>
-          </a:solidFill>
-          <a:prstDash val="solid"/>
-          <a:miter lim="800000"/>
         </a:ln>
       </a:lnStyleLst>
       <a:effectStyleLst>
         <a:effectStyle>
-          <a:effectLst/>
-        </a:effectStyle>
-        <a:effectStyle>
-          <a:effectLst/>
+          <a:effectLst>
+            <a:outerShdw blurRad="40000" dist="20000" dir="5400000" rotWithShape="0">
+              <a:srgbClr val="000000">
+                <a:alpha val="38000"/>
+              </a:srgbClr>
+            </a:outerShdw>
+          </a:effectLst>
         </a:effectStyle>
         <a:effectStyle>
           <a:effectLst>
-            <a:outerShdw blurRad="57150" dist="19050" dir="5400000" algn="ctr" rotWithShape="0">
+            <a:outerShdw blurRad="40000" dist="23000" dir="5400000" rotWithShape="0">
               <a:srgbClr val="000000">
-                <a:alpha val="63000"/>
+                <a:alpha val="35000"/>
               </a:srgbClr>
             </a:outerShdw>
           </a:effectLst>
+        </a:effectStyle>
+        <a:effectStyle>
+          <a:effectLst>
+            <a:outerShdw blurRad="40000" dist="23000" dir="5400000" rotWithShape="0">
+              <a:srgbClr val="000000">
+                <a:alpha val="35000"/>
+              </a:srgbClr>
+            </a:outerShdw>
+          </a:effectLst>
+          <a:scene3d>
+            <a:camera prst="orthographicFront">
+              <a:rot lat="0" lon="0" rev="0"/>
+            </a:camera>
+            <a:lightRig rig="threePt" dir="t">
+              <a:rot lat="0" lon="0" rev="1200000"/>
+            </a:lightRig>
+          </a:scene3d>
+          <a:sp3d>
+            <a:bevelT w="63500" h="25400"/>
+          </a:sp3d>
         </a:effectStyle>
       </a:effectStyleLst>
       <a:bgFillStyleLst>
         <a:solidFill>
           <a:schemeClr val="phClr"/>
         </a:solidFill>
-        <a:solidFill>
-          <a:schemeClr val="phClr">
-            <a:tint val="95000"/>
-            <a:satMod val="170000"/>
-          </a:schemeClr>
-        </a:solidFill>
         <a:gradFill rotWithShape="1">
           <a:gsLst>
             <a:gs pos="0">
               <a:schemeClr val="phClr">
-                <a:tint val="93000"/>
-                <a:satMod val="150000"/>
-                <a:shade val="98000"/>
-                <a:lumMod val="102000"/>
+                <a:tint val="40000"/>
+                <a:satMod val="350000"/>
               </a:schemeClr>
             </a:gs>
-            <a:gs pos="50000">
+            <a:gs pos="40000">
               <a:schemeClr val="phClr">
-                <a:tint val="98000"/>
-                <a:satMod val="130000"/>
-                <a:shade val="90000"/>
-                <a:lumMod val="103000"/>
+                <a:tint val="45000"/>
+                <a:shade val="99000"/>
+                <a:satMod val="350000"/>
               </a:schemeClr>
             </a:gs>
             <a:gs pos="100000">
               <a:schemeClr val="phClr">
-                <a:shade val="63000"/>
-                <a:satMod val="120000"/>
+                <a:shade val="20000"/>
+                <a:satMod val="255000"/>
               </a:schemeClr>
             </a:gs>
           </a:gsLst>
-          <a:lin ang="5400000" scaled="0"/>
+          <a:path path="circle">
+            <a:fillToRect l="50000" t="-80000" r="50000" b="180000"/>
+          </a:path>
+        </a:gradFill>
+        <a:gradFill rotWithShape="1">
+          <a:gsLst>
+            <a:gs pos="0">
+              <a:schemeClr val="phClr">
+                <a:tint val="80000"/>
+                <a:satMod val="300000"/>
+              </a:schemeClr>
+            </a:gs>
+            <a:gs pos="100000">
+              <a:schemeClr val="phClr">
+                <a:shade val="30000"/>
+                <a:satMod val="200000"/>
+              </a:schemeClr>
+            </a:gs>
+          </a:gsLst>
+          <a:path path="circle">
+            <a:fillToRect l="50000" t="50000" r="50000" b="50000"/>
+          </a:path>
         </a:gradFill>
       </a:bgFillStyleLst>
     </a:fmtScheme>
   </a:themeElements>
-  <a:objectDefaults/>
+  <a:objectDefaults>
+    <a:spDef>
+      <a:spPr/>
+      <a:bodyPr/>
+      <a:lstStyle/>
+      <a:style>
+        <a:lnRef idx="1">
+          <a:schemeClr val="accent1"/>
+        </a:lnRef>
+        <a:fillRef idx="3">
+          <a:schemeClr val="accent1"/>
+        </a:fillRef>
+        <a:effectRef idx="2">
+          <a:schemeClr val="accent1"/>
+        </a:effectRef>
+        <a:fontRef idx="minor">
+          <a:schemeClr val="lt1"/>
+        </a:fontRef>
+      </a:style>
+    </a:spDef>
+    <a:lnDef>
+      <a:spPr/>
+      <a:bodyPr/>
+      <a:lstStyle/>
+      <a:style>
+        <a:lnRef idx="2">
+          <a:schemeClr val="accent1"/>
+        </a:lnRef>
+        <a:fillRef idx="0">
+          <a:schemeClr val="accent1"/>
+        </a:fillRef>
+        <a:effectRef idx="1">
+          <a:schemeClr val="accent1"/>
+        </a:effectRef>
+        <a:fontRef idx="minor">
+          <a:schemeClr val="tx1"/>
+        </a:fontRef>
+      </a:style>
+    </a:lnDef>
+  </a:objectDefaults>
   <a:extraClrSchemeLst/>
-  <a:extLst>
-    <a:ext uri="{05A4C25C-085E-4340-85A3-A5531E510DB2}">
-      <thm15:themeFamily xmlns:thm15="http://schemas.microsoft.com/office/thememl/2012/main" name="Office Theme" id="{2E142A2C-CD16-42D6-873A-C26D2A0506FA}" vid="{1BDDFF52-6CD6-40A5-AB3C-68EB2F1E4D0A}"/>
-    </a:ext>
-  </a:extLst>
 </a:theme>
 </file>
--- a/Lesson_02_Narrative_Present.docx
+++ b/Lesson_02_Narrative_Present.docx
@@ -59,13 +59,7 @@
         <w:t xml:space="preserve"> </w:t>
       </w:r>
       <w:r>
-        <w:t xml:space="preserve">“</w:t>
-      </w:r>
-      <w:r>
-        <w:t xml:space="preserve">to be</w:t>
-      </w:r>
-      <w:r>
-        <w:t xml:space="preserve">”</w:t>
+        <w:t xml:space="preserve">“to be”</w:t>
       </w:r>
       <w:r>
         <w:t xml:space="preserve"> </w:t>
@@ -93,13 +87,7 @@
         <w:t xml:space="preserve"> </w:t>
       </w:r>
       <w:r>
-        <w:t xml:space="preserve">“</w:t>
-      </w:r>
-      <w:r>
-        <w:t xml:space="preserve">The king [is] good</w:t>
-      </w:r>
-      <w:r>
-        <w:t xml:space="preserve">”</w:t>
+        <w:t xml:space="preserve">“The king [is] good”</w:t>
       </w:r>
       <w:r>
         <w:t xml:space="preserve">). We also looked at the absolute versus empathic states of nouns, with the emphatic ending in</w:t>
@@ -184,13 +172,7 @@
         <w:t xml:space="preserve"> </w:t>
       </w:r>
       <w:r>
-        <w:t xml:space="preserve">“</w:t>
-      </w:r>
-      <w:r>
-        <w:t xml:space="preserve">word</w:t>
-      </w:r>
-      <w:r>
-        <w:t xml:space="preserve">”</w:t>
+        <w:t xml:space="preserve">“word”</w:t>
       </w:r>
       <w:r>
         <w:t xml:space="preserve"> </w:t>
@@ -227,13 +209,7 @@
         <w:t xml:space="preserve"> </w:t>
       </w:r>
       <w:r>
-        <w:t xml:space="preserve">“</w:t>
-      </w:r>
-      <w:r>
-        <w:t xml:space="preserve">We</w:t>
-      </w:r>
-      <w:r>
-        <w:t xml:space="preserve">”</w:t>
+        <w:t xml:space="preserve">“We”</w:t>
       </w:r>
       <w:r>
         <w:t xml:space="preserve"> </w:t>
@@ -257,13 +233,7 @@
         <w:t xml:space="preserve"> </w:t>
       </w:r>
       <w:r>
-        <w:t xml:space="preserve">“</w:t>
-      </w:r>
-      <w:r>
-        <w:t xml:space="preserve">of</w:t>
-      </w:r>
-      <w:r>
-        <w:t xml:space="preserve">”</w:t>
+        <w:t xml:space="preserve">“of”</w:t>
       </w:r>
       <w:r>
         <w:t xml:space="preserve">,</w:t>
@@ -272,13 +242,7 @@
         <w:t xml:space="preserve"> </w:t>
       </w:r>
       <w:r>
-        <w:t xml:space="preserve">“</w:t>
-      </w:r>
-      <w:r>
-        <w:t xml:space="preserve">who</w:t>
-      </w:r>
-      <w:r>
-        <w:t xml:space="preserve">”</w:t>
+        <w:t xml:space="preserve">“who”</w:t>
       </w:r>
       <w:r>
         <w:t xml:space="preserve">, or</w:t>
@@ -287,13 +251,7 @@
         <w:t xml:space="preserve"> </w:t>
       </w:r>
       <w:r>
-        <w:t xml:space="preserve">“</w:t>
-      </w:r>
-      <w:r>
-        <w:t xml:space="preserve">that</w:t>
-      </w:r>
-      <w:r>
-        <w:t xml:space="preserve">”</w:t>
+        <w:t xml:space="preserve">“that”</w:t>
       </w:r>
       <w:r>
         <w:t xml:space="preserve">?</w:t>
@@ -384,13 +342,7 @@
         <w:t xml:space="preserve"> </w:t>
       </w:r>
       <w:r>
-        <w:t xml:space="preserve">“</w:t>
-      </w:r>
-      <w:r>
-        <w:t xml:space="preserve">present tense</w:t>
-      </w:r>
-      <w:r>
-        <w:t xml:space="preserve">”</w:t>
+        <w:t xml:space="preserve">“present tense”</w:t>
       </w:r>
       <w:r>
         <w:t xml:space="preserve"> </w:t>
@@ -402,13 +354,7 @@
         <w:t xml:space="preserve"> </w:t>
       </w:r>
       <w:r>
-        <w:t xml:space="preserve">“</w:t>
-      </w:r>
-      <w:r>
-        <w:t xml:space="preserve">I walk</w:t>
-      </w:r>
-      <w:r>
-        <w:t xml:space="preserve">”</w:t>
+        <w:t xml:space="preserve">“I walk”</w:t>
       </w:r>
       <w:r>
         <w:t xml:space="preserve">, περιπατῶ). Participles are verbal adjectives (e.g.,</w:t>
@@ -417,10 +363,7 @@
         <w:t xml:space="preserve"> </w:t>
       </w:r>
       <w:r>
-        <w:t xml:space="preserve">“</w:t>
-      </w:r>
-      <w:r>
-        <w:t xml:space="preserve">the</w:t>
+        <w:t xml:space="preserve">“the</w:t>
       </w:r>
       <w:r>
         <w:t xml:space="preserve"> </w:t>
@@ -436,10 +379,7 @@
         <w:t xml:space="preserve"> </w:t>
       </w:r>
       <w:r>
-        <w:t xml:space="preserve">man</w:t>
-      </w:r>
-      <w:r>
-        <w:t xml:space="preserve">”</w:t>
+        <w:t xml:space="preserve">man”</w:t>
       </w:r>
       <w:r>
         <w:t xml:space="preserve">).</w:t>
@@ -472,13 +412,7 @@
         <w:t xml:space="preserve"> </w:t>
       </w:r>
       <w:r>
-        <w:t xml:space="preserve">“</w:t>
-      </w:r>
-      <w:r>
-        <w:t xml:space="preserve">I write</w:t>
-      </w:r>
-      <w:r>
-        <w:t xml:space="preserve">”</w:t>
+        <w:t xml:space="preserve">“I write”</w:t>
       </w:r>
       <w:r>
         <w:t xml:space="preserve"> </w:t>
@@ -490,13 +424,7 @@
         <w:t xml:space="preserve"> </w:t>
       </w:r>
       <w:r>
-        <w:t xml:space="preserve">“</w:t>
-      </w:r>
-      <w:r>
-        <w:t xml:space="preserve">Writing [am] I.</w:t>
-      </w:r>
-      <w:r>
-        <w:t xml:space="preserve">”</w:t>
+        <w:t xml:space="preserve">“Writing [am] I.”</w:t>
       </w:r>
     </w:p>
     <w:p>
@@ -581,13 +509,7 @@
         <w:t xml:space="preserve"> </w:t>
       </w:r>
       <w:r>
-        <w:t xml:space="preserve">“</w:t>
-      </w:r>
-      <w:r>
-        <w:t xml:space="preserve">he writes</w:t>
-      </w:r>
-      <w:r>
-        <w:t xml:space="preserve">”</w:t>
+        <w:t xml:space="preserve">“he writes”</w:t>
       </w:r>
       <w:r>
         <w:t xml:space="preserve">). The active participle (كَاتِب</w:t>
@@ -609,13 +531,7 @@
         <w:t xml:space="preserve"> </w:t>
       </w:r>
       <w:r>
-        <w:t xml:space="preserve">“</w:t>
-      </w:r>
-      <w:r>
-        <w:t xml:space="preserve">writer</w:t>
-      </w:r>
-      <w:r>
-        <w:t xml:space="preserve">”</w:t>
+        <w:t xml:space="preserve">“writer”</w:t>
       </w:r>
       <w:r>
         <w:t xml:space="preserve"> </w:t>
@@ -627,13 +543,7 @@
         <w:t xml:space="preserve"> </w:t>
       </w:r>
       <w:r>
-        <w:t xml:space="preserve">“</w:t>
-      </w:r>
-      <w:r>
-        <w:t xml:space="preserve">one who has written,</w:t>
-      </w:r>
-      <w:r>
-        <w:t xml:space="preserve">”</w:t>
+        <w:t xml:space="preserve">“one who has written,”</w:t>
       </w:r>
       <w:r>
         <w:t xml:space="preserve"> </w:t>
@@ -701,13 +611,7 @@
         <w:t xml:space="preserve"> </w:t>
       </w:r>
       <w:r>
-        <w:t xml:space="preserve">“</w:t>
-      </w:r>
-      <w:r>
-        <w:t xml:space="preserve">stems</w:t>
-      </w:r>
-      <w:r>
-        <w:t xml:space="preserve">”</w:t>
+        <w:t xml:space="preserve">“stems”</w:t>
       </w:r>
       <w:r>
         <w:t xml:space="preserve"> </w:t>
@@ -864,13 +768,7 @@
         <w:t xml:space="preserve"> </w:t>
       </w:r>
       <w:r>
-        <w:t xml:space="preserve">“</w:t>
-      </w:r>
-      <w:r>
-        <w:t xml:space="preserve">writing</w:t>
-      </w:r>
-      <w:r>
-        <w:t xml:space="preserve">”</w:t>
+        <w:t xml:space="preserve">“writing”</w:t>
       </w:r>
       <w:r>
         <w:t xml:space="preserve"> </w:t>
@@ -882,13 +780,7 @@
         <w:t xml:space="preserve"> </w:t>
       </w:r>
       <w:r>
-        <w:t xml:space="preserve">“</w:t>
-      </w:r>
-      <w:r>
-        <w:t xml:space="preserve">I am writing,</w:t>
-      </w:r>
-      <w:r>
-        <w:t xml:space="preserve">”</w:t>
+        <w:t xml:space="preserve">“I am writing,”</w:t>
       </w:r>
       <w:r>
         <w:t xml:space="preserve"> </w:t>
@@ -1043,7 +935,6 @@
       <w:tblPr>
         <w:tblStyle w:val="Table"/>
         <w:tblW w:type="pct" w:w="5000"/>
-        <w:jc w:val="left"/>
         <w:tblLayout w:type="fixed"/>
         <w:tblLook w:firstRow="1" w:lastRow="0" w:firstColumn="0" w:lastColumn="0" w:noHBand="0" w:noVBand="0" w:val="0020"/>
       </w:tblPr>
@@ -1850,7 +1741,6 @@
       <w:tblPr>
         <w:tblStyle w:val="Table"/>
         <w:tblW w:type="auto" w:w="0"/>
-        <w:jc w:val="left"/>
         <w:tblLook w:firstRow="1" w:lastRow="0" w:firstColumn="0" w:lastColumn="0" w:noHBand="0" w:noVBand="0" w:val="0020"/>
       </w:tblPr>
       <w:tblGrid>
@@ -2219,7 +2109,6 @@
       <w:tblPr>
         <w:tblStyle w:val="Table"/>
         <w:tblW w:type="auto" w:w="0"/>
-        <w:jc w:val="left"/>
         <w:tblLook w:firstRow="1" w:lastRow="0" w:firstColumn="0" w:lastColumn="0" w:noHBand="0" w:noVBand="0" w:val="0020"/>
       </w:tblPr>
       <w:tblGrid>
@@ -3081,13 +2970,7 @@
         <w:t xml:space="preserve"> </w:t>
       </w:r>
       <w:r>
-        <w:t xml:space="preserve">“</w:t>
-      </w:r>
-      <w:r>
-        <w:t xml:space="preserve">I am going from here.</w:t>
-      </w:r>
-      <w:r>
-        <w:t xml:space="preserve">”</w:t>
+        <w:t xml:space="preserve">“I am going from here.”</w:t>
       </w:r>
     </w:p>
     <w:p>
@@ -3131,13 +3014,7 @@
         <w:t xml:space="preserve"> </w:t>
       </w:r>
       <w:r>
-        <w:t xml:space="preserve">“</w:t>
-      </w:r>
-      <w:r>
-        <w:t xml:space="preserve">I am going to the kingdom of the evil one,</w:t>
-      </w:r>
-      <w:r>
-        <w:t xml:space="preserve">”</w:t>
+        <w:t xml:space="preserve">“I am going to the kingdom of the evil one,”</w:t>
       </w:r>
       <w:r>
         <w:t xml:space="preserve"> </w:t>
@@ -3225,13 +3102,7 @@
         <w:t xml:space="preserve"> </w:t>
       </w:r>
       <w:r>
-        <w:t xml:space="preserve">“</w:t>
-      </w:r>
-      <w:r>
-        <w:t xml:space="preserve">We see an evil king there.</w:t>
-      </w:r>
-      <w:r>
-        <w:t xml:space="preserve">”</w:t>
+        <w:t xml:space="preserve">“We see an evil king there.”</w:t>
       </w:r>
     </w:p>
     <w:p>
@@ -3313,13 +3184,7 @@
         <w:t xml:space="preserve"> </w:t>
       </w:r>
       <w:r>
-        <w:t xml:space="preserve">“</w:t>
-      </w:r>
-      <w:r>
-        <w:t xml:space="preserve">I am writing the word of God,</w:t>
-      </w:r>
-      <w:r>
-        <w:t xml:space="preserve">”</w:t>
+        <w:t xml:space="preserve">“I am writing the word of God,”</w:t>
       </w:r>
       <w:r>
         <w:t xml:space="preserve"> </w:t>
@@ -3692,13 +3557,7 @@
         <w:t xml:space="preserve"> </w:t>
       </w:r>
       <w:r>
-        <w:t xml:space="preserve">“</w:t>
-      </w:r>
-      <w:r>
-        <w:t xml:space="preserve">writing</w:t>
-      </w:r>
-      <w:r>
-        <w:t xml:space="preserve">”</w:t>
+        <w:t xml:space="preserve">“writing”</w:t>
       </w:r>
       <w:r>
         <w:t xml:space="preserve"> </w:t>
@@ -4091,13 +3950,7 @@
         </w:numPr>
       </w:pPr>
       <w:r>
-        <w:t xml:space="preserve">“</w:t>
-      </w:r>
-      <w:r>
-        <w:t xml:space="preserve">From here</w:t>
-      </w:r>
-      <w:r>
-        <w:t xml:space="preserve">”</w:t>
+        <w:t xml:space="preserve">“From here”</w:t>
       </w:r>
       <w:r>
         <w:t xml:space="preserve"> </w:t>
@@ -4193,7 +4046,6 @@
       <w:tblPr>
         <w:tblStyle w:val="Table"/>
         <w:tblW w:type="auto" w:w="0"/>
-        <w:jc w:val="left"/>
         <w:tblLook w:firstRow="1" w:lastRow="0" w:firstColumn="0" w:lastColumn="0" w:noHBand="0" w:noVBand="0" w:val="0020"/>
       </w:tblPr>
       <w:tblGrid>
@@ -4578,7 +4430,6 @@
       <w:tblPr>
         <w:tblStyle w:val="Table"/>
         <w:tblW w:type="pct" w:w="5000"/>
-        <w:jc w:val="left"/>
         <w:tblLayout w:type="fixed"/>
         <w:tblLook w:firstRow="1" w:lastRow="0" w:firstColumn="0" w:lastColumn="0" w:noHBand="0" w:noVBand="0" w:val="0020"/>
       </w:tblPr>
@@ -4849,19 +4700,19 @@
               <w:jc w:val="left"/>
             </w:pPr>
             <w:r>
-              <w:t xml:space="preserve">ܦܓܥܢܐ</w:t>
-            </w:r>
-          </w:p>
-        </w:tc>
-        <w:tc>
-          <w:tcPr/>
-          <w:p>
-            <w:pPr>
-              <w:pStyle w:val="Compact"/>
-              <w:jc w:val="left"/>
-            </w:pPr>
-            <w:r>
-              <w:t xml:space="preserve">pəgʿānā</w:t>
+              <w:t xml:space="preserve">ܦܓܥܐ</w:t>
+            </w:r>
+          </w:p>
+        </w:tc>
+        <w:tc>
+          <w:tcPr/>
+          <w:p>
+            <w:pPr>
+              <w:pStyle w:val="Compact"/>
+              <w:jc w:val="left"/>
+            </w:pPr>
+            <w:r>
+              <w:t xml:space="preserve">pegʿā</w:t>
             </w:r>
           </w:p>
         </w:tc>
@@ -4885,7 +4736,7 @@
               <w:jc w:val="left"/>
             </w:pPr>
             <w:r>
-              <w:t xml:space="preserve">encounter, meeting</w:t>
+              <w:t xml:space="preserve">encounter, accident</w:t>
             </w:r>
           </w:p>
         </w:tc>
@@ -4911,19 +4762,19 @@
               <w:jc w:val="left"/>
             </w:pPr>
             <w:r>
-              <w:t xml:space="preserve">ܐܨܒܥܐ</w:t>
-            </w:r>
-          </w:p>
-        </w:tc>
-        <w:tc>
-          <w:tcPr/>
-          <w:p>
-            <w:pPr>
-              <w:pStyle w:val="Compact"/>
-              <w:jc w:val="left"/>
-            </w:pPr>
-            <w:r>
-              <w:t xml:space="preserve">ʾəṣḇʿā</w:t>
+              <w:t xml:space="preserve">ܨܒܥܐ</w:t>
+            </w:r>
+          </w:p>
+        </w:tc>
+        <w:tc>
+          <w:tcPr/>
+          <w:p>
+            <w:pPr>
+              <w:pStyle w:val="Compact"/>
+              <w:jc w:val="left"/>
+            </w:pPr>
+            <w:r>
+              <w:t xml:space="preserve">ṣeḇʿā</w:t>
             </w:r>
           </w:p>
         </w:tc>
@@ -4959,7 +4810,7 @@
               <w:jc w:val="left"/>
             </w:pPr>
             <w:r>
-              <w:t xml:space="preserve">body part, abstract</w:t>
+              <w:t xml:space="preserve">body part</w:t>
             </w:r>
           </w:p>
         </w:tc>
@@ -5035,31 +4886,31 @@
               <w:jc w:val="left"/>
             </w:pPr>
             <w:r>
-              <w:t xml:space="preserve">ܫܡܪܢܐ</w:t>
-            </w:r>
-          </w:p>
-        </w:tc>
-        <w:tc>
-          <w:tcPr/>
-          <w:p>
-            <w:pPr>
-              <w:pStyle w:val="Compact"/>
-              <w:jc w:val="left"/>
-            </w:pPr>
-            <w:r>
-              <w:t xml:space="preserve">šəmrānā</w:t>
-            </w:r>
-          </w:p>
-        </w:tc>
-        <w:tc>
-          <w:tcPr/>
-          <w:p>
-            <w:pPr>
-              <w:pStyle w:val="Compact"/>
-              <w:jc w:val="left"/>
-            </w:pPr>
-            <w:r>
-              <w:t xml:space="preserve">m. noun</w:t>
+              <w:t xml:space="preserve">ܢܛܘܪܬܐ</w:t>
+            </w:r>
+          </w:p>
+        </w:tc>
+        <w:tc>
+          <w:tcPr/>
+          <w:p>
+            <w:pPr>
+              <w:pStyle w:val="Compact"/>
+              <w:jc w:val="left"/>
+            </w:pPr>
+            <w:r>
+              <w:t xml:space="preserve">nāṭōrtā</w:t>
+            </w:r>
+          </w:p>
+        </w:tc>
+        <w:tc>
+          <w:tcPr/>
+          <w:p>
+            <w:pPr>
+              <w:pStyle w:val="Compact"/>
+              <w:jc w:val="left"/>
+            </w:pPr>
+            <w:r>
+              <w:t xml:space="preserve">f. noun</w:t>
             </w:r>
           </w:p>
         </w:tc>
@@ -5083,7 +4934,7 @@
               <w:jc w:val="left"/>
             </w:pPr>
             <w:r>
-              <w:t xml:space="preserve">from root š-m-r (to guard)</w:t>
+              <w:t xml:space="preserve">from root n-ṭ-r (to guard)</w:t>
             </w:r>
           </w:p>
         </w:tc>
@@ -5159,19 +5010,19 @@
               <w:jc w:val="left"/>
             </w:pPr>
             <w:r>
-              <w:t xml:space="preserve">ܠܓܕܬܐ</w:t>
-            </w:r>
-          </w:p>
-        </w:tc>
-        <w:tc>
-          <w:tcPr/>
-          <w:p>
-            <w:pPr>
-              <w:pStyle w:val="Compact"/>
-              <w:jc w:val="left"/>
-            </w:pPr>
-            <w:r>
-              <w:t xml:space="preserve">ləgdəttā</w:t>
+              <w:t xml:space="preserve">ܠܒܟܬܐ</w:t>
+            </w:r>
+          </w:p>
+        </w:tc>
+        <w:tc>
+          <w:tcPr/>
+          <w:p>
+            <w:pPr>
+              <w:pStyle w:val="Compact"/>
+              <w:jc w:val="left"/>
+            </w:pPr>
+            <w:r>
+              <w:t xml:space="preserve">leḇkātā</w:t>
             </w:r>
           </w:p>
         </w:tc>
@@ -5195,19 +5046,19 @@
               <w:jc w:val="left"/>
             </w:pPr>
             <w:r>
-              <w:t xml:space="preserve">overtaking, capture</w:t>
-            </w:r>
-          </w:p>
-        </w:tc>
-        <w:tc>
-          <w:tcPr/>
-          <w:p>
-            <w:pPr>
-              <w:pStyle w:val="Compact"/>
-              <w:jc w:val="left"/>
-            </w:pPr>
-            <w:r>
-              <w:t xml:space="preserve">from root l-g-d (to reach)</w:t>
+              <w:t xml:space="preserve">capture, grasping</w:t>
+            </w:r>
+          </w:p>
+        </w:tc>
+        <w:tc>
+          <w:tcPr/>
+          <w:p>
+            <w:pPr>
+              <w:pStyle w:val="Compact"/>
+              <w:jc w:val="left"/>
+            </w:pPr>
+            <w:r>
+              <w:t xml:space="preserve">from root l-b-k (to hold)</w:t>
             </w:r>
           </w:p>
         </w:tc>
@@ -5221,19 +5072,19 @@
               <w:jc w:val="left"/>
             </w:pPr>
             <w:r>
-              <w:t xml:space="preserve">ܕܠܘܬܐ</w:t>
-            </w:r>
-          </w:p>
-        </w:tc>
-        <w:tc>
-          <w:tcPr/>
-          <w:p>
-            <w:pPr>
-              <w:pStyle w:val="Compact"/>
-              <w:jc w:val="left"/>
-            </w:pPr>
-            <w:r>
-              <w:t xml:space="preserve">dəlūttā</w:t>
+              <w:t xml:space="preserve">ܡܣܟܢܘܬܐ</w:t>
+            </w:r>
+          </w:p>
+        </w:tc>
+        <w:tc>
+          <w:tcPr/>
+          <w:p>
+            <w:pPr>
+              <w:pStyle w:val="Compact"/>
+              <w:jc w:val="left"/>
+            </w:pPr>
+            <w:r>
+              <w:t xml:space="preserve">meskēnūttā</w:t>
             </w:r>
           </w:p>
         </w:tc>
@@ -5403,19 +5254,19 @@
               <w:jc w:val="left"/>
             </w:pPr>
             <w:r>
-              <w:t xml:space="preserve">ܪܘܓܙܢܐ</w:t>
-            </w:r>
-          </w:p>
-        </w:tc>
-        <w:tc>
-          <w:tcPr/>
-          <w:p>
-            <w:pPr>
-              <w:pStyle w:val="Compact"/>
-              <w:jc w:val="left"/>
-            </w:pPr>
-            <w:r>
-              <w:t xml:space="preserve">rūgzānā</w:t>
+              <w:t xml:space="preserve">ܪܘܓܙܐ</w:t>
+            </w:r>
+          </w:p>
+        </w:tc>
+        <w:tc>
+          <w:tcPr/>
+          <w:p>
+            <w:pPr>
+              <w:pStyle w:val="Compact"/>
+              <w:jc w:val="left"/>
+            </w:pPr>
+            <w:r>
+              <w:t xml:space="preserve">rugzā</w:t>
             </w:r>
           </w:p>
         </w:tc>
@@ -5451,7 +5302,7 @@
               <w:jc w:val="left"/>
             </w:pPr>
             <w:r>
-              <w:t xml:space="preserve">from root r-g-z (to shake)</w:t>
+              <w:t xml:space="preserve">from root r-g-z (to be angry)</w:t>
             </w:r>
           </w:p>
         </w:tc>
@@ -5465,19 +5316,19 @@
               <w:jc w:val="left"/>
             </w:pPr>
             <w:r>
-              <w:t xml:space="preserve">ܝܕܥܘܬܐ</w:t>
-            </w:r>
-          </w:p>
-        </w:tc>
-        <w:tc>
-          <w:tcPr/>
-          <w:p>
-            <w:pPr>
-              <w:pStyle w:val="Compact"/>
-              <w:jc w:val="left"/>
-            </w:pPr>
-            <w:r>
-              <w:t xml:space="preserve">ydāʿūttā</w:t>
+              <w:t xml:space="preserve">ܝܕܥܬܐ</w:t>
+            </w:r>
+          </w:p>
+        </w:tc>
+        <w:tc>
+          <w:tcPr/>
+          <w:p>
+            <w:pPr>
+              <w:pStyle w:val="Compact"/>
+              <w:jc w:val="left"/>
+            </w:pPr>
+            <w:r>
+              <w:t xml:space="preserve">īdaʿtā</w:t>
             </w:r>
           </w:p>
         </w:tc>
@@ -5651,19 +5502,19 @@
               <w:jc w:val="left"/>
             </w:pPr>
             <w:r>
-              <w:t xml:space="preserve">ܓܡܪܘܬܐ</w:t>
-            </w:r>
-          </w:p>
-        </w:tc>
-        <w:tc>
-          <w:tcPr/>
-          <w:p>
-            <w:pPr>
-              <w:pStyle w:val="Compact"/>
-              <w:jc w:val="left"/>
-            </w:pPr>
-            <w:r>
-              <w:t xml:space="preserve">gəmrūttā</w:t>
+              <w:t xml:space="preserve">ܓܡܝܪܘܬܐ</w:t>
+            </w:r>
+          </w:p>
+        </w:tc>
+        <w:tc>
+          <w:tcPr/>
+          <w:p>
+            <w:pPr>
+              <w:pStyle w:val="Compact"/>
+              <w:jc w:val="left"/>
+            </w:pPr>
+            <w:r>
+              <w:t xml:space="preserve">gmīrūttā</w:t>
             </w:r>
           </w:p>
         </w:tc>
@@ -5687,7 +5538,7 @@
               <w:jc w:val="left"/>
             </w:pPr>
             <w:r>
-              <w:t xml:space="preserve">completion, fulfillment</w:t>
+              <w:t xml:space="preserve">completion, perfection</w:t>
             </w:r>
           </w:p>
         </w:tc>
@@ -5713,19 +5564,19 @@
               <w:jc w:val="left"/>
             </w:pPr>
             <w:r>
-              <w:t xml:space="preserve">ܛܘܫܢܐ</w:t>
-            </w:r>
-          </w:p>
-        </w:tc>
-        <w:tc>
-          <w:tcPr/>
-          <w:p>
-            <w:pPr>
-              <w:pStyle w:val="Compact"/>
-              <w:jc w:val="left"/>
-            </w:pPr>
-            <w:r>
-              <w:t xml:space="preserve">ṭūšānā</w:t>
+              <w:t xml:space="preserve">ܥܘܫܢܐ</w:t>
+            </w:r>
+          </w:p>
+        </w:tc>
+        <w:tc>
+          <w:tcPr/>
+          <w:p>
+            <w:pPr>
+              <w:pStyle w:val="Compact"/>
+              <w:jc w:val="left"/>
+            </w:pPr>
+            <w:r>
+              <w:t xml:space="preserve">ʿūšnā</w:t>
             </w:r>
           </w:p>
         </w:tc>
@@ -5761,7 +5612,7 @@
               <w:jc w:val="left"/>
             </w:pPr>
             <w:r>
-              <w:t xml:space="preserve">from root ṭ-w-š (to be strong)</w:t>
+              <w:t xml:space="preserve">from root ʿ-š-n (to be strong)</w:t>
             </w:r>
           </w:p>
         </w:tc>
@@ -6081,19 +5932,19 @@
               <w:jc w:val="left"/>
             </w:pPr>
             <w:r>
-              <w:t xml:space="preserve">ܓܛܪܢܐ</w:t>
-            </w:r>
-          </w:p>
-        </w:tc>
-        <w:tc>
-          <w:tcPr/>
-          <w:p>
-            <w:pPr>
-              <w:pStyle w:val="Compact"/>
-              <w:jc w:val="left"/>
-            </w:pPr>
-            <w:r>
-              <w:t xml:space="preserve">gəṭrānā</w:t>
+              <w:t xml:space="preserve">ܣܝܓܐ</w:t>
+            </w:r>
+          </w:p>
+        </w:tc>
+        <w:tc>
+          <w:tcPr/>
+          <w:p>
+            <w:pPr>
+              <w:pStyle w:val="Compact"/>
+              <w:jc w:val="left"/>
+            </w:pPr>
+            <w:r>
+              <w:t xml:space="preserve">syāgā</w:t>
             </w:r>
           </w:p>
         </w:tc>
@@ -6117,19 +5968,19 @@
               <w:jc w:val="left"/>
             </w:pPr>
             <w:r>
-              <w:t xml:space="preserve">enclosure, fence</w:t>
-            </w:r>
-          </w:p>
-        </w:tc>
-        <w:tc>
-          <w:tcPr/>
-          <w:p>
-            <w:pPr>
-              <w:pStyle w:val="Compact"/>
-              <w:jc w:val="left"/>
-            </w:pPr>
-            <w:r>
-              <w:t xml:space="preserve">from root g-ṭ-r (to fence)</w:t>
+              <w:t xml:space="preserve">enclosure, hedge</w:t>
+            </w:r>
+          </w:p>
+        </w:tc>
+        <w:tc>
+          <w:tcPr/>
+          <w:p>
+            <w:pPr>
+              <w:pStyle w:val="Compact"/>
+              <w:jc w:val="left"/>
+            </w:pPr>
+            <w:r>
+              <w:t xml:space="preserve">from root s-w-g (to fence)</w:t>
             </w:r>
           </w:p>
         </w:tc>
@@ -6143,31 +5994,31 @@
               <w:jc w:val="left"/>
             </w:pPr>
             <w:r>
-              <w:t xml:space="preserve">ܫܢܘܬܐ</w:t>
-            </w:r>
-          </w:p>
-        </w:tc>
-        <w:tc>
-          <w:tcPr/>
-          <w:p>
-            <w:pPr>
-              <w:pStyle w:val="Compact"/>
-              <w:jc w:val="left"/>
-            </w:pPr>
-            <w:r>
-              <w:t xml:space="preserve">šənūttā</w:t>
-            </w:r>
-          </w:p>
-        </w:tc>
-        <w:tc>
-          <w:tcPr/>
-          <w:p>
-            <w:pPr>
-              <w:pStyle w:val="Compact"/>
-              <w:jc w:val="left"/>
-            </w:pPr>
-            <w:r>
-              <w:t xml:space="preserve">f. noun</w:t>
+              <w:t xml:space="preserve">ܫܘܚܠܦܐ</w:t>
+            </w:r>
+          </w:p>
+        </w:tc>
+        <w:tc>
+          <w:tcPr/>
+          <w:p>
+            <w:pPr>
+              <w:pStyle w:val="Compact"/>
+              <w:jc w:val="left"/>
+            </w:pPr>
+            <w:r>
+              <w:t xml:space="preserve">šuḥlāpā</w:t>
+            </w:r>
+          </w:p>
+        </w:tc>
+        <w:tc>
+          <w:tcPr/>
+          <w:p>
+            <w:pPr>
+              <w:pStyle w:val="Compact"/>
+              <w:jc w:val="left"/>
+            </w:pPr>
+            <w:r>
+              <w:t xml:space="preserve">m. noun</w:t>
             </w:r>
           </w:p>
         </w:tc>
@@ -6191,7 +6042,7 @@
               <w:jc w:val="left"/>
             </w:pPr>
             <w:r>
-              <w:t xml:space="preserve">from root š-n-y (to change)</w:t>
+              <w:t xml:space="preserve">from root š-ḥ-l-p (to change)</w:t>
             </w:r>
           </w:p>
         </w:tc>
@@ -6205,19 +6056,19 @@
               <w:jc w:val="left"/>
             </w:pPr>
             <w:r>
-              <w:t xml:space="preserve">ܕܒܩܘܬܐ</w:t>
-            </w:r>
-          </w:p>
-        </w:tc>
-        <w:tc>
-          <w:tcPr/>
-          <w:p>
-            <w:pPr>
-              <w:pStyle w:val="Compact"/>
-              <w:jc w:val="left"/>
-            </w:pPr>
-            <w:r>
-              <w:t xml:space="preserve">dəbqūttā</w:t>
+              <w:t xml:space="preserve">ܕܒܝܩܘܬܐ</w:t>
+            </w:r>
+          </w:p>
+        </w:tc>
+        <w:tc>
+          <w:tcPr/>
+          <w:p>
+            <w:pPr>
+              <w:pStyle w:val="Compact"/>
+              <w:jc w:val="left"/>
+            </w:pPr>
+            <w:r>
+              <w:t xml:space="preserve">dəḇīqūttā</w:t>
             </w:r>
           </w:p>
         </w:tc>
@@ -6267,19 +6118,19 @@
               <w:jc w:val="left"/>
             </w:pPr>
             <w:r>
-              <w:t xml:space="preserve">ܩܕܘܫܘܬܐ</w:t>
-            </w:r>
-          </w:p>
-        </w:tc>
-        <w:tc>
-          <w:tcPr/>
-          <w:p>
-            <w:pPr>
-              <w:pStyle w:val="Compact"/>
-              <w:jc w:val="left"/>
-            </w:pPr>
-            <w:r>
-              <w:t xml:space="preserve">qdūšūttā</w:t>
+              <w:t xml:space="preserve">ܩܕܝܫܘܬܐ</w:t>
+            </w:r>
+          </w:p>
+        </w:tc>
+        <w:tc>
+          <w:tcPr/>
+          <w:p>
+            <w:pPr>
+              <w:pStyle w:val="Compact"/>
+              <w:jc w:val="left"/>
+            </w:pPr>
+            <w:r>
+              <w:t xml:space="preserve">qaddīšūttā</w:t>
             </w:r>
           </w:p>
         </w:tc>
@@ -6391,19 +6242,19 @@
               <w:jc w:val="left"/>
             </w:pPr>
             <w:r>
-              <w:t xml:space="preserve">ܥܪܘܬܐ</w:t>
-            </w:r>
-          </w:p>
-        </w:tc>
-        <w:tc>
-          <w:tcPr/>
-          <w:p>
-            <w:pPr>
-              <w:pStyle w:val="Compact"/>
-              <w:jc w:val="left"/>
-            </w:pPr>
-            <w:r>
-              <w:t xml:space="preserve">ʿərūttā</w:t>
+              <w:t xml:space="preserve">ܥܪܛܠܝܘܬܐ</w:t>
+            </w:r>
+          </w:p>
+        </w:tc>
+        <w:tc>
+          <w:tcPr/>
+          <w:p>
+            <w:pPr>
+              <w:pStyle w:val="Compact"/>
+              <w:jc w:val="left"/>
+            </w:pPr>
+            <w:r>
+              <w:t xml:space="preserve">ʿarṭlāyūttā</w:t>
             </w:r>
           </w:p>
         </w:tc>
@@ -6427,19 +6278,19 @@
               <w:jc w:val="left"/>
             </w:pPr>
             <w:r>
-              <w:t xml:space="preserve">nakedness, shame</w:t>
-            </w:r>
-          </w:p>
-        </w:tc>
-        <w:tc>
-          <w:tcPr/>
-          <w:p>
-            <w:pPr>
-              <w:pStyle w:val="Compact"/>
-              <w:jc w:val="left"/>
-            </w:pPr>
-            <w:r>
-              <w:t xml:space="preserve">from root ʿ-r-y (to be naked)</w:t>
+              <w:t xml:space="preserve">nakedness, exposure</w:t>
+            </w:r>
+          </w:p>
+        </w:tc>
+        <w:tc>
+          <w:tcPr/>
+          <w:p>
+            <w:pPr>
+              <w:pStyle w:val="Compact"/>
+              <w:jc w:val="left"/>
+            </w:pPr>
+            <w:r>
+              <w:t xml:space="preserve">from root ʿ-r-ṭ-l (to be naked)</w:t>
             </w:r>
           </w:p>
         </w:tc>
@@ -6489,7 +6340,7 @@
               <w:jc w:val="left"/>
             </w:pPr>
             <w:r>
-              <w:t xml:space="preserve">word, matter</w:t>
+              <w:t xml:space="preserve">leader, governor</w:t>
             </w:r>
           </w:p>
         </w:tc>
@@ -6515,31 +6366,31 @@
               <w:jc w:val="left"/>
             </w:pPr>
             <w:r>
-              <w:t xml:space="preserve">ܪܘܡܘܬܐ</w:t>
-            </w:r>
-          </w:p>
-        </w:tc>
-        <w:tc>
-          <w:tcPr/>
-          <w:p>
-            <w:pPr>
-              <w:pStyle w:val="Compact"/>
-              <w:jc w:val="left"/>
-            </w:pPr>
-            <w:r>
-              <w:t xml:space="preserve">rūmūttā</w:t>
-            </w:r>
-          </w:p>
-        </w:tc>
-        <w:tc>
-          <w:tcPr/>
-          <w:p>
-            <w:pPr>
-              <w:pStyle w:val="Compact"/>
-              <w:jc w:val="left"/>
-            </w:pPr>
-            <w:r>
-              <w:t xml:space="preserve">f. noun</w:t>
+              <w:t xml:space="preserve">ܪܘܡܐ</w:t>
+            </w:r>
+          </w:p>
+        </w:tc>
+        <w:tc>
+          <w:tcPr/>
+          <w:p>
+            <w:pPr>
+              <w:pStyle w:val="Compact"/>
+              <w:jc w:val="left"/>
+            </w:pPr>
+            <w:r>
+              <w:t xml:space="preserve">rawmā</w:t>
+            </w:r>
+          </w:p>
+        </w:tc>
+        <w:tc>
+          <w:tcPr/>
+          <w:p>
+            <w:pPr>
+              <w:pStyle w:val="Compact"/>
+              <w:jc w:val="left"/>
+            </w:pPr>
+            <w:r>
+              <w:t xml:space="preserve">m. noun</w:t>
             </w:r>
           </w:p>
         </w:tc>
@@ -6572,7 +6423,11 @@
     <w:bookmarkEnd w:id="30"/>
     <w:bookmarkEnd w:id="31"/>
     <w:bookmarkEnd w:id="32"/>
-    <w:sectPr/>
+    <w:sectPr>
+      <w:footnotePr>
+        <w:numRestart w:val="eachSect"/>
+      </w:footnotePr>
+    </w:sectPr>
   </w:body>
 </w:document>
 </file>
@@ -6610,7 +6465,7 @@
       <w:lvlText w:val=" "/>
       <w:lvlJc w:val="left"/>
       <w:pPr>
-        <w:ind w:left="720" w:hanging="480"/>
+        <w:ind w:left="720" w:hanging="360"/>
       </w:pPr>
     </w:lvl>
     <w:lvl w:ilvl="1">
@@ -6618,7 +6473,7 @@
       <w:lvlText w:val=" "/>
       <w:lvlJc w:val="left"/>
       <w:pPr>
-        <w:ind w:left="1440" w:hanging="480"/>
+        <w:ind w:left="1440" w:hanging="360"/>
       </w:pPr>
     </w:lvl>
     <w:lvl w:ilvl="2">
@@ -6626,7 +6481,7 @@
       <w:lvlText w:val=" "/>
       <w:lvlJc w:val="left"/>
       <w:pPr>
-        <w:ind w:left="2160" w:hanging="480"/>
+        <w:ind w:left="2160" w:hanging="360"/>
       </w:pPr>
     </w:lvl>
     <w:lvl w:ilvl="3">
@@ -6634,7 +6489,7 @@
       <w:lvlText w:val=" "/>
       <w:lvlJc w:val="left"/>
       <w:pPr>
-        <w:ind w:left="2880" w:hanging="480"/>
+        <w:ind w:left="2880" w:hanging="360"/>
       </w:pPr>
     </w:lvl>
     <w:lvl w:ilvl="4">
@@ -6642,7 +6497,7 @@
       <w:lvlText w:val=" "/>
       <w:lvlJc w:val="left"/>
       <w:pPr>
-        <w:ind w:left="3600" w:hanging="480"/>
+        <w:ind w:left="3600" w:hanging="360"/>
       </w:pPr>
     </w:lvl>
     <w:lvl w:ilvl="5">
@@ -6650,7 +6505,7 @@
       <w:lvlText w:val=" "/>
       <w:lvlJc w:val="left"/>
       <w:pPr>
-        <w:ind w:left="4320" w:hanging="480"/>
+        <w:ind w:left="4320" w:hanging="360"/>
       </w:pPr>
     </w:lvl>
     <w:lvl w:ilvl="6">
@@ -6658,7 +6513,7 @@
       <w:lvlText w:val=" "/>
       <w:lvlJc w:val="left"/>
       <w:pPr>
-        <w:ind w:left="5040" w:hanging="480"/>
+        <w:ind w:left="5040" w:hanging="360"/>
       </w:pPr>
     </w:lvl>
     <w:lvl w:ilvl="7">
@@ -6666,7 +6521,7 @@
       <w:lvlText w:val=" "/>
       <w:lvlJc w:val="left"/>
       <w:pPr>
-        <w:ind w:left="5760" w:hanging="480"/>
+        <w:ind w:left="5760" w:hanging="360"/>
       </w:pPr>
     </w:lvl>
     <w:lvl w:ilvl="8">
@@ -6674,7 +6529,7 @@
       <w:lvlText w:val=" "/>
       <w:lvlJc w:val="left"/>
       <w:pPr>
-        <w:ind w:left="6480" w:hanging="480"/>
+        <w:ind w:left="6480" w:hanging="360"/>
       </w:pPr>
     </w:lvl>
   </w:abstractNum>
@@ -6687,7 +6542,7 @@
       <w:lvlText w:val="%1."/>
       <w:lvlJc w:val="left"/>
       <w:pPr>
-        <w:ind w:left="720" w:hanging="480"/>
+        <w:ind w:left="720" w:hanging="360"/>
       </w:pPr>
     </w:lvl>
     <w:lvl w:ilvl="1">
@@ -6696,7 +6551,7 @@
       <w:lvlText w:val="%2."/>
       <w:lvlJc w:val="left"/>
       <w:pPr>
-        <w:ind w:left="1440" w:hanging="480"/>
+        <w:ind w:left="1440" w:hanging="360"/>
       </w:pPr>
     </w:lvl>
     <w:lvl w:ilvl="2">
@@ -6705,7 +6560,7 @@
       <w:lvlText w:val="%3."/>
       <w:lvlJc w:val="left"/>
       <w:pPr>
-        <w:ind w:left="2160" w:hanging="480"/>
+        <w:ind w:left="2160" w:hanging="360"/>
       </w:pPr>
     </w:lvl>
     <w:lvl w:ilvl="3">
@@ -6714,7 +6569,7 @@
       <w:lvlText w:val="%4."/>
       <w:lvlJc w:val="left"/>
       <w:pPr>
-        <w:ind w:left="2880" w:hanging="480"/>
+        <w:ind w:left="2880" w:hanging="360"/>
       </w:pPr>
     </w:lvl>
     <w:lvl w:ilvl="4">
@@ -6723,7 +6578,7 @@
       <w:lvlText w:val="%5."/>
       <w:lvlJc w:val="left"/>
       <w:pPr>
-        <w:ind w:left="3600" w:hanging="480"/>
+        <w:ind w:left="3600" w:hanging="360"/>
       </w:pPr>
     </w:lvl>
     <w:lvl w:ilvl="5">
@@ -6732,7 +6587,7 @@
       <w:lvlText w:val="%6."/>
       <w:lvlJc w:val="left"/>
       <w:pPr>
-        <w:ind w:left="4320" w:hanging="480"/>
+        <w:ind w:left="4320" w:hanging="360"/>
       </w:pPr>
     </w:lvl>
     <w:lvl w:ilvl="6">
@@ -6741,7 +6596,7 @@
       <w:lvlText w:val="%7."/>
       <w:lvlJc w:val="left"/>
       <w:pPr>
-        <w:ind w:left="5040" w:hanging="480"/>
+        <w:ind w:left="5040" w:hanging="360"/>
       </w:pPr>
     </w:lvl>
     <w:lvl w:ilvl="7">
@@ -6750,7 +6605,7 @@
       <w:lvlText w:val="%8."/>
       <w:lvlJc w:val="left"/>
       <w:pPr>
-        <w:ind w:left="5760" w:hanging="480"/>
+        <w:ind w:left="5760" w:hanging="360"/>
       </w:pPr>
     </w:lvl>
     <w:lvl w:ilvl="8">
@@ -6759,7 +6614,7 @@
       <w:lvlText w:val="%9."/>
       <w:lvlJc w:val="left"/>
       <w:pPr>
-        <w:ind w:left="6480" w:hanging="480"/>
+        <w:ind w:left="6480" w:hanging="360"/>
       </w:pPr>
     </w:lvl>
   </w:abstractNum>
@@ -6768,75 +6623,102 @@
     <w:multiLevelType w:val="multilevel"/>
     <w:lvl w:ilvl="0">
       <w:numFmt w:val="bullet"/>
-      <w:lvlText w:val="•"/>
+      <w:lvlText w:val=""/>
       <w:lvlJc w:val="left"/>
       <w:pPr>
-        <w:ind w:left="720" w:hanging="480"/>
-      </w:pPr>
+        <w:ind w:left="720" w:hanging="360"/>
+      </w:pPr>
+      <w:rPr>
+        <w:rFonts w:ascii="Symbol" w:hAnsi="Symbol" w:cs="Symbol" w:hint="default"/>
+      </w:rPr>
     </w:lvl>
     <w:lvl w:ilvl="1">
       <w:numFmt w:val="bullet"/>
-      <w:lvlText w:val="–"/>
+      <w:lvlText w:val="o"/>
       <w:lvlJc w:val="left"/>
       <w:pPr>
-        <w:ind w:left="1440" w:hanging="480"/>
-      </w:pPr>
+        <w:ind w:left="1440" w:hanging="360"/>
+      </w:pPr>
+      <w:rPr>
+        <w:rFonts w:ascii="Courier New" w:hAnsi="Courier New" w:cs="Courier New" w:hint="default"/>
+      </w:rPr>
     </w:lvl>
     <w:lvl w:ilvl="2">
       <w:numFmt w:val="bullet"/>
-      <w:lvlText w:val="•"/>
+      <w:lvlText w:val=""/>
       <w:lvlJc w:val="left"/>
       <w:pPr>
-        <w:ind w:left="2160" w:hanging="480"/>
-      </w:pPr>
+        <w:ind w:left="2160" w:hanging="360"/>
+      </w:pPr>
+      <w:rPr>
+        <w:rFonts w:ascii="Wingdings" w:hAnsi="Wingdings" w:cs="Wingdings" w:hint="default"/>
+      </w:rPr>
     </w:lvl>
     <w:lvl w:ilvl="3">
       <w:numFmt w:val="bullet"/>
-      <w:lvlText w:val="–"/>
+      <w:lvlText w:val=""/>
       <w:lvlJc w:val="left"/>
       <w:pPr>
-        <w:ind w:left="2880" w:hanging="480"/>
-      </w:pPr>
+        <w:ind w:left="2880" w:hanging="360"/>
+      </w:pPr>
+      <w:rPr>
+        <w:rFonts w:ascii="Symbol" w:hAnsi="Symbol" w:cs="Symbol" w:hint="default"/>
+      </w:rPr>
     </w:lvl>
     <w:lvl w:ilvl="4">
       <w:numFmt w:val="bullet"/>
-      <w:lvlText w:val="•"/>
+      <w:lvlText w:val="o"/>
       <w:lvlJc w:val="left"/>
       <w:pPr>
-        <w:ind w:left="3600" w:hanging="480"/>
-      </w:pPr>
+        <w:ind w:left="3600" w:hanging="360"/>
+      </w:pPr>
+      <w:rPr>
+        <w:rFonts w:ascii="Courier New" w:hAnsi="Courier New" w:cs="Courier New" w:hint="default"/>
+      </w:rPr>
     </w:lvl>
     <w:lvl w:ilvl="5">
       <w:numFmt w:val="bullet"/>
-      <w:lvlText w:val="–"/>
+      <w:lvlText w:val=""/>
       <w:lvlJc w:val="left"/>
       <w:pPr>
-        <w:ind w:left="4320" w:hanging="480"/>
-      </w:pPr>
+        <w:ind w:left="4320" w:hanging="360"/>
+      </w:pPr>
+      <w:rPr>
+        <w:rFonts w:ascii="Wingdings" w:hAnsi="Wingdings" w:cs="Wingdings" w:hint="default"/>
+      </w:rPr>
     </w:lvl>
     <w:lvl w:ilvl="6">
       <w:numFmt w:val="bullet"/>
-      <w:lvlText w:val="•"/>
+      <w:lvlText w:val=""/>
       <w:lvlJc w:val="left"/>
       <w:pPr>
-        <w:ind w:left="5040" w:hanging="480"/>
-      </w:pPr>
+        <w:ind w:left="5040" w:hanging="360"/>
+      </w:pPr>
+      <w:rPr>
+        <w:rFonts w:ascii="Symbol" w:hAnsi="Symbol" w:cs="Symbol" w:hint="default"/>
+      </w:rPr>
     </w:lvl>
     <w:lvl w:ilvl="7">
       <w:numFmt w:val="bullet"/>
-      <w:lvlText w:val="–"/>
+      <w:lvlText w:val="o"/>
       <w:lvlJc w:val="left"/>
       <w:pPr>
-        <w:ind w:left="5760" w:hanging="480"/>
-      </w:pPr>
+        <w:ind w:left="5760" w:hanging="360"/>
+      </w:pPr>
+      <w:rPr>
+        <w:rFonts w:ascii="Courier New" w:hAnsi="Courier New" w:cs="Courier New" w:hint="default"/>
+      </w:rPr>
     </w:lvl>
     <w:lvl w:ilvl="8">
       <w:numFmt w:val="bullet"/>
-      <w:lvlText w:val="•"/>
+      <w:lvlText w:val=""/>
       <w:lvlJc w:val="left"/>
       <w:pPr>
-        <w:ind w:left="6480" w:hanging="480"/>
-      </w:pPr>
+        <w:ind w:left="6480" w:hanging="360"/>
+      </w:pPr>
+      <w:rPr>
+        <w:rFonts w:ascii="Wingdings" w:hAnsi="Wingdings" w:cs="Wingdings" w:hint="default"/>
+      </w:rPr>
     </w:lvl>
   </w:abstractNum>
   <w:num w:numId="1000">
@@ -7266,57 +7148,94 @@
     <w:name w:val="Title"/>
     <w:basedOn w:val="Normal"/>
     <w:next w:val="BodyText"/>
+    <w:link w:val="TitleChar"/>
+    <w:uiPriority w:val="10"/>
     <w:qFormat/>
+    <w:rsid w:val="00A10FD9"/>
     <w:pPr>
-      <w:keepNext/>
-      <w:keepLines/>
-      <w:spacing w:after="240" w:before="480"/>
+      <w:spacing w:after="80" w:line="240" w:lineRule="auto"/>
+      <w:contextualSpacing/>
       <w:jc w:val="center"/>
     </w:pPr>
     <w:rPr>
       <w:rFonts w:asciiTheme="majorHAnsi" w:cstheme="majorBidi" w:eastAsiaTheme="majorEastAsia" w:hAnsiTheme="majorHAnsi"/>
-      <w:b/>
-      <w:bCs/>
-      <w:color w:themeColor="accent1" w:themeShade="B5" w:val="345A8A"/>
-      <w:sz w:val="36"/>
-      <w:szCs w:val="36"/>
+      <w:sz w:val="56"/>
+      <w:szCs w:val="56"/>
+    </w:rPr>
+  </w:style>
+  <w:style w:customStyle="1" w:styleId="TitleChar" w:type="character">
+    <w:name w:val="Title Char"/>
+    <w:basedOn w:val="DefaultParagraphFont"/>
+    <w:link w:val="Title"/>
+    <w:uiPriority w:val="10"/>
+    <w:rsid w:val="00A10FD9"/>
+    <w:rPr>
+      <w:rFonts w:asciiTheme="majorHAnsi" w:cstheme="majorBidi" w:eastAsiaTheme="majorEastAsia" w:hAnsiTheme="majorHAnsi"/>
+      <w:sz w:val="56"/>
+      <w:szCs w:val="56"/>
     </w:rPr>
   </w:style>
   <w:style w:styleId="Subtitle" w:type="paragraph">
     <w:name w:val="Subtitle"/>
     <w:basedOn w:val="Title"/>
     <w:next w:val="BodyText"/>
+    <w:link w:val="SubtitleChar"/>
+    <w:uiPriority w:val="11"/>
     <w:qFormat/>
+    <w:rsid w:val="00A10FD9"/>
     <w:pPr>
-      <w:keepNext/>
-      <w:keepLines/>
-      <w:spacing w:after="240" w:before="240"/>
-      <w:jc w:val="center"/>
+      <w:numPr>
+        <w:ilvl w:val="1"/>
+      </w:numPr>
     </w:pPr>
     <w:rPr>
-      <w:sz w:val="30"/>
-      <w:szCs w:val="30"/>
+      <w:rFonts w:cstheme="majorBidi" w:eastAsiaTheme="majorEastAsia"/>
+      <w:spacing w:val="15"/>
+      <w:sz w:val="28"/>
+      <w:szCs w:val="28"/>
+    </w:rPr>
+  </w:style>
+  <w:style w:customStyle="1" w:styleId="SubtitleChar" w:type="character">
+    <w:name w:val="Subtitle Char"/>
+    <w:basedOn w:val="DefaultParagraphFont"/>
+    <w:link w:val="Subtitle"/>
+    <w:uiPriority w:val="11"/>
+    <w:rsid w:val="00A10FD9"/>
+    <w:rPr>
+      <w:rFonts w:cstheme="majorBidi" w:eastAsiaTheme="majorEastAsia"/>
+      <w:color w:themeColor="text1" w:themeTint="A6" w:val="595959"/>
+      <w:spacing w:val="15"/>
+      <w:sz w:val="28"/>
+      <w:szCs w:val="28"/>
     </w:rPr>
   </w:style>
   <w:style w:customStyle="1" w:styleId="Author" w:type="paragraph">
     <w:name w:val="Author"/>
+    <w:basedOn w:val="Title"/>
     <w:next w:val="BodyText"/>
     <w:qFormat/>
     <w:pPr>
       <w:keepNext/>
       <w:keepLines/>
-      <w:jc w:val="center"/>
     </w:pPr>
+    <w:rPr>
+      <w:sz w:val="24"/>
+      <w:szCs w:val="24"/>
+    </w:rPr>
   </w:style>
   <w:style w:styleId="Date" w:type="paragraph">
     <w:name w:val="Date"/>
+    <w:basedOn w:val="Title"/>
     <w:next w:val="BodyText"/>
     <w:qFormat/>
     <w:pPr>
       <w:keepNext/>
       <w:keepLines/>
-      <w:jc w:val="center"/>
     </w:pPr>
+    <w:rPr>
+      <w:sz w:val="24"/>
+      <w:szCs w:val="24"/>
+    </w:rPr>
   </w:style>
   <w:style w:customStyle="1" w:styleId="AbstractTitle" w:type="paragraph">
     <w:name w:val="Abstract Title"/>
@@ -7331,7 +7250,6 @@
     </w:pPr>
     <w:rPr>
       <w:b/>
-      <w:color w:val="345A8A"/>
       <w:sz w:val="20"/>
       <w:szCs w:val="20"/>
     </w:rPr>
@@ -7360,191 +7278,321 @@
     <w:rPr/>
   </w:style>
   <w:style w:styleId="Heading1" w:type="paragraph">
-    <w:name w:val="Heading 1"/>
+    <w:name w:val="heading 1"/>
     <w:basedOn w:val="Normal"/>
     <w:next w:val="BodyText"/>
+    <w:link w:val="Heading1Char"/>
     <w:uiPriority w:val="9"/>
     <w:qFormat/>
+    <w:rsid w:val="00A10FD9"/>
     <w:pPr>
       <w:keepNext/>
       <w:keepLines/>
-      <w:spacing w:after="0" w:before="480"/>
+      <w:spacing w:after="80" w:before="360"/>
       <w:outlineLvl w:val="0"/>
     </w:pPr>
     <w:rPr>
       <w:rFonts w:asciiTheme="majorHAnsi" w:cstheme="majorBidi" w:eastAsiaTheme="majorEastAsia" w:hAnsiTheme="majorHAnsi"/>
-      <w:b/>
-      <w:bCs/>
-      <w:color w:themeColor="accent1" w:val="4F81BD"/>
+      <w:color w:themeColor="accent1" w:themeShade="BF" w:val="0F4761"/>
+      <w:sz w:val="40"/>
+      <w:szCs w:val="40"/>
+    </w:rPr>
+  </w:style>
+  <w:style w:styleId="Heading2" w:type="paragraph">
+    <w:name w:val="heading 2"/>
+    <w:basedOn w:val="Normal"/>
+    <w:next w:val="BodyText"/>
+    <w:link w:val="Heading2Char"/>
+    <w:uiPriority w:val="9"/>
+    <w:semiHidden/>
+    <w:unhideWhenUsed/>
+    <w:qFormat/>
+    <w:rsid w:val="00A10FD9"/>
+    <w:pPr>
+      <w:keepNext/>
+      <w:keepLines/>
+      <w:spacing w:after="80" w:before="160"/>
+      <w:outlineLvl w:val="1"/>
+    </w:pPr>
+    <w:rPr>
+      <w:rFonts w:asciiTheme="majorHAnsi" w:cstheme="majorBidi" w:eastAsiaTheme="majorEastAsia" w:hAnsiTheme="majorHAnsi"/>
+      <w:color w:themeColor="accent1" w:themeShade="BF" w:val="0F4761"/>
       <w:sz w:val="32"/>
       <w:szCs w:val="32"/>
     </w:rPr>
   </w:style>
-  <w:style w:styleId="Heading2" w:type="paragraph">
-    <w:name w:val="Heading 2"/>
+  <w:style w:styleId="Heading3" w:type="paragraph">
+    <w:name w:val="heading 3"/>
     <w:basedOn w:val="Normal"/>
     <w:next w:val="BodyText"/>
+    <w:link w:val="Heading3Char"/>
     <w:uiPriority w:val="9"/>
+    <w:semiHidden/>
     <w:unhideWhenUsed/>
     <w:qFormat/>
+    <w:rsid w:val="00A10FD9"/>
     <w:pPr>
       <w:keepNext/>
       <w:keepLines/>
-      <w:spacing w:after="0" w:before="200"/>
-      <w:outlineLvl w:val="1"/>
+      <w:spacing w:after="80" w:before="160"/>
+      <w:outlineLvl w:val="2"/>
     </w:pPr>
     <w:rPr>
-      <w:rFonts w:asciiTheme="majorHAnsi" w:cstheme="majorBidi" w:eastAsiaTheme="majorEastAsia" w:hAnsiTheme="majorHAnsi"/>
-      <w:b/>
-      <w:bCs/>
-      <w:color w:themeColor="accent1" w:val="4F81BD"/>
+      <w:rFonts w:cstheme="majorBidi" w:eastAsiaTheme="majorEastAsia"/>
+      <w:color w:themeColor="accent1" w:themeShade="BF" w:val="0F4761"/>
       <w:sz w:val="28"/>
       <w:szCs w:val="28"/>
     </w:rPr>
   </w:style>
-  <w:style w:styleId="Heading3" w:type="paragraph">
-    <w:name w:val="Heading 3"/>
+  <w:style w:styleId="Heading4" w:type="paragraph">
+    <w:name w:val="heading 4"/>
     <w:basedOn w:val="Normal"/>
     <w:next w:val="BodyText"/>
+    <w:link w:val="Heading4Char"/>
     <w:uiPriority w:val="9"/>
+    <w:semiHidden/>
     <w:unhideWhenUsed/>
     <w:qFormat/>
+    <w:rsid w:val="00A10FD9"/>
     <w:pPr>
       <w:keepNext/>
       <w:keepLines/>
-      <w:spacing w:after="0" w:before="200"/>
-      <w:outlineLvl w:val="2"/>
+      <w:spacing w:after="40" w:before="80"/>
+      <w:outlineLvl w:val="3"/>
     </w:pPr>
     <w:rPr>
-      <w:rFonts w:asciiTheme="majorHAnsi" w:cstheme="majorBidi" w:eastAsiaTheme="majorEastAsia" w:hAnsiTheme="majorHAnsi"/>
-      <w:b/>
-      <w:bCs/>
-      <w:color w:themeColor="accent1" w:val="4F81BD"/>
-      <w:sz w:val="24"/>
-      <w:szCs w:val="24"/>
+      <w:rFonts w:cstheme="majorBidi" w:eastAsiaTheme="majorEastAsia"/>
+      <w:i/>
+      <w:iCs/>
+      <w:color w:themeColor="accent1" w:themeShade="BF" w:val="0F4761"/>
     </w:rPr>
   </w:style>
-  <w:style w:styleId="Heading4" w:type="paragraph">
-    <w:name w:val="Heading 4"/>
+  <w:style w:styleId="Heading5" w:type="paragraph">
+    <w:name w:val="heading 5"/>
     <w:basedOn w:val="Normal"/>
     <w:next w:val="BodyText"/>
+    <w:link w:val="Heading5Char"/>
     <w:uiPriority w:val="9"/>
+    <w:semiHidden/>
     <w:unhideWhenUsed/>
     <w:qFormat/>
+    <w:rsid w:val="00A10FD9"/>
     <w:pPr>
       <w:keepNext/>
       <w:keepLines/>
-      <w:spacing w:after="0" w:before="200"/>
-      <w:outlineLvl w:val="3"/>
+      <w:spacing w:after="40" w:before="80"/>
+      <w:outlineLvl w:val="4"/>
     </w:pPr>
     <w:rPr>
-      <w:rFonts w:asciiTheme="majorHAnsi" w:cstheme="majorBidi" w:eastAsiaTheme="majorEastAsia" w:hAnsiTheme="majorHAnsi"/>
-      <w:bCs/>
-      <w:i/>
-      <w:color w:themeColor="accent1" w:val="4F81BD"/>
-      <w:sz w:val="24"/>
-      <w:szCs w:val="24"/>
+      <w:rFonts w:cstheme="majorBidi" w:eastAsiaTheme="majorEastAsia"/>
+      <w:color w:themeColor="accent1" w:themeShade="BF" w:val="0F4761"/>
     </w:rPr>
   </w:style>
-  <w:style w:styleId="Heading5" w:type="paragraph">
-    <w:name w:val="Heading 5"/>
+  <w:style w:styleId="Heading6" w:type="paragraph">
+    <w:name w:val="heading 6"/>
     <w:basedOn w:val="Normal"/>
     <w:next w:val="BodyText"/>
+    <w:link w:val="Heading6Char"/>
     <w:uiPriority w:val="9"/>
+    <w:semiHidden/>
     <w:unhideWhenUsed/>
     <w:qFormat/>
+    <w:rsid w:val="00A10FD9"/>
     <w:pPr>
       <w:keepNext/>
       <w:keepLines/>
-      <w:spacing w:after="0" w:before="200"/>
-      <w:outlineLvl w:val="4"/>
+      <w:spacing w:after="0" w:before="40"/>
+      <w:outlineLvl w:val="5"/>
     </w:pPr>
     <w:rPr>
-      <w:rFonts w:asciiTheme="majorHAnsi" w:cstheme="majorBidi" w:eastAsiaTheme="majorEastAsia" w:hAnsiTheme="majorHAnsi"/>
+      <w:rFonts w:cstheme="majorBidi" w:eastAsiaTheme="majorEastAsia"/>
+      <w:i/>
       <w:iCs/>
-      <w:color w:themeColor="accent1" w:val="4F81BD"/>
-      <w:sz w:val="24"/>
-      <w:szCs w:val="24"/>
+      <w:color w:themeColor="text1" w:themeTint="A6" w:val="595959"/>
     </w:rPr>
   </w:style>
-  <w:style w:styleId="Heading6" w:type="paragraph">
-    <w:name w:val="Heading 6"/>
+  <w:style w:styleId="Heading7" w:type="paragraph">
+    <w:name w:val="heading 7"/>
     <w:basedOn w:val="Normal"/>
     <w:next w:val="BodyText"/>
+    <w:link w:val="Heading7Char"/>
     <w:uiPriority w:val="9"/>
+    <w:semiHidden/>
     <w:unhideWhenUsed/>
     <w:qFormat/>
+    <w:rsid w:val="00A10FD9"/>
     <w:pPr>
       <w:keepNext/>
       <w:keepLines/>
-      <w:spacing w:after="0" w:before="200"/>
-      <w:outlineLvl w:val="5"/>
+      <w:spacing w:after="0" w:before="40"/>
+      <w:outlineLvl w:val="6"/>
     </w:pPr>
     <w:rPr>
-      <w:rFonts w:asciiTheme="majorHAnsi" w:cstheme="majorBidi" w:eastAsiaTheme="majorEastAsia" w:hAnsiTheme="majorHAnsi"/>
-      <w:color w:themeColor="accent1" w:val="4F81BD"/>
-      <w:sz w:val="24"/>
-      <w:szCs w:val="24"/>
+      <w:rFonts w:cstheme="majorBidi" w:eastAsiaTheme="majorEastAsia"/>
+      <w:color w:themeColor="text1" w:themeTint="A6" w:val="595959"/>
     </w:rPr>
   </w:style>
-  <w:style w:styleId="Heading7" w:type="paragraph">
-    <w:name w:val="Heading 7"/>
+  <w:style w:styleId="Heading8" w:type="paragraph">
+    <w:name w:val="heading 8"/>
     <w:basedOn w:val="Normal"/>
     <w:next w:val="BodyText"/>
+    <w:link w:val="Heading8Char"/>
     <w:uiPriority w:val="9"/>
+    <w:semiHidden/>
     <w:unhideWhenUsed/>
     <w:qFormat/>
+    <w:rsid w:val="00A10FD9"/>
     <w:pPr>
       <w:keepNext/>
       <w:keepLines/>
-      <w:spacing w:after="0" w:before="200"/>
-      <w:outlineLvl w:val="6"/>
+      <w:spacing w:after="0"/>
+      <w:outlineLvl w:val="7"/>
     </w:pPr>
     <w:rPr>
-      <w:rFonts w:asciiTheme="majorHAnsi" w:cstheme="majorBidi" w:eastAsiaTheme="majorEastAsia" w:hAnsiTheme="majorHAnsi"/>
-      <w:color w:themeColor="accent1" w:val="4F81BD"/>
-      <w:sz w:val="24"/>
-      <w:szCs w:val="24"/>
+      <w:rFonts w:cstheme="majorBidi" w:eastAsiaTheme="majorEastAsia"/>
+      <w:i/>
+      <w:iCs/>
+      <w:color w:themeColor="text1" w:themeTint="D8" w:val="272727"/>
     </w:rPr>
   </w:style>
-  <w:style w:styleId="Heading8" w:type="paragraph">
-    <w:name w:val="Heading 8"/>
+  <w:style w:styleId="Heading9" w:type="paragraph">
+    <w:name w:val="heading 9"/>
     <w:basedOn w:val="Normal"/>
     <w:next w:val="BodyText"/>
+    <w:link w:val="Heading9Char"/>
     <w:uiPriority w:val="9"/>
+    <w:semiHidden/>
     <w:unhideWhenUsed/>
     <w:qFormat/>
+    <w:rsid w:val="00A10FD9"/>
     <w:pPr>
       <w:keepNext/>
       <w:keepLines/>
-      <w:spacing w:after="0" w:before="200"/>
-      <w:outlineLvl w:val="7"/>
-    </w:pPr>
-    <w:rPr>
-      <w:rFonts w:asciiTheme="majorHAnsi" w:cstheme="majorBidi" w:eastAsiaTheme="majorEastAsia" w:hAnsiTheme="majorHAnsi"/>
-      <w:color w:themeColor="accent1" w:val="4F81BD"/>
-      <w:sz w:val="24"/>
-      <w:szCs w:val="24"/>
-    </w:rPr>
-  </w:style>
-  <w:style w:styleId="Heading9" w:type="paragraph">
-    <w:name w:val="Heading 9"/>
-    <w:basedOn w:val="Normal"/>
-    <w:next w:val="BodyText"/>
-    <w:uiPriority w:val="9"/>
-    <w:unhideWhenUsed/>
-    <w:qFormat/>
-    <w:pPr>
-      <w:keepNext/>
-      <w:keepLines/>
-      <w:spacing w:after="0" w:before="200"/>
+      <w:spacing w:after="0"/>
       <w:outlineLvl w:val="8"/>
     </w:pPr>
     <w:rPr>
+      <w:rFonts w:cstheme="majorBidi" w:eastAsiaTheme="majorEastAsia"/>
+      <w:color w:themeColor="text1" w:themeTint="D8" w:val="272727"/>
+    </w:rPr>
+  </w:style>
+  <w:style w:customStyle="1" w:styleId="Heading1Char" w:type="character">
+    <w:name w:val="Heading 1 Char"/>
+    <w:basedOn w:val="DefaultParagraphFont"/>
+    <w:link w:val="Heading1"/>
+    <w:uiPriority w:val="9"/>
+    <w:rsid w:val="00A10FD9"/>
+    <w:rPr>
       <w:rFonts w:asciiTheme="majorHAnsi" w:cstheme="majorBidi" w:eastAsiaTheme="majorEastAsia" w:hAnsiTheme="majorHAnsi"/>
-      <w:color w:themeColor="accent1" w:val="4F81BD"/>
-      <w:sz w:val="24"/>
-      <w:szCs w:val="24"/>
+      <w:color w:themeColor="accent1" w:themeShade="BF" w:val="0F4761"/>
+      <w:sz w:val="40"/>
+      <w:szCs w:val="40"/>
+    </w:rPr>
+  </w:style>
+  <w:style w:customStyle="1" w:styleId="Heading2Char" w:type="character">
+    <w:name w:val="Heading 2 Char"/>
+    <w:basedOn w:val="DefaultParagraphFont"/>
+    <w:link w:val="Heading2"/>
+    <w:uiPriority w:val="9"/>
+    <w:semiHidden/>
+    <w:rsid w:val="00A10FD9"/>
+    <w:rPr>
+      <w:rFonts w:asciiTheme="majorHAnsi" w:cstheme="majorBidi" w:eastAsiaTheme="majorEastAsia" w:hAnsiTheme="majorHAnsi"/>
+      <w:color w:themeColor="accent1" w:themeShade="BF" w:val="0F4761"/>
+      <w:sz w:val="32"/>
+      <w:szCs w:val="32"/>
+    </w:rPr>
+  </w:style>
+  <w:style w:customStyle="1" w:styleId="Heading3Char" w:type="character">
+    <w:name w:val="Heading 3 Char"/>
+    <w:basedOn w:val="DefaultParagraphFont"/>
+    <w:link w:val="Heading3"/>
+    <w:uiPriority w:val="9"/>
+    <w:semiHidden/>
+    <w:rsid w:val="00A10FD9"/>
+    <w:rPr>
+      <w:rFonts w:cstheme="majorBidi" w:eastAsiaTheme="majorEastAsia"/>
+      <w:color w:themeColor="accent1" w:themeShade="BF" w:val="0F4761"/>
+      <w:sz w:val="28"/>
+      <w:szCs w:val="28"/>
+    </w:rPr>
+  </w:style>
+  <w:style w:customStyle="1" w:styleId="Heading4Char" w:type="character">
+    <w:name w:val="Heading 4 Char"/>
+    <w:basedOn w:val="DefaultParagraphFont"/>
+    <w:link w:val="Heading4"/>
+    <w:uiPriority w:val="9"/>
+    <w:semiHidden/>
+    <w:rsid w:val="00A10FD9"/>
+    <w:rPr>
+      <w:rFonts w:cstheme="majorBidi" w:eastAsiaTheme="majorEastAsia"/>
+      <w:i/>
+      <w:iCs/>
+      <w:color w:themeColor="accent1" w:themeShade="BF" w:val="0F4761"/>
+    </w:rPr>
+  </w:style>
+  <w:style w:customStyle="1" w:styleId="Heading5Char" w:type="character">
+    <w:name w:val="Heading 5 Char"/>
+    <w:basedOn w:val="DefaultParagraphFont"/>
+    <w:link w:val="Heading5"/>
+    <w:uiPriority w:val="9"/>
+    <w:semiHidden/>
+    <w:rsid w:val="00A10FD9"/>
+    <w:rPr>
+      <w:rFonts w:cstheme="majorBidi" w:eastAsiaTheme="majorEastAsia"/>
+      <w:color w:themeColor="accent1" w:themeShade="BF" w:val="0F4761"/>
+    </w:rPr>
+  </w:style>
+  <w:style w:customStyle="1" w:styleId="Heading6Char" w:type="character">
+    <w:name w:val="Heading 6 Char"/>
+    <w:basedOn w:val="DefaultParagraphFont"/>
+    <w:link w:val="Heading6"/>
+    <w:uiPriority w:val="9"/>
+    <w:semiHidden/>
+    <w:rsid w:val="00A10FD9"/>
+    <w:rPr>
+      <w:rFonts w:cstheme="majorBidi" w:eastAsiaTheme="majorEastAsia"/>
+      <w:i/>
+      <w:iCs/>
+      <w:color w:themeColor="text1" w:themeTint="A6" w:val="595959"/>
+    </w:rPr>
+  </w:style>
+  <w:style w:customStyle="1" w:styleId="Heading7Char" w:type="character">
+    <w:name w:val="Heading 7 Char"/>
+    <w:basedOn w:val="DefaultParagraphFont"/>
+    <w:link w:val="Heading7"/>
+    <w:uiPriority w:val="9"/>
+    <w:semiHidden/>
+    <w:rsid w:val="00A10FD9"/>
+    <w:rPr>
+      <w:rFonts w:cstheme="majorBidi" w:eastAsiaTheme="majorEastAsia"/>
+      <w:color w:themeColor="text1" w:themeTint="A6" w:val="595959"/>
+    </w:rPr>
+  </w:style>
+  <w:style w:customStyle="1" w:styleId="Heading8Char" w:type="character">
+    <w:name w:val="Heading 8 Char"/>
+    <w:basedOn w:val="DefaultParagraphFont"/>
+    <w:link w:val="Heading8"/>
+    <w:uiPriority w:val="9"/>
+    <w:semiHidden/>
+    <w:rsid w:val="00A10FD9"/>
+    <w:rPr>
+      <w:rFonts w:cstheme="majorBidi" w:eastAsiaTheme="majorEastAsia"/>
+      <w:i/>
+      <w:iCs/>
+      <w:color w:themeColor="text1" w:themeTint="D8" w:val="272727"/>
+    </w:rPr>
+  </w:style>
+  <w:style w:customStyle="1" w:styleId="Heading9Char" w:type="character">
+    <w:name w:val="Heading 9 Char"/>
+    <w:basedOn w:val="DefaultParagraphFont"/>
+    <w:link w:val="Heading9"/>
+    <w:uiPriority w:val="9"/>
+    <w:semiHidden/>
+    <w:rsid w:val="00A10FD9"/>
+    <w:rPr>
+      <w:rFonts w:cstheme="majorBidi" w:eastAsiaTheme="majorEastAsia"/>
+      <w:color w:themeColor="text1" w:themeTint="D8" w:val="272727"/>
     </w:rPr>
   </w:style>
   <w:style w:styleId="BlockText" w:type="paragraph">
@@ -7569,8 +7617,8 @@
   </w:style>
   <w:style w:styleId="FootnoteBlockText" w:type="paragraph">
     <w:name w:val="Footnote Block Text"/>
-    <w:basedOn w:val="Footnote Text"/>
-    <w:next w:val="Footnote Text"/>
+    <w:basedOn w:val="FootnoteText"/>
+    <w:next w:val="FootnoteText"/>
     <w:uiPriority w:val="9"/>
     <w:unhideWhenUsed/>
     <w:qFormat/>
@@ -7962,44 +8010,44 @@
         <a:sysClr val="window" lastClr="FFFFFF"/>
       </a:lt1>
       <a:dk2>
-        <a:srgbClr val="1F497D"/>
+        <a:srgbClr val="0E2841"/>
       </a:dk2>
       <a:lt2>
-        <a:srgbClr val="EEECE1"/>
+        <a:srgbClr val="E8E8E8"/>
       </a:lt2>
       <a:accent1>
-        <a:srgbClr val="4F81BD"/>
+        <a:srgbClr val="156082"/>
       </a:accent1>
       <a:accent2>
-        <a:srgbClr val="C0504D"/>
+        <a:srgbClr val="E97132"/>
       </a:accent2>
       <a:accent3>
-        <a:srgbClr val="9BBB59"/>
+        <a:srgbClr val="196B24"/>
       </a:accent3>
       <a:accent4>
-        <a:srgbClr val="8064A2"/>
+        <a:srgbClr val="0F9ED5"/>
       </a:accent4>
       <a:accent5>
-        <a:srgbClr val="4BACC6"/>
+        <a:srgbClr val="A02B93"/>
       </a:accent5>
       <a:accent6>
-        <a:srgbClr val="F79646"/>
+        <a:srgbClr val="4EA72E"/>
       </a:accent6>
       <a:hlink>
-        <a:srgbClr val="0000FF"/>
+        <a:srgbClr val="467886"/>
       </a:hlink>
       <a:folHlink>
-        <a:srgbClr val="800080"/>
+        <a:srgbClr val="96607D"/>
       </a:folHlink>
     </a:clrScheme>
     <a:fontScheme name="Office">
       <a:majorFont>
-        <a:latin typeface="Calibri"/>
+        <a:latin typeface="Aptos Display" panose="02110004020202020204"/>
         <a:ea typeface=""/>
         <a:cs typeface=""/>
-        <a:font script="Jpan" typeface="ＭＳ ゴシック"/>
+        <a:font script="Jpan" typeface="游ゴシック Light"/>
         <a:font script="Hang" typeface="맑은 고딕"/>
-        <a:font script="Hans" typeface="宋体"/>
+        <a:font script="Hans" typeface="等线 Light"/>
         <a:font script="Hant" typeface="新細明體"/>
         <a:font script="Arab" typeface="Times New Roman"/>
         <a:font script="Hebr" typeface="Times New Roman"/>
@@ -8026,14 +8074,32 @@
         <a:font script="Mong" typeface="Mongolian Baiti"/>
         <a:font script="Viet" typeface="Times New Roman"/>
         <a:font script="Uigh" typeface="Microsoft Uighur"/>
+        <a:font script="Geor" typeface="Sylfaen"/>
+        <a:font script="Armn" typeface="Arial"/>
+        <a:font script="Bugi" typeface="Leelawadee UI"/>
+        <a:font script="Bopo" typeface="Microsoft JhengHei"/>
+        <a:font script="Java" typeface="Javanese Text"/>
+        <a:font script="Lisu" typeface="Segoe UI"/>
+        <a:font script="Mymr" typeface="Myanmar Text"/>
+        <a:font script="Nkoo" typeface="Ebrima"/>
+        <a:font script="Olck" typeface="Nirmala UI"/>
+        <a:font script="Osma" typeface="Ebrima"/>
+        <a:font script="Phag" typeface="Phagspa"/>
+        <a:font script="Syrn" typeface="Estrangelo Edessa"/>
+        <a:font script="Syrj" typeface="Estrangelo Edessa"/>
+        <a:font script="Syre" typeface="Estrangelo Edessa"/>
+        <a:font script="Sora" typeface="Nirmala UI"/>
+        <a:font script="Tale" typeface="Microsoft Tai Le"/>
+        <a:font script="Talu" typeface="Microsoft New Tai Lue"/>
+        <a:font script="Tfng" typeface="Ebrima"/>
       </a:majorFont>
       <a:minorFont>
-        <a:latin typeface="Cambria"/>
+        <a:latin typeface="Aptos" panose="02110004020202020204"/>
         <a:ea typeface=""/>
         <a:cs typeface=""/>
-        <a:font script="Jpan" typeface="ＭＳ 明朝"/>
+        <a:font script="Jpan" typeface="游明朝"/>
         <a:font script="Hang" typeface="맑은 고딕"/>
-        <a:font script="Hans" typeface="宋体"/>
+        <a:font script="Hans" typeface="等线"/>
         <a:font script="Hant" typeface="新細明體"/>
         <a:font script="Arab" typeface="Arial"/>
         <a:font script="Hebr" typeface="Arial"/>
@@ -8060,6 +8126,24 @@
         <a:font script="Mong" typeface="Mongolian Baiti"/>
         <a:font script="Viet" typeface="Arial"/>
         <a:font script="Uigh" typeface="Microsoft Uighur"/>
+        <a:font script="Geor" typeface="Sylfaen"/>
+        <a:font script="Armn" typeface="Arial"/>
+        <a:font script="Bugi" typeface="Leelawadee UI"/>
+        <a:font script="Bopo" typeface="Microsoft JhengHei"/>
+        <a:font script="Java" typeface="Javanese Text"/>
+        <a:font script="Lisu" typeface="Segoe UI"/>
+        <a:font script="Mymr" typeface="Myanmar Text"/>
+        <a:font script="Nkoo" typeface="Ebrima"/>
+        <a:font script="Olck" typeface="Nirmala UI"/>
+        <a:font script="Osma" typeface="Ebrima"/>
+        <a:font script="Phag" typeface="Phagspa"/>
+        <a:font script="Syrn" typeface="Estrangelo Edessa"/>
+        <a:font script="Syrj" typeface="Estrangelo Edessa"/>
+        <a:font script="Syre" typeface="Estrangelo Edessa"/>
+        <a:font script="Sora" typeface="Nirmala UI"/>
+        <a:font script="Tale" typeface="Microsoft Tai Le"/>
+        <a:font script="Talu" typeface="Microsoft New Tai Lue"/>
+        <a:font script="Tfng" typeface="Ebrima"/>
       </a:minorFont>
     </a:fontScheme>
     <a:fmtScheme name="Office">
@@ -8071,200 +8155,141 @@
           <a:gsLst>
             <a:gs pos="0">
               <a:schemeClr val="phClr">
-                <a:tint val="50000"/>
-                <a:satMod val="300000"/>
+                <a:lumMod val="110000"/>
+                <a:satMod val="105000"/>
+                <a:tint val="67000"/>
               </a:schemeClr>
             </a:gs>
-            <a:gs pos="35000">
+            <a:gs pos="50000">
               <a:schemeClr val="phClr">
-                <a:tint val="37000"/>
-                <a:satMod val="300000"/>
+                <a:lumMod val="105000"/>
+                <a:satMod val="103000"/>
+                <a:tint val="73000"/>
               </a:schemeClr>
             </a:gs>
             <a:gs pos="100000">
               <a:schemeClr val="phClr">
-                <a:tint val="15000"/>
-                <a:satMod val="350000"/>
+                <a:lumMod val="105000"/>
+                <a:satMod val="109000"/>
+                <a:tint val="81000"/>
               </a:schemeClr>
             </a:gs>
           </a:gsLst>
-          <a:lin ang="16200000" scaled="1"/>
+          <a:lin ang="5400000" scaled="0"/>
         </a:gradFill>
         <a:gradFill rotWithShape="1">
           <a:gsLst>
             <a:gs pos="0">
               <a:schemeClr val="phClr">
-                <a:tint val="100000"/>
+                <a:satMod val="103000"/>
+                <a:lumMod val="102000"/>
+                <a:tint val="94000"/>
+              </a:schemeClr>
+            </a:gs>
+            <a:gs pos="50000">
+              <a:schemeClr val="phClr">
+                <a:satMod val="110000"/>
+                <a:lumMod val="100000"/>
                 <a:shade val="100000"/>
-                <a:satMod val="130000"/>
               </a:schemeClr>
             </a:gs>
             <a:gs pos="100000">
               <a:schemeClr val="phClr">
-                <a:tint val="50000"/>
-                <a:shade val="100000"/>
-                <a:satMod val="350000"/>
+                <a:lumMod val="99000"/>
+                <a:satMod val="120000"/>
+                <a:shade val="78000"/>
               </a:schemeClr>
             </a:gs>
           </a:gsLst>
-          <a:lin ang="16200000" scaled="0"/>
+          <a:lin ang="5400000" scaled="0"/>
         </a:gradFill>
       </a:fillStyleLst>
       <a:lnStyleLst>
-        <a:ln w="9525" cap="flat" cmpd="sng" algn="ctr">
-          <a:solidFill>
-            <a:schemeClr val="phClr">
-              <a:shade val="95000"/>
-              <a:satMod val="105000"/>
-            </a:schemeClr>
-          </a:solidFill>
-          <a:prstDash val="solid"/>
-        </a:ln>
-        <a:ln w="25400" cap="flat" cmpd="sng" algn="ctr">
+        <a:ln w="6350" cap="flat" cmpd="sng" algn="ctr">
           <a:solidFill>
             <a:schemeClr val="phClr"/>
           </a:solidFill>
           <a:prstDash val="solid"/>
+          <a:miter lim="800000"/>
         </a:ln>
-        <a:ln w="38100" cap="flat" cmpd="sng" algn="ctr">
+        <a:ln w="12700" cap="flat" cmpd="sng" algn="ctr">
           <a:solidFill>
             <a:schemeClr val="phClr"/>
           </a:solidFill>
           <a:prstDash val="solid"/>
+          <a:miter lim="800000"/>
+        </a:ln>
+        <a:ln w="19050" cap="flat" cmpd="sng" algn="ctr">
+          <a:solidFill>
+            <a:schemeClr val="phClr"/>
+          </a:solidFill>
+          <a:prstDash val="solid"/>
+          <a:miter lim="800000"/>
         </a:ln>
       </a:lnStyleLst>
       <a:effectStyleLst>
         <a:effectStyle>
+          <a:effectLst/>
+        </a:effectStyle>
+        <a:effectStyle>
+          <a:effectLst/>
+        </a:effectStyle>
+        <a:effectStyle>
           <a:effectLst>
-            <a:outerShdw blurRad="40000" dist="20000" dir="5400000" rotWithShape="0">
+            <a:outerShdw blurRad="57150" dist="19050" dir="5400000" algn="ctr" rotWithShape="0">
               <a:srgbClr val="000000">
-                <a:alpha val="38000"/>
+                <a:alpha val="63000"/>
               </a:srgbClr>
             </a:outerShdw>
           </a:effectLst>
-        </a:effectStyle>
-        <a:effectStyle>
-          <a:effectLst>
-            <a:outerShdw blurRad="40000" dist="23000" dir="5400000" rotWithShape="0">
-              <a:srgbClr val="000000">
-                <a:alpha val="35000"/>
-              </a:srgbClr>
-            </a:outerShdw>
-          </a:effectLst>
-        </a:effectStyle>
-        <a:effectStyle>
-          <a:effectLst>
-            <a:outerShdw blurRad="40000" dist="23000" dir="5400000" rotWithShape="0">
-              <a:srgbClr val="000000">
-                <a:alpha val="35000"/>
-              </a:srgbClr>
-            </a:outerShdw>
-          </a:effectLst>
-          <a:scene3d>
-            <a:camera prst="orthographicFront">
-              <a:rot lat="0" lon="0" rev="0"/>
-            </a:camera>
-            <a:lightRig rig="threePt" dir="t">
-              <a:rot lat="0" lon="0" rev="1200000"/>
-            </a:lightRig>
-          </a:scene3d>
-          <a:sp3d>
-            <a:bevelT w="63500" h="25400"/>
-          </a:sp3d>
         </a:effectStyle>
       </a:effectStyleLst>
       <a:bgFillStyleLst>
         <a:solidFill>
           <a:schemeClr val="phClr"/>
         </a:solidFill>
+        <a:solidFill>
+          <a:schemeClr val="phClr">
+            <a:tint val="95000"/>
+            <a:satMod val="170000"/>
+          </a:schemeClr>
+        </a:solidFill>
         <a:gradFill rotWithShape="1">
           <a:gsLst>
             <a:gs pos="0">
               <a:schemeClr val="phClr">
-                <a:tint val="40000"/>
-                <a:satMod val="350000"/>
+                <a:tint val="93000"/>
+                <a:satMod val="150000"/>
+                <a:shade val="98000"/>
+                <a:lumMod val="102000"/>
               </a:schemeClr>
             </a:gs>
-            <a:gs pos="40000">
+            <a:gs pos="50000">
               <a:schemeClr val="phClr">
-                <a:tint val="45000"/>
-                <a:shade val="99000"/>
-                <a:satMod val="350000"/>
+                <a:tint val="98000"/>
+                <a:satMod val="130000"/>
+                <a:shade val="90000"/>
+                <a:lumMod val="103000"/>
               </a:schemeClr>
             </a:gs>
             <a:gs pos="100000">
               <a:schemeClr val="phClr">
-                <a:shade val="20000"/>
-                <a:satMod val="255000"/>
+                <a:shade val="63000"/>
+                <a:satMod val="120000"/>
               </a:schemeClr>
             </a:gs>
           </a:gsLst>
-          <a:path path="circle">
-            <a:fillToRect l="50000" t="-80000" r="50000" b="180000"/>
-          </a:path>
-        </a:gradFill>
-        <a:gradFill rotWithShape="1">
-          <a:gsLst>
-            <a:gs pos="0">
-              <a:schemeClr val="phClr">
-                <a:tint val="80000"/>
-                <a:satMod val="300000"/>
-              </a:schemeClr>
-            </a:gs>
-            <a:gs pos="100000">
-              <a:schemeClr val="phClr">
-                <a:shade val="30000"/>
-                <a:satMod val="200000"/>
-              </a:schemeClr>
-            </a:gs>
-          </a:gsLst>
-          <a:path path="circle">
-            <a:fillToRect l="50000" t="50000" r="50000" b="50000"/>
-          </a:path>
+          <a:lin ang="5400000" scaled="0"/>
         </a:gradFill>
       </a:bgFillStyleLst>
     </a:fmtScheme>
   </a:themeElements>
-  <a:objectDefaults>
-    <a:spDef>
-      <a:spPr/>
-      <a:bodyPr/>
-      <a:lstStyle/>
-      <a:style>
-        <a:lnRef idx="1">
-          <a:schemeClr val="accent1"/>
-        </a:lnRef>
-        <a:fillRef idx="3">
-          <a:schemeClr val="accent1"/>
-        </a:fillRef>
-        <a:effectRef idx="2">
-          <a:schemeClr val="accent1"/>
-        </a:effectRef>
-        <a:fontRef idx="minor">
-          <a:schemeClr val="lt1"/>
-        </a:fontRef>
-      </a:style>
-    </a:spDef>
-    <a:lnDef>
-      <a:spPr/>
-      <a:bodyPr/>
-      <a:lstStyle/>
-      <a:style>
-        <a:lnRef idx="2">
-          <a:schemeClr val="accent1"/>
-        </a:lnRef>
-        <a:fillRef idx="0">
-          <a:schemeClr val="accent1"/>
-        </a:fillRef>
-        <a:effectRef idx="1">
-          <a:schemeClr val="accent1"/>
-        </a:effectRef>
-        <a:fontRef idx="minor">
-          <a:schemeClr val="tx1"/>
-        </a:fontRef>
-      </a:style>
-    </a:lnDef>
-  </a:objectDefaults>
+  <a:objectDefaults/>
   <a:extraClrSchemeLst/>
+  <a:extLst>
+    <a:ext uri="{05A4C25C-085E-4340-85A3-A5531E510DB2}">
+      <thm15:themeFamily xmlns:thm15="http://schemas.microsoft.com/office/thememl/2012/main" name="Office Theme" id="{2E142A2C-CD16-42D6-873A-C26D2A0506FA}" vid="{1BDDFF52-6CD6-40A5-AB3C-68EB2F1E4D0A}"/>
+    </a:ext>
+  </a:extLst>
 </a:theme>
 </file>